--- a/돌아보기/퀘스트 설계.docx
+++ b/돌아보기/퀘스트 설계.docx
@@ -1,6 +1,6 @@
 
 <file path=word/document.xml><?xml version="1.0" encoding="utf-8"?>
-<w:document xmlns:wpc="http://schemas.microsoft.com/office/word/2010/wordprocessingCanvas" xmlns:cx="http://schemas.microsoft.com/office/drawing/2014/chartex" xmlns:mc="http://schemas.openxmlformats.org/markup-compatibility/2006" xmlns:o="urn:schemas-microsoft-com:office:office" xmlns:r="http://schemas.openxmlformats.org/officeDocument/2006/relationships" xmlns:m="http://schemas.openxmlformats.org/officeDocument/2006/math" xmlns:v="urn:schemas-microsoft-com:vml" xmlns:wp14="http://schemas.microsoft.com/office/word/2010/wordprocessingDrawing" xmlns:wp="http://schemas.openxmlformats.org/drawingml/2006/wordprocessingDrawing" xmlns:w10="urn:schemas-microsoft-com:office:word" xmlns:w="http://schemas.openxmlformats.org/wordprocessingml/2006/main" xmlns:w14="http://schemas.microsoft.com/office/word/2010/wordml" xmlns:w15="http://schemas.microsoft.com/office/word/2012/wordml" xmlns:w16se="http://schemas.microsoft.com/office/word/2015/wordml/symex" xmlns:wpg="http://schemas.microsoft.com/office/word/2010/wordprocessingGroup" xmlns:wpi="http://schemas.microsoft.com/office/word/2010/wordprocessingInk" xmlns:wne="http://schemas.microsoft.com/office/word/2006/wordml" xmlns:wps="http://schemas.microsoft.com/office/word/2010/wordprocessingShape" mc:Ignorable="w14 w15 w16se wp14">
+<w:document xmlns:wpc="http://schemas.microsoft.com/office/word/2010/wordprocessingCanvas" xmlns:cx="http://schemas.microsoft.com/office/drawing/2014/chartex" xmlns:cx1="http://schemas.microsoft.com/office/drawing/2015/9/8/chartex" xmlns:cx2="http://schemas.microsoft.com/office/drawing/2015/10/21/chartex" xmlns:cx3="http://schemas.microsoft.com/office/drawing/2016/5/9/chartex" xmlns:cx4="http://schemas.microsoft.com/office/drawing/2016/5/10/chartex" xmlns:cx5="http://schemas.microsoft.com/office/drawing/2016/5/11/chartex" xmlns:cx6="http://schemas.microsoft.com/office/drawing/2016/5/12/chartex" xmlns:cx7="http://schemas.microsoft.com/office/drawing/2016/5/13/chartex" xmlns:cx8="http://schemas.microsoft.com/office/drawing/2016/5/14/chartex" xmlns:mc="http://schemas.openxmlformats.org/markup-compatibility/2006" xmlns:aink="http://schemas.microsoft.com/office/drawing/2016/ink" xmlns:am3d="http://schemas.microsoft.com/office/drawing/2017/model3d" xmlns:o="urn:schemas-microsoft-com:office:office" xmlns:r="http://schemas.openxmlformats.org/officeDocument/2006/relationships" xmlns:m="http://schemas.openxmlformats.org/officeDocument/2006/math" xmlns:v="urn:schemas-microsoft-com:vml" xmlns:wp14="http://schemas.microsoft.com/office/word/2010/wordprocessingDrawing" xmlns:wp="http://schemas.openxmlformats.org/drawingml/2006/wordprocessingDrawing" xmlns:w10="urn:schemas-microsoft-com:office:word" xmlns:w="http://schemas.openxmlformats.org/wordprocessingml/2006/main" xmlns:w14="http://schemas.microsoft.com/office/word/2010/wordml" xmlns:w15="http://schemas.microsoft.com/office/word/2012/wordml" xmlns:w16cex="http://schemas.microsoft.com/office/word/2018/wordml/cex" xmlns:w16cid="http://schemas.microsoft.com/office/word/2016/wordml/cid" xmlns:w16="http://schemas.microsoft.com/office/word/2018/wordml" xmlns:w16sdtdh="http://schemas.microsoft.com/office/word/2020/wordml/sdtdatahash" xmlns:w16se="http://schemas.microsoft.com/office/word/2015/wordml/symex" xmlns:wpg="http://schemas.microsoft.com/office/word/2010/wordprocessingGroup" xmlns:wpi="http://schemas.microsoft.com/office/word/2010/wordprocessingInk" xmlns:wne="http://schemas.microsoft.com/office/word/2006/wordml" xmlns:wps="http://schemas.microsoft.com/office/word/2010/wordprocessingShape" mc:Ignorable="w14 w15 w16se w16cid w16 w16cex w16sdtdh wp14">
   <w:body>
     <w:tbl>
       <w:tblPr>
@@ -84,8 +84,6 @@
           <w:sz w:val="28"/>
         </w:rPr>
       </w:pPr>
-      <w:bookmarkStart w:id="0" w:name="_GoBack"/>
-      <w:bookmarkEnd w:id="0"/>
       <w:r>
         <w:rPr>
           <w:b/>
@@ -131,7 +129,15 @@
           <w:rFonts w:hint="eastAsia"/>
           <w:sz w:val="32"/>
         </w:rPr>
-        <w:t xml:space="preserve">넌 착해 </w:t>
+        <w:t xml:space="preserve">넌 </w:t>
+      </w:r>
+      <w:proofErr w:type="gramStart"/>
+      <w:r>
+        <w:rPr>
+          <w:rFonts w:hint="eastAsia"/>
+          <w:sz w:val="32"/>
+        </w:rPr>
+        <w:t xml:space="preserve">착해 </w:t>
       </w:r>
       <w:r>
         <w:rPr>
@@ -139,6 +145,7 @@
         </w:rPr>
         <w:t>!</w:t>
       </w:r>
+      <w:proofErr w:type="gramEnd"/>
       <w:r>
         <w:rPr>
           <w:sz w:val="32"/>
@@ -250,13 +257,23 @@
           <w:rFonts w:ascii="맑은 고딕" w:eastAsia="맑은 고딕" w:hAnsi="맑은 고딕" w:cs="맑은 고딕"/>
         </w:rPr>
       </w:pPr>
+      <w:proofErr w:type="gramStart"/>
       <w:r>
         <w:rPr>
           <w:rFonts w:ascii="맑은 고딕" w:eastAsia="맑은 고딕" w:hAnsi="맑은 고딕" w:cs="맑은 고딕"/>
           <w:b/>
           <w:color w:val="0F4C75"/>
         </w:rPr>
-        <w:t xml:space="preserve">▣  전체 시놉시스  </w:t>
+        <w:t>▣  전체</w:t>
+      </w:r>
+      <w:proofErr w:type="gramEnd"/>
+      <w:r>
+        <w:rPr>
+          <w:rFonts w:ascii="맑은 고딕" w:eastAsia="맑은 고딕" w:hAnsi="맑은 고딕" w:cs="맑은 고딕"/>
+          <w:b/>
+          <w:color w:val="0F4C75"/>
+        </w:rPr>
+        <w:t xml:space="preserve"> 시놉시스  </w:t>
       </w:r>
     </w:p>
     <w:tbl>
@@ -361,7 +378,27 @@
                 <w:sz w:val="14"/>
                 <w:szCs w:val="14"/>
               </w:rPr>
-              <w:t>결국 한해는 괴물의 정체와 균열의 진실을 마주하며, 선의가 자발적인 선택인지 강요된 희생인지 선택해야 한다.</w:t>
+              <w:t xml:space="preserve">결국 </w:t>
+            </w:r>
+            <w:proofErr w:type="gramStart"/>
+            <w:r>
+              <w:rPr>
+                <w:rFonts w:ascii="맑은 고딕" w:eastAsia="맑은 고딕" w:hAnsi="맑은 고딕" w:cs="맑은 고딕"/>
+                <w:color w:val="1C2B36"/>
+                <w:sz w:val="14"/>
+                <w:szCs w:val="14"/>
+              </w:rPr>
+              <w:t>한해는</w:t>
+            </w:r>
+            <w:proofErr w:type="gramEnd"/>
+            <w:r>
+              <w:rPr>
+                <w:rFonts w:ascii="맑은 고딕" w:eastAsia="맑은 고딕" w:hAnsi="맑은 고딕" w:cs="맑은 고딕"/>
+                <w:color w:val="1C2B36"/>
+                <w:sz w:val="14"/>
+                <w:szCs w:val="14"/>
+              </w:rPr>
+              <w:t xml:space="preserve"> 괴물의 정체와 균열의 진실을 마주하며, 선의가 자발적인 선택인지 강요된 희생인지 선택해야 한다.</w:t>
             </w:r>
           </w:p>
         </w:tc>
@@ -384,13 +421,23 @@
           <w:rFonts w:ascii="맑은 고딕" w:eastAsia="맑은 고딕" w:hAnsi="맑은 고딕" w:cs="맑은 고딕"/>
         </w:rPr>
       </w:pPr>
+      <w:proofErr w:type="gramStart"/>
       <w:r>
         <w:rPr>
           <w:rFonts w:ascii="맑은 고딕" w:eastAsia="맑은 고딕" w:hAnsi="맑은 고딕" w:cs="맑은 고딕"/>
           <w:b/>
           <w:color w:val="0F4C75"/>
         </w:rPr>
-        <w:t>◎  퀘스트 전체 구조</w:t>
+        <w:t>◎  퀘스트</w:t>
+      </w:r>
+      <w:proofErr w:type="gramEnd"/>
+      <w:r>
+        <w:rPr>
+          <w:rFonts w:ascii="맑은 고딕" w:eastAsia="맑은 고딕" w:hAnsi="맑은 고딕" w:cs="맑은 고딕"/>
+          <w:b/>
+          <w:color w:val="0F4C75"/>
+        </w:rPr>
+        <w:t xml:space="preserve"> 전체 구조</w:t>
       </w:r>
     </w:p>
     <w:tbl>
@@ -432,7 +479,7 @@
               <mc:AlternateContent>
                 <mc:Choice Requires="wps">
                   <w:drawing>
-                    <wp:anchor distT="0" distB="0" distL="114300" distR="114300" simplePos="0" relativeHeight="251704320" behindDoc="0" locked="0" layoutInCell="1" hidden="0" allowOverlap="1">
+                    <wp:anchor distT="0" distB="0" distL="114300" distR="114300" simplePos="0" relativeHeight="251704320" behindDoc="0" locked="0" layoutInCell="1" hidden="0" allowOverlap="1" wp14:anchorId="029CC11B" wp14:editId="52A8D76A">
                       <wp:simplePos x="0" y="0"/>
                       <wp:positionH relativeFrom="column">
                         <wp:posOffset>1989340</wp:posOffset>
@@ -543,7 +590,7 @@
               <mc:AlternateContent>
                 <mc:Choice Requires="wps">
                   <w:drawing>
-                    <wp:anchor distT="0" distB="0" distL="114300" distR="114300" simplePos="0" relativeHeight="251773952" behindDoc="0" locked="0" layoutInCell="1" hidden="0" allowOverlap="1">
+                    <wp:anchor distT="0" distB="0" distL="114300" distR="114300" simplePos="0" relativeHeight="251773952" behindDoc="0" locked="0" layoutInCell="1" hidden="0" allowOverlap="1" wp14:anchorId="325CD69A" wp14:editId="2EA19B4D">
                       <wp:simplePos x="0" y="0"/>
                       <wp:positionH relativeFrom="column">
                         <wp:posOffset>1809750</wp:posOffset>
@@ -652,7 +699,7 @@
               <mc:AlternateContent>
                 <mc:Choice Requires="wps">
                   <w:drawing>
-                    <wp:anchor distT="0" distB="0" distL="114300" distR="114300" simplePos="0" relativeHeight="251772928" behindDoc="0" locked="0" layoutInCell="1" hidden="0" allowOverlap="1">
+                    <wp:anchor distT="0" distB="0" distL="114300" distR="114300" simplePos="0" relativeHeight="251772928" behindDoc="0" locked="0" layoutInCell="1" hidden="0" allowOverlap="1" wp14:anchorId="08CFAC26" wp14:editId="220BD2BF">
                       <wp:simplePos x="0" y="0"/>
                       <wp:positionH relativeFrom="column">
                         <wp:posOffset>1826817</wp:posOffset>
@@ -760,7 +807,7 @@
               <mc:AlternateContent>
                 <mc:Choice Requires="wps">
                   <w:drawing>
-                    <wp:anchor distT="0" distB="0" distL="114300" distR="114300" simplePos="0" relativeHeight="251707392" behindDoc="0" locked="0" layoutInCell="1" hidden="0" allowOverlap="1">
+                    <wp:anchor distT="0" distB="0" distL="114300" distR="114300" simplePos="0" relativeHeight="251707392" behindDoc="0" locked="0" layoutInCell="1" hidden="0" allowOverlap="1" wp14:anchorId="3AA0B1EB" wp14:editId="41D6579E">
                       <wp:simplePos x="0" y="0"/>
                       <wp:positionH relativeFrom="column">
                         <wp:posOffset>1023130</wp:posOffset>
@@ -871,7 +918,7 @@
               <mc:AlternateContent>
                 <mc:Choice Requires="wps">
                   <w:drawing>
-                    <wp:anchor distT="0" distB="0" distL="114300" distR="114300" simplePos="0" relativeHeight="251771904" behindDoc="0" locked="0" layoutInCell="1" hidden="0" allowOverlap="1">
+                    <wp:anchor distT="0" distB="0" distL="114300" distR="114300" simplePos="0" relativeHeight="251771904" behindDoc="0" locked="0" layoutInCell="1" hidden="0" allowOverlap="1" wp14:anchorId="56EC1AAB" wp14:editId="3AC7FCE5">
                       <wp:simplePos x="0" y="0"/>
                       <wp:positionH relativeFrom="column">
                         <wp:posOffset>821892</wp:posOffset>
@@ -980,7 +1027,7 @@
               <mc:AlternateContent>
                 <mc:Choice Requires="wps">
                   <w:drawing>
-                    <wp:anchor distT="0" distB="0" distL="114300" distR="114300" simplePos="0" relativeHeight="251770880" behindDoc="0" locked="0" layoutInCell="1" hidden="0" allowOverlap="1">
+                    <wp:anchor distT="0" distB="0" distL="114300" distR="114300" simplePos="0" relativeHeight="251770880" behindDoc="0" locked="0" layoutInCell="1" hidden="0" allowOverlap="1" wp14:anchorId="253DB0D0" wp14:editId="4AB4EA50">
                       <wp:simplePos x="0" y="0"/>
                       <wp:positionH relativeFrom="column">
                         <wp:posOffset>860606</wp:posOffset>
@@ -1088,7 +1135,7 @@
               <mc:AlternateContent>
                 <mc:Choice Requires="wps">
                   <w:drawing>
-                    <wp:anchor distT="0" distB="0" distL="114300" distR="114300" simplePos="0" relativeHeight="251769856" behindDoc="0" locked="0" layoutInCell="1" hidden="0" allowOverlap="1">
+                    <wp:anchor distT="0" distB="0" distL="114300" distR="114300" simplePos="0" relativeHeight="251769856" behindDoc="0" locked="0" layoutInCell="1" hidden="0" allowOverlap="1" wp14:anchorId="198DD53C" wp14:editId="713A0DED">
                       <wp:simplePos x="0" y="0"/>
                       <wp:positionH relativeFrom="column">
                         <wp:posOffset>219898</wp:posOffset>
@@ -1199,7 +1246,7 @@
               <mc:AlternateContent>
                 <mc:Choice Requires="wps">
                   <w:drawing>
-                    <wp:anchor distT="0" distB="0" distL="114300" distR="114300" simplePos="0" relativeHeight="251760640" behindDoc="0" locked="0" layoutInCell="1" hidden="0" allowOverlap="1">
+                    <wp:anchor distT="0" distB="0" distL="114300" distR="114300" simplePos="0" relativeHeight="251760640" behindDoc="0" locked="0" layoutInCell="1" hidden="0" allowOverlap="1" wp14:anchorId="5B35209A" wp14:editId="2030962E">
                       <wp:simplePos x="0" y="0"/>
                       <wp:positionH relativeFrom="column">
                         <wp:posOffset>57375</wp:posOffset>
@@ -1307,7 +1354,7 @@
               <mc:AlternateContent>
                 <mc:Choice Requires="wps">
                   <w:drawing>
-                    <wp:anchor distT="0" distB="0" distL="114300" distR="114300" simplePos="0" relativeHeight="251761664" behindDoc="0" locked="0" layoutInCell="1" hidden="0" allowOverlap="1">
+                    <wp:anchor distT="0" distB="0" distL="114300" distR="114300" simplePos="0" relativeHeight="251761664" behindDoc="0" locked="0" layoutInCell="1" hidden="0" allowOverlap="1" wp14:anchorId="02FE1B36" wp14:editId="69669871">
                       <wp:simplePos x="0" y="0"/>
                       <wp:positionH relativeFrom="column">
                         <wp:posOffset>33813</wp:posOffset>
@@ -1416,7 +1463,7 @@
               <mc:AlternateContent>
                 <mc:Choice Requires="wps">
                   <w:drawing>
-                    <wp:anchor distT="0" distB="0" distL="114300" distR="114300" simplePos="0" relativeHeight="251729920" behindDoc="0" locked="0" layoutInCell="1" hidden="0" allowOverlap="1">
+                    <wp:anchor distT="0" distB="0" distL="114300" distR="114300" simplePos="0" relativeHeight="251729920" behindDoc="0" locked="0" layoutInCell="1" hidden="0" allowOverlap="1" wp14:anchorId="1FF31F3E" wp14:editId="4D023F20">
                       <wp:simplePos x="0" y="0"/>
                       <wp:positionH relativeFrom="column">
                         <wp:posOffset>1089080</wp:posOffset>
@@ -1491,7 +1538,7 @@
               <mc:AlternateContent>
                 <mc:Choice Requires="wps">
                   <w:drawing>
-                    <wp:anchor distT="0" distB="0" distL="114300" distR="114300" simplePos="0" relativeHeight="251757568" behindDoc="0" locked="0" layoutInCell="1" hidden="0" allowOverlap="1">
+                    <wp:anchor distT="0" distB="0" distL="114300" distR="114300" simplePos="0" relativeHeight="251757568" behindDoc="0" locked="0" layoutInCell="1" hidden="0" allowOverlap="1" wp14:anchorId="6A3C91E7" wp14:editId="30B63E9C">
                       <wp:simplePos x="0" y="0"/>
                       <wp:positionH relativeFrom="column">
                         <wp:posOffset>101869</wp:posOffset>
@@ -1600,7 +1647,7 @@
               <mc:AlternateContent>
                 <mc:Choice Requires="wps">
                   <w:drawing>
-                    <wp:anchor distT="0" distB="0" distL="114300" distR="114300" simplePos="0" relativeHeight="251755520" behindDoc="0" locked="0" layoutInCell="1" hidden="0" allowOverlap="1">
+                    <wp:anchor distT="0" distB="0" distL="114300" distR="114300" simplePos="0" relativeHeight="251755520" behindDoc="0" locked="0" layoutInCell="1" hidden="0" allowOverlap="1" wp14:anchorId="5A8CAB88" wp14:editId="619D5779">
                       <wp:simplePos x="0" y="0"/>
                       <wp:positionH relativeFrom="column">
                         <wp:posOffset>125430</wp:posOffset>
@@ -1708,7 +1755,7 @@
               <mc:AlternateContent>
                 <mc:Choice Requires="wps">
                   <w:drawing>
-                    <wp:anchor distT="0" distB="0" distL="114300" distR="114300" simplePos="0" relativeHeight="251754496" behindDoc="0" locked="0" layoutInCell="1" hidden="0" allowOverlap="1">
+                    <wp:anchor distT="0" distB="0" distL="114300" distR="114300" simplePos="0" relativeHeight="251754496" behindDoc="0" locked="0" layoutInCell="1" hidden="0" allowOverlap="1" wp14:anchorId="6C319957" wp14:editId="45D49D62">
                       <wp:simplePos x="0" y="0"/>
                       <wp:positionH relativeFrom="column">
                         <wp:posOffset>259081</wp:posOffset>
@@ -1888,7 +1935,7 @@
               <mc:AlternateContent>
                 <mc:Choice Requires="wps">
                   <w:drawing>
-                    <wp:anchor distT="0" distB="0" distL="114300" distR="114300" simplePos="0" relativeHeight="251737088" behindDoc="0" locked="0" layoutInCell="1" hidden="0" allowOverlap="1">
+                    <wp:anchor distT="0" distB="0" distL="114300" distR="114300" simplePos="0" relativeHeight="251737088" behindDoc="0" locked="0" layoutInCell="1" hidden="0" allowOverlap="1" wp14:anchorId="08A69F55" wp14:editId="7B3B347A">
                       <wp:simplePos x="0" y="0"/>
                       <wp:positionH relativeFrom="column">
                         <wp:posOffset>1179035</wp:posOffset>
@@ -1996,7 +2043,7 @@
               <mc:AlternateContent>
                 <mc:Choice Requires="wps">
                   <w:drawing>
-                    <wp:anchor distT="0" distB="0" distL="114300" distR="114300" simplePos="0" relativeHeight="251736064" behindDoc="0" locked="0" layoutInCell="1" hidden="0" allowOverlap="1">
+                    <wp:anchor distT="0" distB="0" distL="114300" distR="114300" simplePos="0" relativeHeight="251736064" behindDoc="0" locked="0" layoutInCell="1" hidden="0" allowOverlap="1" wp14:anchorId="295919CB" wp14:editId="5A3F42C2">
                       <wp:simplePos x="0" y="0"/>
                       <wp:positionH relativeFrom="column">
                         <wp:posOffset>1312643</wp:posOffset>
@@ -2176,7 +2223,7 @@
               <mc:AlternateContent>
                 <mc:Choice Requires="wps">
                   <w:drawing>
-                    <wp:anchor distT="0" distB="0" distL="114300" distR="114300" simplePos="0" relativeHeight="251740160" behindDoc="0" locked="0" layoutInCell="1" hidden="0" allowOverlap="1">
+                    <wp:anchor distT="0" distB="0" distL="114300" distR="114300" simplePos="0" relativeHeight="251740160" behindDoc="0" locked="0" layoutInCell="1" hidden="0" allowOverlap="1" wp14:anchorId="47F0E74A" wp14:editId="7FE5E16A">
                       <wp:simplePos x="0" y="0"/>
                       <wp:positionH relativeFrom="column">
                         <wp:posOffset>2235472</wp:posOffset>
@@ -2284,7 +2331,7 @@
               <mc:AlternateContent>
                 <mc:Choice Requires="wps">
                   <w:drawing>
-                    <wp:anchor distT="0" distB="0" distL="114300" distR="114300" simplePos="0" relativeHeight="251739136" behindDoc="0" locked="0" layoutInCell="1" hidden="0" allowOverlap="1">
+                    <wp:anchor distT="0" distB="0" distL="114300" distR="114300" simplePos="0" relativeHeight="251739136" behindDoc="0" locked="0" layoutInCell="1" hidden="0" allowOverlap="1" wp14:anchorId="3105900D" wp14:editId="3D7415F8">
                       <wp:simplePos x="0" y="0"/>
                       <wp:positionH relativeFrom="column">
                         <wp:posOffset>2370258</wp:posOffset>
@@ -2464,7 +2511,7 @@
               <mc:AlternateContent>
                 <mc:Choice Requires="wps">
                   <w:drawing>
-                    <wp:anchor distT="0" distB="0" distL="114300" distR="114300" simplePos="0" relativeHeight="251743232" behindDoc="0" locked="0" layoutInCell="1" hidden="0" allowOverlap="1">
+                    <wp:anchor distT="0" distB="0" distL="114300" distR="114300" simplePos="0" relativeHeight="251743232" behindDoc="0" locked="0" layoutInCell="1" hidden="0" allowOverlap="1" wp14:anchorId="297B9D5E" wp14:editId="0650E390">
                       <wp:simplePos x="0" y="0"/>
                       <wp:positionH relativeFrom="column">
                         <wp:posOffset>3299182</wp:posOffset>
@@ -2572,7 +2619,7 @@
               <mc:AlternateContent>
                 <mc:Choice Requires="wps">
                   <w:drawing>
-                    <wp:anchor distT="0" distB="0" distL="114300" distR="114300" simplePos="0" relativeHeight="251742208" behindDoc="0" locked="0" layoutInCell="1" hidden="0" allowOverlap="1">
+                    <wp:anchor distT="0" distB="0" distL="114300" distR="114300" simplePos="0" relativeHeight="251742208" behindDoc="0" locked="0" layoutInCell="1" hidden="0" allowOverlap="1" wp14:anchorId="6836B891" wp14:editId="165387CB">
                       <wp:simplePos x="0" y="0"/>
                       <wp:positionH relativeFrom="column">
                         <wp:posOffset>3435649</wp:posOffset>
@@ -2752,7 +2799,7 @@
               <mc:AlternateContent>
                 <mc:Choice Requires="wps">
                   <w:drawing>
-                    <wp:anchor distT="0" distB="0" distL="114300" distR="114300" simplePos="0" relativeHeight="251746304" behindDoc="0" locked="0" layoutInCell="1" hidden="0" allowOverlap="1">
+                    <wp:anchor distT="0" distB="0" distL="114300" distR="114300" simplePos="0" relativeHeight="251746304" behindDoc="0" locked="0" layoutInCell="1" hidden="0" allowOverlap="1" wp14:anchorId="1D8D268E" wp14:editId="4B0CC4B7">
                       <wp:simplePos x="0" y="0"/>
                       <wp:positionH relativeFrom="column">
                         <wp:posOffset>4358777</wp:posOffset>
@@ -2860,7 +2907,7 @@
               <mc:AlternateContent>
                 <mc:Choice Requires="wps">
                   <w:drawing>
-                    <wp:anchor distT="0" distB="0" distL="114300" distR="114300" simplePos="0" relativeHeight="251745280" behindDoc="0" locked="0" layoutInCell="1" hidden="0" allowOverlap="1">
+                    <wp:anchor distT="0" distB="0" distL="114300" distR="114300" simplePos="0" relativeHeight="251745280" behindDoc="0" locked="0" layoutInCell="1" hidden="0" allowOverlap="1" wp14:anchorId="43E383FC" wp14:editId="0A4B3CC8">
                       <wp:simplePos x="0" y="0"/>
                       <wp:positionH relativeFrom="column">
                         <wp:posOffset>4494213</wp:posOffset>
@@ -3040,7 +3087,7 @@
               <mc:AlternateContent>
                 <mc:Choice Requires="wps">
                   <w:drawing>
-                    <wp:anchor distT="0" distB="0" distL="114300" distR="114300" simplePos="0" relativeHeight="251752448" behindDoc="0" locked="0" layoutInCell="1" hidden="0" allowOverlap="1">
+                    <wp:anchor distT="0" distB="0" distL="114300" distR="114300" simplePos="0" relativeHeight="251752448" behindDoc="0" locked="0" layoutInCell="1" hidden="0" allowOverlap="1" wp14:anchorId="03677D28" wp14:editId="3439195C">
                       <wp:simplePos x="0" y="0"/>
                       <wp:positionH relativeFrom="column">
                         <wp:posOffset>5419400</wp:posOffset>
@@ -3148,7 +3195,7 @@
               <mc:AlternateContent>
                 <mc:Choice Requires="wps">
                   <w:drawing>
-                    <wp:anchor distT="0" distB="0" distL="114300" distR="114300" simplePos="0" relativeHeight="251748352" behindDoc="0" locked="0" layoutInCell="1" hidden="0" allowOverlap="1">
+                    <wp:anchor distT="0" distB="0" distL="114300" distR="114300" simplePos="0" relativeHeight="251748352" behindDoc="0" locked="0" layoutInCell="1" hidden="0" allowOverlap="1" wp14:anchorId="0D8EB03F" wp14:editId="360C21DA">
                       <wp:simplePos x="0" y="0"/>
                       <wp:positionH relativeFrom="column">
                         <wp:posOffset>5555545</wp:posOffset>
@@ -3250,7 +3297,28 @@
                                       <w:sz w:val="14"/>
                                       <w:szCs w:val="14"/>
                                     </w:rPr>
-                                    <w:t>드러나는 질실</w:t>
+                                    <w:t xml:space="preserve">드러나는 </w:t>
+                                  </w:r>
+                                  <w:r>
+                                    <w:rPr>
+                                      <w:rFonts w:hint="eastAsia"/>
+                                      <w:b/>
+                                      <w:bCs/>
+                                      <w:color w:val="0F4C75"/>
+                                      <w:sz w:val="14"/>
+                                      <w:szCs w:val="14"/>
+                                    </w:rPr>
+                                    <w:t>진</w:t>
+                                  </w:r>
+                                  <w:r>
+                                    <w:rPr>
+                                      <w:b/>
+                                      <w:bCs/>
+                                      <w:color w:val="0F4C75"/>
+                                      <w:sz w:val="14"/>
+                                      <w:szCs w:val="14"/>
+                                    </w:rPr>
+                                    <w:t>실</w:t>
                                   </w:r>
                                 </w:p>
                               </w:txbxContent>
@@ -3266,7 +3334,7 @@
                 </mc:Choice>
                 <mc:Fallback>
                   <w:pict>
-                    <v:roundrect id="shape1084" o:spid="_x0000_s1047" style="position:absolute;left:0;text-align:left;margin-left:437.45pt;margin-top:37.85pt;width:65.7pt;height:37.4pt;z-index:251748352;visibility:visible;mso-wrap-style:square;mso-wrap-distance-left:9pt;mso-wrap-distance-top:0;mso-wrap-distance-right:9pt;mso-wrap-distance-bottom:0;mso-position-horizontal:absolute;mso-position-horizontal-relative:text;mso-position-vertical:absolute;mso-position-vertical-relative:text;v-text-anchor:middle" arcsize="10923f" o:gfxdata="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" fillcolor="#f6fafc" strokecolor="#6c8da6" strokeweight="1pt">
+                    <v:roundrect w14:anchorId="0D8EB03F" id="shape1084" o:spid="_x0000_s1047" style="position:absolute;left:0;text-align:left;margin-left:437.45pt;margin-top:37.85pt;width:65.7pt;height:37.4pt;z-index:251748352;visibility:visible;mso-wrap-style:square;mso-wrap-distance-left:9pt;mso-wrap-distance-top:0;mso-wrap-distance-right:9pt;mso-wrap-distance-bottom:0;mso-position-horizontal:absolute;mso-position-horizontal-relative:text;mso-position-vertical:absolute;mso-position-vertical-relative:text;v-text-anchor:middle" arcsize="10923f" o:gfxdata="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" fillcolor="#f6fafc" strokecolor="#6c8da6" strokeweight="1pt">
                       <v:stroke joinstyle="miter"/>
                       <v:path arrowok="t"/>
                       <v:textbox>
@@ -3311,7 +3379,28 @@
                                 <w:sz w:val="14"/>
                                 <w:szCs w:val="14"/>
                               </w:rPr>
-                              <w:t>드러나는 질실</w:t>
+                              <w:t xml:space="preserve">드러나는 </w:t>
+                            </w:r>
+                            <w:r>
+                              <w:rPr>
+                                <w:rFonts w:hint="eastAsia"/>
+                                <w:b/>
+                                <w:bCs/>
+                                <w:color w:val="0F4C75"/>
+                                <w:sz w:val="14"/>
+                                <w:szCs w:val="14"/>
+                              </w:rPr>
+                              <w:t>진</w:t>
+                            </w:r>
+                            <w:r>
+                              <w:rPr>
+                                <w:b/>
+                                <w:bCs/>
+                                <w:color w:val="0F4C75"/>
+                                <w:sz w:val="14"/>
+                                <w:szCs w:val="14"/>
+                              </w:rPr>
+                              <w:t>실</w:t>
                             </w:r>
                           </w:p>
                         </w:txbxContent>
@@ -3328,7 +3417,7 @@
               <mc:AlternateContent>
                 <mc:Choice Requires="wps">
                   <w:drawing>
-                    <wp:anchor distT="0" distB="0" distL="114300" distR="114300" simplePos="0" relativeHeight="251738112" behindDoc="0" locked="0" layoutInCell="1" hidden="0" allowOverlap="1">
+                    <wp:anchor distT="0" distB="0" distL="114300" distR="114300" simplePos="0" relativeHeight="251738112" behindDoc="0" locked="0" layoutInCell="1" hidden="0" allowOverlap="1" wp14:anchorId="0A7B6E2F" wp14:editId="3C3EA737">
                       <wp:simplePos x="0" y="0"/>
                       <wp:positionH relativeFrom="column">
                         <wp:posOffset>1134100</wp:posOffset>
@@ -3437,7 +3526,7 @@
               <mc:AlternateContent>
                 <mc:Choice Requires="wps">
                   <w:drawing>
-                    <wp:anchor distT="0" distB="0" distL="114300" distR="114300" simplePos="0" relativeHeight="251741184" behindDoc="0" locked="0" layoutInCell="1" hidden="0" allowOverlap="1">
+                    <wp:anchor distT="0" distB="0" distL="114300" distR="114300" simplePos="0" relativeHeight="251741184" behindDoc="0" locked="0" layoutInCell="1" hidden="0" allowOverlap="1" wp14:anchorId="4AA1ADEA" wp14:editId="3799C80B">
                       <wp:simplePos x="0" y="0"/>
                       <wp:positionH relativeFrom="column">
                         <wp:posOffset>2193699</wp:posOffset>
@@ -3546,7 +3635,7 @@
               <mc:AlternateContent>
                 <mc:Choice Requires="wps">
                   <w:drawing>
-                    <wp:anchor distT="0" distB="0" distL="114300" distR="114300" simplePos="0" relativeHeight="251744256" behindDoc="0" locked="0" layoutInCell="1" hidden="0" allowOverlap="1">
+                    <wp:anchor distT="0" distB="0" distL="114300" distR="114300" simplePos="0" relativeHeight="251744256" behindDoc="0" locked="0" layoutInCell="1" hidden="0" allowOverlap="1" wp14:anchorId="219C2644" wp14:editId="7E74B120">
                       <wp:simplePos x="0" y="0"/>
                       <wp:positionH relativeFrom="column">
                         <wp:posOffset>3256115</wp:posOffset>
@@ -3655,7 +3744,7 @@
               <mc:AlternateContent>
                 <mc:Choice Requires="wps">
                   <w:drawing>
-                    <wp:anchor distT="0" distB="0" distL="114300" distR="114300" simplePos="0" relativeHeight="251747328" behindDoc="0" locked="0" layoutInCell="1" hidden="0" allowOverlap="1">
+                    <wp:anchor distT="0" distB="0" distL="114300" distR="114300" simplePos="0" relativeHeight="251747328" behindDoc="0" locked="0" layoutInCell="1" hidden="0" allowOverlap="1" wp14:anchorId="5DBC2231" wp14:editId="15789E86">
                       <wp:simplePos x="0" y="0"/>
                       <wp:positionH relativeFrom="column">
                         <wp:posOffset>4316714</wp:posOffset>
@@ -3764,7 +3853,7 @@
               <mc:AlternateContent>
                 <mc:Choice Requires="wps">
                   <w:drawing>
-                    <wp:anchor distT="0" distB="0" distL="114300" distR="114300" simplePos="0" relativeHeight="251753472" behindDoc="0" locked="0" layoutInCell="1" hidden="0" allowOverlap="1">
+                    <wp:anchor distT="0" distB="0" distL="114300" distR="114300" simplePos="0" relativeHeight="251753472" behindDoc="0" locked="0" layoutInCell="1" hidden="0" allowOverlap="1" wp14:anchorId="4F6643A9" wp14:editId="213E8117">
                       <wp:simplePos x="0" y="0"/>
                       <wp:positionH relativeFrom="column">
                         <wp:posOffset>5379534</wp:posOffset>
@@ -3873,7 +3962,7 @@
               <mc:AlternateContent>
                 <mc:Choice Requires="wps">
                   <w:drawing>
-                    <wp:anchor distT="0" distB="0" distL="114300" distR="114300" simplePos="0" relativeHeight="251708416" behindDoc="0" locked="0" layoutInCell="1" hidden="0" allowOverlap="1">
+                    <wp:anchor distT="0" distB="0" distL="114300" distR="114300" simplePos="0" relativeHeight="251708416" behindDoc="0" locked="0" layoutInCell="1" hidden="0" allowOverlap="1" wp14:anchorId="75EB08E6" wp14:editId="54C14C93">
                       <wp:simplePos x="0" y="0"/>
                       <wp:positionH relativeFrom="column">
                         <wp:posOffset>2788430</wp:posOffset>
@@ -3948,7 +4037,7 @@
               <mc:AlternateContent>
                 <mc:Choice Requires="wps">
                   <w:drawing>
-                    <wp:anchor distT="0" distB="0" distL="114300" distR="114300" simplePos="0" relativeHeight="251711488" behindDoc="0" locked="0" layoutInCell="1" hidden="0" allowOverlap="1">
+                    <wp:anchor distT="0" distB="0" distL="114300" distR="114300" simplePos="0" relativeHeight="251711488" behindDoc="0" locked="0" layoutInCell="1" hidden="0" allowOverlap="1" wp14:anchorId="16A38855" wp14:editId="1AB1F20F">
                       <wp:simplePos x="0" y="0"/>
                       <wp:positionH relativeFrom="column">
                         <wp:posOffset>3855342</wp:posOffset>
@@ -4023,7 +4112,7 @@
               <mc:AlternateContent>
                 <mc:Choice Requires="wpg">
                   <w:drawing>
-                    <wp:anchor distT="0" distB="0" distL="114300" distR="114300" simplePos="0" relativeHeight="251762688" behindDoc="0" locked="0" layoutInCell="1" hidden="0" allowOverlap="1">
+                    <wp:anchor distT="0" distB="0" distL="114300" distR="114300" simplePos="0" relativeHeight="251762688" behindDoc="0" locked="0" layoutInCell="1" hidden="0" allowOverlap="1" wp14:anchorId="379FE05F" wp14:editId="0B6F7BD3">
                       <wp:simplePos x="0" y="0"/>
                       <wp:positionH relativeFrom="column">
                         <wp:posOffset>4366471</wp:posOffset>
@@ -4381,7 +4470,7 @@
               <mc:AlternateContent>
                 <mc:Choice Requires="wpg">
                   <w:drawing>
-                    <wp:anchor distT="0" distB="0" distL="114300" distR="114300" simplePos="0" relativeHeight="251763712" behindDoc="0" locked="0" layoutInCell="1" hidden="0" allowOverlap="1">
+                    <wp:anchor distT="0" distB="0" distL="114300" distR="114300" simplePos="0" relativeHeight="251763712" behindDoc="0" locked="0" layoutInCell="1" hidden="0" allowOverlap="1" wp14:anchorId="4EEE02ED" wp14:editId="1BF31D8F">
                       <wp:simplePos x="0" y="0"/>
                       <wp:positionH relativeFrom="column">
                         <wp:posOffset>3286971</wp:posOffset>
@@ -4739,7 +4828,7 @@
               <mc:AlternateContent>
                 <mc:Choice Requires="wpg">
                   <w:drawing>
-                    <wp:anchor distT="0" distB="0" distL="114300" distR="114300" simplePos="0" relativeHeight="251764736" behindDoc="0" locked="0" layoutInCell="1" hidden="0" allowOverlap="1">
+                    <wp:anchor distT="0" distB="0" distL="114300" distR="114300" simplePos="0" relativeHeight="251764736" behindDoc="0" locked="0" layoutInCell="1" hidden="0" allowOverlap="1" wp14:anchorId="58C1BA29" wp14:editId="1B0F8E1D">
                       <wp:simplePos x="0" y="0"/>
                       <wp:positionH relativeFrom="column">
                         <wp:posOffset>3288135</wp:posOffset>
@@ -5097,7 +5186,7 @@
               <mc:AlternateContent>
                 <mc:Choice Requires="wpg">
                   <w:drawing>
-                    <wp:anchor distT="0" distB="0" distL="114300" distR="114300" simplePos="0" relativeHeight="251765760" behindDoc="0" locked="0" layoutInCell="1" hidden="0" allowOverlap="1">
+                    <wp:anchor distT="0" distB="0" distL="114300" distR="114300" simplePos="0" relativeHeight="251765760" behindDoc="0" locked="0" layoutInCell="1" hidden="0" allowOverlap="1" wp14:anchorId="3ECBB27F" wp14:editId="278B8250">
                       <wp:simplePos x="0" y="0"/>
                       <wp:positionH relativeFrom="column">
                         <wp:posOffset>2248323</wp:posOffset>
@@ -5455,7 +5544,7 @@
               <mc:AlternateContent>
                 <mc:Choice Requires="wpg">
                   <w:drawing>
-                    <wp:anchor distT="0" distB="0" distL="114300" distR="114300" simplePos="0" relativeHeight="251766784" behindDoc="0" locked="0" layoutInCell="1" hidden="0" allowOverlap="1">
+                    <wp:anchor distT="0" distB="0" distL="114300" distR="114300" simplePos="0" relativeHeight="251766784" behindDoc="0" locked="0" layoutInCell="1" hidden="0" allowOverlap="1" wp14:anchorId="2E12F82D" wp14:editId="28C7AA45">
                       <wp:simplePos x="0" y="0"/>
                       <wp:positionH relativeFrom="column">
                         <wp:posOffset>1176760</wp:posOffset>
@@ -5813,7 +5902,7 @@
               <mc:AlternateContent>
                 <mc:Choice Requires="wpg">
                   <w:drawing>
-                    <wp:anchor distT="0" distB="0" distL="114300" distR="114300" simplePos="0" relativeHeight="251767808" behindDoc="0" locked="0" layoutInCell="1" hidden="0" allowOverlap="1">
+                    <wp:anchor distT="0" distB="0" distL="114300" distR="114300" simplePos="0" relativeHeight="251767808" behindDoc="0" locked="0" layoutInCell="1" hidden="0" allowOverlap="1" wp14:anchorId="0EDBDD54" wp14:editId="23C6A533">
                       <wp:simplePos x="0" y="0"/>
                       <wp:positionH relativeFrom="column">
                         <wp:posOffset>2229802</wp:posOffset>
@@ -6171,7 +6260,7 @@
               <mc:AlternateContent>
                 <mc:Choice Requires="wpg">
                   <w:drawing>
-                    <wp:anchor distT="0" distB="0" distL="114300" distR="114300" simplePos="0" relativeHeight="251768832" behindDoc="0" locked="0" layoutInCell="1" hidden="0" allowOverlap="1">
+                    <wp:anchor distT="0" distB="0" distL="114300" distR="114300" simplePos="0" relativeHeight="251768832" behindDoc="0" locked="0" layoutInCell="1" hidden="0" allowOverlap="1" wp14:anchorId="16BC6C86" wp14:editId="559BFFBC">
                       <wp:simplePos x="0" y="0"/>
                       <wp:positionH relativeFrom="column">
                         <wp:posOffset>5411894</wp:posOffset>
@@ -6529,7 +6618,7 @@
               <mc:AlternateContent>
                 <mc:Choice Requires="wps">
                   <w:drawing>
-                    <wp:anchor distT="0" distB="0" distL="114300" distR="114300" simplePos="0" relativeHeight="251728896" behindDoc="0" locked="0" layoutInCell="1" hidden="0" allowOverlap="1">
+                    <wp:anchor distT="0" distB="0" distL="114300" distR="114300" simplePos="0" relativeHeight="251728896" behindDoc="0" locked="0" layoutInCell="1" hidden="0" allowOverlap="1" wp14:anchorId="5CAEABD5" wp14:editId="3402F0BB">
                       <wp:simplePos x="0" y="0"/>
                       <wp:positionH relativeFrom="column">
                         <wp:posOffset>1702393</wp:posOffset>
@@ -6604,7 +6693,7 @@
               <mc:AlternateContent>
                 <mc:Choice Requires="wps">
                   <w:drawing>
-                    <wp:anchor distT="0" distB="0" distL="114300" distR="114300" simplePos="0" relativeHeight="251712512" behindDoc="0" locked="0" layoutInCell="1" hidden="0" allowOverlap="1">
+                    <wp:anchor distT="0" distB="0" distL="114300" distR="114300" simplePos="0" relativeHeight="251712512" behindDoc="0" locked="0" layoutInCell="1" hidden="0" allowOverlap="1" wp14:anchorId="6FDA146A" wp14:editId="1C4E2896">
                       <wp:simplePos x="0" y="0"/>
                       <wp:positionH relativeFrom="column">
                         <wp:posOffset>4913850</wp:posOffset>
@@ -6679,7 +6768,7 @@
               <mc:AlternateContent>
                 <mc:Choice Requires="wps">
                   <w:drawing>
-                    <wp:anchor distT="0" distB="0" distL="114300" distR="114300" simplePos="0" relativeHeight="251727872" behindDoc="0" locked="0" layoutInCell="1" hidden="0" allowOverlap="1">
+                    <wp:anchor distT="0" distB="0" distL="114300" distR="114300" simplePos="0" relativeHeight="251727872" behindDoc="0" locked="0" layoutInCell="1" hidden="0" allowOverlap="1" wp14:anchorId="7D77C28D" wp14:editId="766FA709">
                       <wp:simplePos x="0" y="0"/>
                       <wp:positionH relativeFrom="column">
                         <wp:posOffset>5986364</wp:posOffset>
@@ -6777,13 +6866,23 @@
           <w:rFonts w:ascii="맑은 고딕" w:eastAsia="맑은 고딕" w:hAnsi="맑은 고딕" w:cs="맑은 고딕"/>
         </w:rPr>
       </w:pPr>
+      <w:proofErr w:type="gramStart"/>
       <w:r>
         <w:rPr>
           <w:rFonts w:ascii="맑은 고딕" w:eastAsia="맑은 고딕" w:hAnsi="맑은 고딕" w:cs="맑은 고딕"/>
           <w:b/>
           <w:color w:val="0F4C75"/>
         </w:rPr>
-        <w:t xml:space="preserve">▤  퀘스트 목적  </w:t>
+        <w:t>▤  퀘스트</w:t>
+      </w:r>
+      <w:proofErr w:type="gramEnd"/>
+      <w:r>
+        <w:rPr>
+          <w:rFonts w:ascii="맑은 고딕" w:eastAsia="맑은 고딕" w:hAnsi="맑은 고딕" w:cs="맑은 고딕"/>
+          <w:b/>
+          <w:color w:val="0F4C75"/>
+        </w:rPr>
+        <w:t xml:space="preserve"> 목적  </w:t>
       </w:r>
     </w:p>
     <w:tbl>
@@ -6903,7 +7002,25 @@
                 <w:color w:val="1C2B36"/>
                 <w:sz w:val="16"/>
               </w:rPr>
-              <w:t>일상 속에서 한해의 타인 우선 태도와</w:t>
+              <w:t xml:space="preserve">일상 속에서 </w:t>
+            </w:r>
+            <w:proofErr w:type="gramStart"/>
+            <w:r>
+              <w:rPr>
+                <w:rFonts w:ascii="맑은 고딕" w:eastAsia="맑은 고딕" w:hAnsi="맑은 고딕" w:cs="맑은 고딕"/>
+                <w:color w:val="1C2B36"/>
+                <w:sz w:val="16"/>
+              </w:rPr>
+              <w:t>한해의</w:t>
+            </w:r>
+            <w:proofErr w:type="gramEnd"/>
+            <w:r>
+              <w:rPr>
+                <w:rFonts w:ascii="맑은 고딕" w:eastAsia="맑은 고딕" w:hAnsi="맑은 고딕" w:cs="맑은 고딕"/>
+                <w:color w:val="1C2B36"/>
+                <w:sz w:val="16"/>
+              </w:rPr>
+              <w:t xml:space="preserve"> 타인 우선 태도와</w:t>
             </w:r>
           </w:p>
           <w:p>
@@ -7067,7 +7184,25 @@
                 <w:color w:val="1C2B36"/>
                 <w:sz w:val="16"/>
               </w:rPr>
-              <w:t>사회 등급으로 재편되는 과정을 체감시킨다.</w:t>
+              <w:t xml:space="preserve">사회 등급으로 재편되는 과정을 </w:t>
+            </w:r>
+            <w:proofErr w:type="spellStart"/>
+            <w:r>
+              <w:rPr>
+                <w:rFonts w:ascii="맑은 고딕" w:eastAsia="맑은 고딕" w:hAnsi="맑은 고딕" w:cs="맑은 고딕"/>
+                <w:color w:val="1C2B36"/>
+                <w:sz w:val="16"/>
+              </w:rPr>
+              <w:t>체감시킨다</w:t>
+            </w:r>
+            <w:proofErr w:type="spellEnd"/>
+            <w:r>
+              <w:rPr>
+                <w:rFonts w:ascii="맑은 고딕" w:eastAsia="맑은 고딕" w:hAnsi="맑은 고딕" w:cs="맑은 고딕"/>
+                <w:color w:val="1C2B36"/>
+                <w:sz w:val="16"/>
+              </w:rPr>
+              <w:t>.</w:t>
             </w:r>
           </w:p>
         </w:tc>
@@ -7230,13 +7365,23 @@
           <w:rFonts w:ascii="맑은 고딕" w:eastAsia="맑은 고딕" w:hAnsi="맑은 고딕" w:cs="맑은 고딕"/>
         </w:rPr>
       </w:pPr>
+      <w:proofErr w:type="gramStart"/>
       <w:r>
         <w:rPr>
           <w:rFonts w:ascii="맑은 고딕" w:eastAsia="맑은 고딕" w:hAnsi="맑은 고딕" w:cs="맑은 고딕"/>
           <w:b/>
           <w:color w:val="0F4C75"/>
         </w:rPr>
-        <w:t xml:space="preserve">▣  기본 설정  </w:t>
+        <w:t>▣  기본</w:t>
+      </w:r>
+      <w:proofErr w:type="gramEnd"/>
+      <w:r>
+        <w:rPr>
+          <w:rFonts w:ascii="맑은 고딕" w:eastAsia="맑은 고딕" w:hAnsi="맑은 고딕" w:cs="맑은 고딕"/>
+          <w:b/>
+          <w:color w:val="0F4C75"/>
+        </w:rPr>
+        <w:t xml:space="preserve"> 설정  </w:t>
       </w:r>
     </w:p>
     <w:tbl>
@@ -7279,6 +7424,7 @@
                 <w:szCs w:val="20"/>
               </w:rPr>
             </w:pPr>
+            <w:proofErr w:type="gramStart"/>
             <w:r>
               <w:rPr>
                 <w:rFonts w:ascii="맑은 고딕" w:eastAsia="맑은 고딕" w:hAnsi="맑은 고딕" w:cs="맑은 고딕"/>
@@ -7286,7 +7432,17 @@
                 <w:color w:val="FFFFFF"/>
                 <w:szCs w:val="20"/>
               </w:rPr>
-              <w:t>장르 / 뷰</w:t>
+              <w:t>장르 /</w:t>
+            </w:r>
+            <w:proofErr w:type="gramEnd"/>
+            <w:r>
+              <w:rPr>
+                <w:rFonts w:ascii="맑은 고딕" w:eastAsia="맑은 고딕" w:hAnsi="맑은 고딕" w:cs="맑은 고딕"/>
+                <w:b/>
+                <w:color w:val="FFFFFF"/>
+                <w:szCs w:val="20"/>
+              </w:rPr>
+              <w:t xml:space="preserve"> 뷰</w:t>
             </w:r>
           </w:p>
         </w:tc>
@@ -7320,7 +7476,61 @@
                 <w:color w:val="1C2B36"/>
                 <w:szCs w:val="20"/>
               </w:rPr>
-              <w:t>스토리 중심 쯔꾸르 게임 / 탑다운 픽셀 뷰</w:t>
+              <w:t xml:space="preserve">스토리 중심 </w:t>
+            </w:r>
+            <w:proofErr w:type="spellStart"/>
+            <w:r>
+              <w:rPr>
+                <w:rFonts w:ascii="맑은 고딕" w:eastAsia="맑은 고딕" w:hAnsi="맑은 고딕" w:cs="맑은 고딕"/>
+                <w:color w:val="1C2B36"/>
+                <w:szCs w:val="20"/>
+              </w:rPr>
+              <w:t>쯔꾸르</w:t>
+            </w:r>
+            <w:proofErr w:type="spellEnd"/>
+            <w:r>
+              <w:rPr>
+                <w:rFonts w:ascii="맑은 고딕" w:eastAsia="맑은 고딕" w:hAnsi="맑은 고딕" w:cs="맑은 고딕"/>
+                <w:color w:val="1C2B36"/>
+                <w:szCs w:val="20"/>
+              </w:rPr>
+              <w:t xml:space="preserve"> </w:t>
+            </w:r>
+            <w:proofErr w:type="gramStart"/>
+            <w:r>
+              <w:rPr>
+                <w:rFonts w:ascii="맑은 고딕" w:eastAsia="맑은 고딕" w:hAnsi="맑은 고딕" w:cs="맑은 고딕"/>
+                <w:color w:val="1C2B36"/>
+                <w:szCs w:val="20"/>
+              </w:rPr>
+              <w:t>게임 /</w:t>
+            </w:r>
+            <w:proofErr w:type="gramEnd"/>
+            <w:r>
+              <w:rPr>
+                <w:rFonts w:ascii="맑은 고딕" w:eastAsia="맑은 고딕" w:hAnsi="맑은 고딕" w:cs="맑은 고딕"/>
+                <w:color w:val="1C2B36"/>
+                <w:szCs w:val="20"/>
+              </w:rPr>
+              <w:t xml:space="preserve"> </w:t>
+            </w:r>
+            <w:proofErr w:type="spellStart"/>
+            <w:r>
+              <w:rPr>
+                <w:rFonts w:ascii="맑은 고딕" w:eastAsia="맑은 고딕" w:hAnsi="맑은 고딕" w:cs="맑은 고딕"/>
+                <w:color w:val="1C2B36"/>
+                <w:szCs w:val="20"/>
+              </w:rPr>
+              <w:t>탑다운</w:t>
+            </w:r>
+            <w:proofErr w:type="spellEnd"/>
+            <w:r>
+              <w:rPr>
+                <w:rFonts w:ascii="맑은 고딕" w:eastAsia="맑은 고딕" w:hAnsi="맑은 고딕" w:cs="맑은 고딕"/>
+                <w:color w:val="1C2B36"/>
+                <w:szCs w:val="20"/>
+              </w:rPr>
+              <w:t xml:space="preserve"> 픽셀 뷰</w:t>
             </w:r>
           </w:p>
         </w:tc>
@@ -7545,7 +7755,25 @@
                 <w:color w:val="1C2B36"/>
                 <w:szCs w:val="20"/>
               </w:rPr>
-              <w:t>선의 수치, 자아 마모도, 도움 기록, 기억 단서 수집률, 엔딩 분기</w:t>
+              <w:t xml:space="preserve">선의 수치, 자아 마모도, 도움 기록, 기억 단서 </w:t>
+            </w:r>
+            <w:proofErr w:type="spellStart"/>
+            <w:r>
+              <w:rPr>
+                <w:rFonts w:ascii="맑은 고딕" w:eastAsia="맑은 고딕" w:hAnsi="맑은 고딕" w:cs="맑은 고딕"/>
+                <w:color w:val="1C2B36"/>
+                <w:szCs w:val="20"/>
+              </w:rPr>
+              <w:t>수집률</w:t>
+            </w:r>
+            <w:proofErr w:type="spellEnd"/>
+            <w:r>
+              <w:rPr>
+                <w:rFonts w:ascii="맑은 고딕" w:eastAsia="맑은 고딕" w:hAnsi="맑은 고딕" w:cs="맑은 고딕"/>
+                <w:color w:val="1C2B36"/>
+                <w:szCs w:val="20"/>
+              </w:rPr>
+              <w:t>, 엔딩 분기</w:t>
             </w:r>
           </w:p>
         </w:tc>
@@ -7633,6 +7861,7 @@
           <w:rFonts w:ascii="맑은 고딕" w:eastAsia="맑은 고딕" w:hAnsi="맑은 고딕" w:cs="맑은 고딕"/>
         </w:rPr>
       </w:pPr>
+      <w:proofErr w:type="gramStart"/>
       <w:r>
         <w:rPr>
           <w:rFonts w:ascii="맑은 고딕" w:eastAsia="맑은 고딕" w:hAnsi="맑은 고딕" w:cs="맑은 고딕"/>
@@ -7640,7 +7869,16 @@
           <w:color w:val="0F4C75"/>
         </w:rPr>
         <w:lastRenderedPageBreak/>
-        <w:t xml:space="preserve">▤  퀘스트 진행 필요 리소스 리스트  </w:t>
+        <w:t>▤  퀘스트</w:t>
+      </w:r>
+      <w:proofErr w:type="gramEnd"/>
+      <w:r>
+        <w:rPr>
+          <w:rFonts w:ascii="맑은 고딕" w:eastAsia="맑은 고딕" w:hAnsi="맑은 고딕" w:cs="맑은 고딕"/>
+          <w:b/>
+          <w:color w:val="0F4C75"/>
+        </w:rPr>
+        <w:t xml:space="preserve"> 진행 필요 리소스 리스트  </w:t>
       </w:r>
     </w:p>
     <w:tbl>
@@ -7849,7 +8087,27 @@
                 <w:sz w:val="16"/>
                 <w:szCs w:val="16"/>
               </w:rPr>
-              <w:t>집, 편의점, 다이소, 공원, 도심, 대피소, 선의관리국, 폐교, 균열 내부</w:t>
+              <w:t xml:space="preserve">집, 편의점, </w:t>
+            </w:r>
+            <w:proofErr w:type="spellStart"/>
+            <w:r>
+              <w:rPr>
+                <w:rFonts w:ascii="맑은 고딕" w:eastAsia="맑은 고딕" w:hAnsi="맑은 고딕" w:cs="맑은 고딕"/>
+                <w:color w:val="1C2B36"/>
+                <w:sz w:val="16"/>
+                <w:szCs w:val="16"/>
+              </w:rPr>
+              <w:t>다이소</w:t>
+            </w:r>
+            <w:proofErr w:type="spellEnd"/>
+            <w:r>
+              <w:rPr>
+                <w:rFonts w:ascii="맑은 고딕" w:eastAsia="맑은 고딕" w:hAnsi="맑은 고딕" w:cs="맑은 고딕"/>
+                <w:color w:val="1C2B36"/>
+                <w:sz w:val="16"/>
+                <w:szCs w:val="16"/>
+              </w:rPr>
+              <w:t>, 공원, 도심, 대피소, 선의관리국, 폐교, 균열 내부</w:t>
             </w:r>
           </w:p>
         </w:tc>
@@ -7879,14 +8137,25 @@
                 <w:szCs w:val="16"/>
               </w:rPr>
             </w:pPr>
-            <w:r>
-              <w:rPr>
-                <w:rFonts w:ascii="맑은 고딕" w:eastAsia="맑은 고딕" w:hAnsi="맑은 고딕" w:cs="맑은 고딕"/>
-                <w:color w:val="1C2B36"/>
-                <w:sz w:val="16"/>
-                <w:szCs w:val="16"/>
-              </w:rPr>
-              <w:t>챕터별 이동 동선과 사건의 스케일 변화 표현</w:t>
+            <w:proofErr w:type="spellStart"/>
+            <w:r>
+              <w:rPr>
+                <w:rFonts w:ascii="맑은 고딕" w:eastAsia="맑은 고딕" w:hAnsi="맑은 고딕" w:cs="맑은 고딕"/>
+                <w:color w:val="1C2B36"/>
+                <w:sz w:val="16"/>
+                <w:szCs w:val="16"/>
+              </w:rPr>
+              <w:t>챕터별</w:t>
+            </w:r>
+            <w:proofErr w:type="spellEnd"/>
+            <w:r>
+              <w:rPr>
+                <w:rFonts w:ascii="맑은 고딕" w:eastAsia="맑은 고딕" w:hAnsi="맑은 고딕" w:cs="맑은 고딕"/>
+                <w:color w:val="1C2B36"/>
+                <w:sz w:val="16"/>
+                <w:szCs w:val="16"/>
+              </w:rPr>
+              <w:t xml:space="preserve"> 이동 동선과 사건의 스케일 변화 표현</w:t>
             </w:r>
           </w:p>
         </w:tc>
@@ -7966,7 +8235,27 @@
                 <w:sz w:val="16"/>
                 <w:szCs w:val="16"/>
               </w:rPr>
-              <w:t>퀘스트 로그, 선의 수치 UI, 자아 마모도 UI, 배달앱, 측정 장치 UI</w:t>
+              <w:t xml:space="preserve">퀘스트 로그, 선의 수치 UI, 자아 마모도 UI, </w:t>
+            </w:r>
+            <w:proofErr w:type="spellStart"/>
+            <w:r>
+              <w:rPr>
+                <w:rFonts w:ascii="맑은 고딕" w:eastAsia="맑은 고딕" w:hAnsi="맑은 고딕" w:cs="맑은 고딕"/>
+                <w:color w:val="1C2B36"/>
+                <w:sz w:val="16"/>
+                <w:szCs w:val="16"/>
+              </w:rPr>
+              <w:t>배달앱</w:t>
+            </w:r>
+            <w:proofErr w:type="spellEnd"/>
+            <w:r>
+              <w:rPr>
+                <w:rFonts w:ascii="맑은 고딕" w:eastAsia="맑은 고딕" w:hAnsi="맑은 고딕" w:cs="맑은 고딕"/>
+                <w:color w:val="1C2B36"/>
+                <w:sz w:val="16"/>
+                <w:szCs w:val="16"/>
+              </w:rPr>
+              <w:t>, 측정 장치 UI</w:t>
             </w:r>
           </w:p>
         </w:tc>
@@ -8083,7 +8372,47 @@
                 <w:sz w:val="16"/>
                 <w:szCs w:val="16"/>
               </w:rPr>
-              <w:t>동생, 부모/아이, 시민, 유튜버, 관리국 직원, 대피자, 보스 관련 인물</w:t>
+              <w:t xml:space="preserve">동생, 부모/아이, 시민, </w:t>
+            </w:r>
+            <w:proofErr w:type="spellStart"/>
+            <w:r>
+              <w:rPr>
+                <w:rFonts w:ascii="맑은 고딕" w:eastAsia="맑은 고딕" w:hAnsi="맑은 고딕" w:cs="맑은 고딕"/>
+                <w:color w:val="1C2B36"/>
+                <w:sz w:val="16"/>
+                <w:szCs w:val="16"/>
+              </w:rPr>
+              <w:t>유튜버</w:t>
+            </w:r>
+            <w:proofErr w:type="spellEnd"/>
+            <w:r>
+              <w:rPr>
+                <w:rFonts w:ascii="맑은 고딕" w:eastAsia="맑은 고딕" w:hAnsi="맑은 고딕" w:cs="맑은 고딕"/>
+                <w:color w:val="1C2B36"/>
+                <w:sz w:val="16"/>
+                <w:szCs w:val="16"/>
+              </w:rPr>
+              <w:t xml:space="preserve">, 관리국 직원, </w:t>
+            </w:r>
+            <w:proofErr w:type="spellStart"/>
+            <w:r>
+              <w:rPr>
+                <w:rFonts w:ascii="맑은 고딕" w:eastAsia="맑은 고딕" w:hAnsi="맑은 고딕" w:cs="맑은 고딕"/>
+                <w:color w:val="1C2B36"/>
+                <w:sz w:val="16"/>
+                <w:szCs w:val="16"/>
+              </w:rPr>
+              <w:t>대피자</w:t>
+            </w:r>
+            <w:proofErr w:type="spellEnd"/>
+            <w:r>
+              <w:rPr>
+                <w:rFonts w:ascii="맑은 고딕" w:eastAsia="맑은 고딕" w:hAnsi="맑은 고딕" w:cs="맑은 고딕"/>
+                <w:color w:val="1C2B36"/>
+                <w:sz w:val="16"/>
+                <w:szCs w:val="16"/>
+              </w:rPr>
+              <w:t>, 보스 관련 인물</w:t>
             </w:r>
           </w:p>
         </w:tc>
@@ -8354,7 +8683,27 @@
                 <w:sz w:val="16"/>
                 <w:szCs w:val="16"/>
               </w:rPr>
-              <w:t>회피/구조/보스전 및 괴물 정체 공개</w:t>
+              <w:t>회피/구조/</w:t>
+            </w:r>
+            <w:proofErr w:type="spellStart"/>
+            <w:r>
+              <w:rPr>
+                <w:rFonts w:ascii="맑은 고딕" w:eastAsia="맑은 고딕" w:hAnsi="맑은 고딕" w:cs="맑은 고딕"/>
+                <w:color w:val="1C2B36"/>
+                <w:sz w:val="16"/>
+                <w:szCs w:val="16"/>
+              </w:rPr>
+              <w:t>보스전</w:t>
+            </w:r>
+            <w:proofErr w:type="spellEnd"/>
+            <w:r>
+              <w:rPr>
+                <w:rFonts w:ascii="맑은 고딕" w:eastAsia="맑은 고딕" w:hAnsi="맑은 고딕" w:cs="맑은 고딕"/>
+                <w:color w:val="1C2B36"/>
+                <w:sz w:val="16"/>
+                <w:szCs w:val="16"/>
+              </w:rPr>
+              <w:t xml:space="preserve"> 및 괴물 정체 공개</w:t>
             </w:r>
           </w:p>
         </w:tc>
@@ -8434,7 +8783,47 @@
                 <w:sz w:val="16"/>
                 <w:szCs w:val="16"/>
               </w:rPr>
-              <w:t>보랏빛 지지직, 뉴스 음성, 군중 소리, 심박음, 글자 흔들림</w:t>
+              <w:t xml:space="preserve">보랏빛 </w:t>
+            </w:r>
+            <w:proofErr w:type="spellStart"/>
+            <w:r>
+              <w:rPr>
+                <w:rFonts w:ascii="맑은 고딕" w:eastAsia="맑은 고딕" w:hAnsi="맑은 고딕" w:cs="맑은 고딕"/>
+                <w:color w:val="1C2B36"/>
+                <w:sz w:val="16"/>
+                <w:szCs w:val="16"/>
+              </w:rPr>
+              <w:t>지지직</w:t>
+            </w:r>
+            <w:proofErr w:type="spellEnd"/>
+            <w:r>
+              <w:rPr>
+                <w:rFonts w:ascii="맑은 고딕" w:eastAsia="맑은 고딕" w:hAnsi="맑은 고딕" w:cs="맑은 고딕"/>
+                <w:color w:val="1C2B36"/>
+                <w:sz w:val="16"/>
+                <w:szCs w:val="16"/>
+              </w:rPr>
+              <w:t xml:space="preserve">, 뉴스 음성, 군중 소리, </w:t>
+            </w:r>
+            <w:proofErr w:type="spellStart"/>
+            <w:r>
+              <w:rPr>
+                <w:rFonts w:ascii="맑은 고딕" w:eastAsia="맑은 고딕" w:hAnsi="맑은 고딕" w:cs="맑은 고딕"/>
+                <w:color w:val="1C2B36"/>
+                <w:sz w:val="16"/>
+                <w:szCs w:val="16"/>
+              </w:rPr>
+              <w:t>심박음</w:t>
+            </w:r>
+            <w:proofErr w:type="spellEnd"/>
+            <w:r>
+              <w:rPr>
+                <w:rFonts w:ascii="맑은 고딕" w:eastAsia="맑은 고딕" w:hAnsi="맑은 고딕" w:cs="맑은 고딕"/>
+                <w:color w:val="1C2B36"/>
+                <w:sz w:val="16"/>
+                <w:szCs w:val="16"/>
+              </w:rPr>
+              <w:t>, 글자 흔들림</w:t>
             </w:r>
           </w:p>
         </w:tc>
@@ -8494,13 +8883,23 @@
           <w:color w:val="0F4C75"/>
         </w:rPr>
       </w:pPr>
+      <w:proofErr w:type="gramStart"/>
       <w:r>
         <w:rPr>
           <w:rFonts w:ascii="맑은 고딕" w:eastAsia="맑은 고딕" w:hAnsi="맑은 고딕" w:cs="맑은 고딕"/>
           <w:b/>
           <w:color w:val="0F4C75"/>
         </w:rPr>
-        <w:t xml:space="preserve">◎  전체 구성 요약  </w:t>
+        <w:t>◎  전체</w:t>
+      </w:r>
+      <w:proofErr w:type="gramEnd"/>
+      <w:r>
+        <w:rPr>
+          <w:rFonts w:ascii="맑은 고딕" w:eastAsia="맑은 고딕" w:hAnsi="맑은 고딕" w:cs="맑은 고딕"/>
+          <w:b/>
+          <w:color w:val="0F4C75"/>
+        </w:rPr>
+        <w:t xml:space="preserve"> 구성 요약  </w:t>
       </w:r>
     </w:p>
     <w:tbl>
@@ -8879,8 +9278,19 @@
                 <w:sz w:val="16"/>
                 <w:szCs w:val="16"/>
               </w:rPr>
-              <w:t>폐교 탐색/회피/보스전</w:t>
-            </w:r>
+              <w:t>폐교 탐색/회피/</w:t>
+            </w:r>
+            <w:proofErr w:type="spellStart"/>
+            <w:r>
+              <w:rPr>
+                <w:rFonts w:ascii="맑은 고딕" w:eastAsia="맑은 고딕" w:hAnsi="맑은 고딕" w:cs="맑은 고딕"/>
+                <w:color w:val="1C2B36"/>
+                <w:sz w:val="16"/>
+                <w:szCs w:val="16"/>
+              </w:rPr>
+              <w:t>보스전</w:t>
+            </w:r>
+            <w:proofErr w:type="spellEnd"/>
           </w:p>
         </w:tc>
         <w:tc>
@@ -9003,13 +9413,23 @@
           <w:rFonts w:ascii="맑은 고딕" w:eastAsia="맑은 고딕" w:hAnsi="맑은 고딕" w:cs="맑은 고딕"/>
         </w:rPr>
       </w:pPr>
+      <w:proofErr w:type="gramStart"/>
       <w:r>
         <w:rPr>
           <w:rFonts w:ascii="맑은 고딕" w:eastAsia="맑은 고딕" w:hAnsi="맑은 고딕" w:cs="맑은 고딕"/>
           <w:b/>
           <w:color w:val="0F4C75"/>
         </w:rPr>
-        <w:t xml:space="preserve">⌂  등장 무대  </w:t>
+        <w:t>⌂  등장</w:t>
+      </w:r>
+      <w:proofErr w:type="gramEnd"/>
+      <w:r>
+        <w:rPr>
+          <w:rFonts w:ascii="맑은 고딕" w:eastAsia="맑은 고딕" w:hAnsi="맑은 고딕" w:cs="맑은 고딕"/>
+          <w:b/>
+          <w:color w:val="0F4C75"/>
+        </w:rPr>
+        <w:t xml:space="preserve"> 무대  </w:t>
       </w:r>
     </w:p>
     <w:p>
@@ -9026,7 +9446,7 @@
           <w:noProof/>
         </w:rPr>
         <w:drawing>
-          <wp:anchor distT="0" distB="0" distL="0" distR="0" simplePos="0" relativeHeight="251774976" behindDoc="0" locked="0" layoutInCell="1" hidden="0" allowOverlap="1">
+          <wp:anchor distT="0" distB="0" distL="0" distR="0" simplePos="0" relativeHeight="251774976" behindDoc="0" locked="0" layoutInCell="1" hidden="0" allowOverlap="1" wp14:anchorId="34680260" wp14:editId="152FEB54">
             <wp:simplePos x="0" y="0"/>
             <wp:positionH relativeFrom="column">
               <wp:posOffset>1775800</wp:posOffset>
@@ -9084,7 +9504,7 @@
           <w:noProof/>
         </w:rPr>
         <w:drawing>
-          <wp:anchor distT="0" distB="0" distL="114300" distR="114300" simplePos="0" relativeHeight="251776000" behindDoc="0" locked="0" layoutInCell="1" hidden="0" allowOverlap="1">
+          <wp:anchor distT="0" distB="0" distL="114300" distR="114300" simplePos="0" relativeHeight="251776000" behindDoc="0" locked="0" layoutInCell="1" hidden="0" allowOverlap="1" wp14:anchorId="6A63AFCF" wp14:editId="0D5C7E2E">
             <wp:simplePos x="0" y="0"/>
             <wp:positionH relativeFrom="column">
               <wp:posOffset>21896</wp:posOffset>
@@ -9184,7 +9604,29 @@
                 <w:szCs w:val="30"/>
               </w:rPr>
               <w:lastRenderedPageBreak/>
-              <w:t>퀘스트 1  〈동생 심부름〉</w:t>
+              <w:t xml:space="preserve">퀘스트 </w:t>
+            </w:r>
+            <w:proofErr w:type="gramStart"/>
+            <w:r>
+              <w:rPr>
+                <w:rFonts w:ascii="맑은 고딕" w:eastAsia="맑은 고딕" w:hAnsi="맑은 고딕" w:cs="맑은 고딕"/>
+                <w:b/>
+                <w:color w:val="FFFFFF"/>
+                <w:sz w:val="30"/>
+                <w:szCs w:val="30"/>
+              </w:rPr>
+              <w:t>1  〈</w:t>
+            </w:r>
+            <w:proofErr w:type="gramEnd"/>
+            <w:r>
+              <w:rPr>
+                <w:rFonts w:ascii="맑은 고딕" w:eastAsia="맑은 고딕" w:hAnsi="맑은 고딕" w:cs="맑은 고딕"/>
+                <w:b/>
+                <w:color w:val="FFFFFF"/>
+                <w:sz w:val="30"/>
+                <w:szCs w:val="30"/>
+              </w:rPr>
+              <w:t>동생 심부름〉</w:t>
             </w:r>
           </w:p>
         </w:tc>
@@ -9207,13 +9649,23 @@
           <w:rFonts w:ascii="맑은 고딕" w:eastAsia="맑은 고딕" w:hAnsi="맑은 고딕" w:cs="맑은 고딕"/>
         </w:rPr>
       </w:pPr>
+      <w:proofErr w:type="gramStart"/>
       <w:r>
         <w:rPr>
           <w:rFonts w:ascii="맑은 고딕" w:eastAsia="맑은 고딕" w:hAnsi="맑은 고딕" w:cs="맑은 고딕"/>
           <w:b/>
           <w:color w:val="0F4C75"/>
         </w:rPr>
-        <w:t xml:space="preserve">▣  시놉시스  </w:t>
+        <w:t>▣  시놉시스</w:t>
+      </w:r>
+      <w:proofErr w:type="gramEnd"/>
+      <w:r>
+        <w:rPr>
+          <w:rFonts w:ascii="맑은 고딕" w:eastAsia="맑은 고딕" w:hAnsi="맑은 고딕" w:cs="맑은 고딕"/>
+          <w:b/>
+          <w:color w:val="0F4C75"/>
+        </w:rPr>
+        <w:t xml:space="preserve">  </w:t>
       </w:r>
     </w:p>
     <w:p>
@@ -9230,7 +9682,7 @@
           <w:noProof/>
         </w:rPr>
         <w:drawing>
-          <wp:inline distT="0" distB="0" distL="0" distR="0">
+          <wp:inline distT="0" distB="0" distL="0" distR="0" wp14:anchorId="3061665B" wp14:editId="23A07B04">
             <wp:extent cx="6263640" cy="1419758"/>
             <wp:effectExtent l="0" t="0" r="0" b="0"/>
             <wp:docPr id="1028" name="shape1028"/>
@@ -9316,7 +9768,43 @@
                 <w:color w:val="1C2B36"/>
                 <w:sz w:val="16"/>
               </w:rPr>
-              <w:t>동생은 자신에게 필요한 잡다한 물건들을 차한해에게 사오라고 시킨다. 한해는 당연하다는 듯 집을 나서고, 플레이어는 편의점과 다이소, 치킨집, 중고거래 장소를 오가며 도심의 기본 동선과 상호작용을 익힌다. 겉으로는 평범한 심부름이지만, 이 퀘스트는 한해가 타인의 요구를 먼저 받아들이는 태도와 가족 안에서의 위치를 조용히 드러낸다.</w:t>
+              <w:t xml:space="preserve">동생은 자신에게 필요한 잡다한 물건들을 차한해에게 사오라고 시킨다. 한해는 당연하다는 듯 집을 나서고, 플레이어는 편의점과 </w:t>
+            </w:r>
+            <w:proofErr w:type="spellStart"/>
+            <w:r>
+              <w:rPr>
+                <w:rFonts w:ascii="맑은 고딕" w:eastAsia="맑은 고딕" w:hAnsi="맑은 고딕" w:cs="맑은 고딕"/>
+                <w:color w:val="1C2B36"/>
+                <w:sz w:val="16"/>
+              </w:rPr>
+              <w:t>다이소</w:t>
+            </w:r>
+            <w:proofErr w:type="spellEnd"/>
+            <w:r>
+              <w:rPr>
+                <w:rFonts w:ascii="맑은 고딕" w:eastAsia="맑은 고딕" w:hAnsi="맑은 고딕" w:cs="맑은 고딕"/>
+                <w:color w:val="1C2B36"/>
+                <w:sz w:val="16"/>
+              </w:rPr>
+              <w:t xml:space="preserve">, 치킨집, 중고거래 장소를 오가며 도심의 기본 동선과 상호작용을 익힌다. 겉으로는 평범한 심부름이지만, 이 퀘스트는 </w:t>
+            </w:r>
+            <w:proofErr w:type="gramStart"/>
+            <w:r>
+              <w:rPr>
+                <w:rFonts w:ascii="맑은 고딕" w:eastAsia="맑은 고딕" w:hAnsi="맑은 고딕" w:cs="맑은 고딕"/>
+                <w:color w:val="1C2B36"/>
+                <w:sz w:val="16"/>
+              </w:rPr>
+              <w:t>한해가</w:t>
+            </w:r>
+            <w:proofErr w:type="gramEnd"/>
+            <w:r>
+              <w:rPr>
+                <w:rFonts w:ascii="맑은 고딕" w:eastAsia="맑은 고딕" w:hAnsi="맑은 고딕" w:cs="맑은 고딕"/>
+                <w:color w:val="1C2B36"/>
+                <w:sz w:val="16"/>
+              </w:rPr>
+              <w:t xml:space="preserve"> 타인의 요구를 먼저 받아들이는 태도와 가족 안에서의 위치를 조용히 드러낸다.</w:t>
             </w:r>
           </w:p>
         </w:tc>
@@ -9339,13 +9827,23 @@
           <w:rFonts w:ascii="맑은 고딕" w:eastAsia="맑은 고딕" w:hAnsi="맑은 고딕" w:cs="맑은 고딕"/>
         </w:rPr>
       </w:pPr>
+      <w:proofErr w:type="gramStart"/>
       <w:r>
         <w:rPr>
           <w:rFonts w:ascii="맑은 고딕" w:eastAsia="맑은 고딕" w:hAnsi="맑은 고딕" w:cs="맑은 고딕"/>
           <w:b/>
           <w:color w:val="0F4C75"/>
         </w:rPr>
-        <w:t xml:space="preserve">▤  퀘스트의 조건  </w:t>
+        <w:t>▤  퀘스트의</w:t>
+      </w:r>
+      <w:proofErr w:type="gramEnd"/>
+      <w:r>
+        <w:rPr>
+          <w:rFonts w:ascii="맑은 고딕" w:eastAsia="맑은 고딕" w:hAnsi="맑은 고딕" w:cs="맑은 고딕"/>
+          <w:b/>
+          <w:color w:val="0F4C75"/>
+        </w:rPr>
+        <w:t xml:space="preserve"> 조건  </w:t>
       </w:r>
     </w:p>
     <w:tbl>
@@ -9500,7 +9998,25 @@
                 <w:color w:val="1C2B36"/>
                 <w:sz w:val="16"/>
               </w:rPr>
-              <w:t>동생이 신상 과자, 앞머리롤, 치킨 주문, 중고거래 물건 확인을 한꺼번에 요구</w:t>
+              <w:t xml:space="preserve">동생이 신상 과자, </w:t>
+            </w:r>
+            <w:proofErr w:type="spellStart"/>
+            <w:r>
+              <w:rPr>
+                <w:rFonts w:ascii="맑은 고딕" w:eastAsia="맑은 고딕" w:hAnsi="맑은 고딕" w:cs="맑은 고딕"/>
+                <w:color w:val="1C2B36"/>
+                <w:sz w:val="16"/>
+              </w:rPr>
+              <w:t>앞머리롤</w:t>
+            </w:r>
+            <w:proofErr w:type="spellEnd"/>
+            <w:r>
+              <w:rPr>
+                <w:rFonts w:ascii="맑은 고딕" w:eastAsia="맑은 고딕" w:hAnsi="맑은 고딕" w:cs="맑은 고딕"/>
+                <w:color w:val="1C2B36"/>
+                <w:sz w:val="16"/>
+              </w:rPr>
+              <w:t>, 치킨 주문, 중고거래 물건 확인을 한꺼번에 요구</w:t>
             </w:r>
           </w:p>
         </w:tc>
@@ -9573,7 +10089,61 @@
                 <w:color w:val="1C2B36"/>
                 <w:sz w:val="16"/>
               </w:rPr>
-              <w:t>편의점 품절 확인 → 다이소 앞머리롤 구매 → 배송 트럭/재입고 암시 확인 → 팝콘 사기 취소 → 회색 후드 판매자 찾기</w:t>
+              <w:t xml:space="preserve">편의점 품절 확인 → </w:t>
+            </w:r>
+            <w:proofErr w:type="spellStart"/>
+            <w:r>
+              <w:rPr>
+                <w:rFonts w:ascii="맑은 고딕" w:eastAsia="맑은 고딕" w:hAnsi="맑은 고딕" w:cs="맑은 고딕"/>
+                <w:color w:val="1C2B36"/>
+                <w:sz w:val="16"/>
+              </w:rPr>
+              <w:t>다이소</w:t>
+            </w:r>
+            <w:proofErr w:type="spellEnd"/>
+            <w:r>
+              <w:rPr>
+                <w:rFonts w:ascii="맑은 고딕" w:eastAsia="맑은 고딕" w:hAnsi="맑은 고딕" w:cs="맑은 고딕"/>
+                <w:color w:val="1C2B36"/>
+                <w:sz w:val="16"/>
+              </w:rPr>
+              <w:t xml:space="preserve"> </w:t>
+            </w:r>
+            <w:proofErr w:type="spellStart"/>
+            <w:r>
+              <w:rPr>
+                <w:rFonts w:ascii="맑은 고딕" w:eastAsia="맑은 고딕" w:hAnsi="맑은 고딕" w:cs="맑은 고딕"/>
+                <w:color w:val="1C2B36"/>
+                <w:sz w:val="16"/>
+              </w:rPr>
+              <w:t>앞머리롤</w:t>
+            </w:r>
+            <w:proofErr w:type="spellEnd"/>
+            <w:r>
+              <w:rPr>
+                <w:rFonts w:ascii="맑은 고딕" w:eastAsia="맑은 고딕" w:hAnsi="맑은 고딕" w:cs="맑은 고딕"/>
+                <w:color w:val="1C2B36"/>
+                <w:sz w:val="16"/>
+              </w:rPr>
+              <w:t xml:space="preserve"> 구매 → 배송 트럭/</w:t>
+            </w:r>
+            <w:proofErr w:type="spellStart"/>
+            <w:r>
+              <w:rPr>
+                <w:rFonts w:ascii="맑은 고딕" w:eastAsia="맑은 고딕" w:hAnsi="맑은 고딕" w:cs="맑은 고딕"/>
+                <w:color w:val="1C2B36"/>
+                <w:sz w:val="16"/>
+              </w:rPr>
+              <w:t>재입고</w:t>
+            </w:r>
+            <w:proofErr w:type="spellEnd"/>
+            <w:r>
+              <w:rPr>
+                <w:rFonts w:ascii="맑은 고딕" w:eastAsia="맑은 고딕" w:hAnsi="맑은 고딕" w:cs="맑은 고딕"/>
+                <w:color w:val="1C2B36"/>
+                <w:sz w:val="16"/>
+              </w:rPr>
+              <w:t xml:space="preserve"> 암시 확인 → 팝콘 사기 취소 → 회색 후드 판매자 찾기</w:t>
             </w:r>
           </w:p>
         </w:tc>
@@ -9742,13 +10312,23 @@
           <w:rFonts w:ascii="맑은 고딕" w:eastAsia="맑은 고딕" w:hAnsi="맑은 고딕" w:cs="맑은 고딕"/>
         </w:rPr>
       </w:pPr>
+      <w:proofErr w:type="gramStart"/>
       <w:r>
         <w:rPr>
           <w:rFonts w:ascii="맑은 고딕" w:eastAsia="맑은 고딕" w:hAnsi="맑은 고딕" w:cs="맑은 고딕"/>
           <w:b/>
           <w:color w:val="0F4C75"/>
         </w:rPr>
-        <w:t xml:space="preserve">◎  필요 리소스  </w:t>
+        <w:t>◎  필요</w:t>
+      </w:r>
+      <w:proofErr w:type="gramEnd"/>
+      <w:r>
+        <w:rPr>
+          <w:rFonts w:ascii="맑은 고딕" w:eastAsia="맑은 고딕" w:hAnsi="맑은 고딕" w:cs="맑은 고딕"/>
+          <w:b/>
+          <w:color w:val="0F4C75"/>
+        </w:rPr>
+        <w:t xml:space="preserve"> 리소스  </w:t>
       </w:r>
     </w:p>
     <w:tbl>
@@ -9918,7 +10498,27 @@
                 <w:sz w:val="16"/>
                 <w:szCs w:val="16"/>
               </w:rPr>
-              <w:t>집, 편의점, 다이소, 치킨집 앞, 중고거래 골목, 도시 보행로</w:t>
+              <w:t xml:space="preserve">집, 편의점, </w:t>
+            </w:r>
+            <w:proofErr w:type="spellStart"/>
+            <w:r>
+              <w:rPr>
+                <w:rFonts w:ascii="맑은 고딕" w:eastAsia="맑은 고딕" w:hAnsi="맑은 고딕" w:cs="맑은 고딕"/>
+                <w:color w:val="1C2B36"/>
+                <w:sz w:val="16"/>
+                <w:szCs w:val="16"/>
+              </w:rPr>
+              <w:t>다이소</w:t>
+            </w:r>
+            <w:proofErr w:type="spellEnd"/>
+            <w:r>
+              <w:rPr>
+                <w:rFonts w:ascii="맑은 고딕" w:eastAsia="맑은 고딕" w:hAnsi="맑은 고딕" w:cs="맑은 고딕"/>
+                <w:color w:val="1C2B36"/>
+                <w:sz w:val="16"/>
+                <w:szCs w:val="16"/>
+              </w:rPr>
+              <w:t>, 치킨집 앞, 중고거래 골목, 도시 보행로</w:t>
             </w:r>
           </w:p>
         </w:tc>
@@ -9998,7 +10598,47 @@
                 <w:sz w:val="16"/>
                 <w:szCs w:val="16"/>
               </w:rPr>
-              <w:t>신상 과자 진열대, 앞머리롤 매대, 배달앱 UI, 배송 트럭, 중고거래 물건</w:t>
+              <w:t xml:space="preserve">신상 과자 진열대, </w:t>
+            </w:r>
+            <w:proofErr w:type="spellStart"/>
+            <w:r>
+              <w:rPr>
+                <w:rFonts w:ascii="맑은 고딕" w:eastAsia="맑은 고딕" w:hAnsi="맑은 고딕" w:cs="맑은 고딕"/>
+                <w:color w:val="1C2B36"/>
+                <w:sz w:val="16"/>
+                <w:szCs w:val="16"/>
+              </w:rPr>
+              <w:t>앞머리롤</w:t>
+            </w:r>
+            <w:proofErr w:type="spellEnd"/>
+            <w:r>
+              <w:rPr>
+                <w:rFonts w:ascii="맑은 고딕" w:eastAsia="맑은 고딕" w:hAnsi="맑은 고딕" w:cs="맑은 고딕"/>
+                <w:color w:val="1C2B36"/>
+                <w:sz w:val="16"/>
+                <w:szCs w:val="16"/>
+              </w:rPr>
+              <w:t xml:space="preserve"> 매대, </w:t>
+            </w:r>
+            <w:proofErr w:type="spellStart"/>
+            <w:r>
+              <w:rPr>
+                <w:rFonts w:ascii="맑은 고딕" w:eastAsia="맑은 고딕" w:hAnsi="맑은 고딕" w:cs="맑은 고딕"/>
+                <w:color w:val="1C2B36"/>
+                <w:sz w:val="16"/>
+                <w:szCs w:val="16"/>
+              </w:rPr>
+              <w:t>배달앱</w:t>
+            </w:r>
+            <w:proofErr w:type="spellEnd"/>
+            <w:r>
+              <w:rPr>
+                <w:rFonts w:ascii="맑은 고딕" w:eastAsia="맑은 고딕" w:hAnsi="맑은 고딕" w:cs="맑은 고딕"/>
+                <w:color w:val="1C2B36"/>
+                <w:sz w:val="16"/>
+                <w:szCs w:val="16"/>
+              </w:rPr>
+              <w:t xml:space="preserve"> UI, 배송 트럭, 중고거래 물건</w:t>
             </w:r>
           </w:p>
         </w:tc>
@@ -10078,7 +10718,27 @@
                 <w:sz w:val="16"/>
                 <w:szCs w:val="16"/>
               </w:rPr>
-              <w:t>동생, 편의점 알바, 재입고 대기 NPC, 회색 후드 판매자 3명, 치킨집 직원</w:t>
+              <w:t xml:space="preserve">동생, 편의점 알바, </w:t>
+            </w:r>
+            <w:proofErr w:type="spellStart"/>
+            <w:r>
+              <w:rPr>
+                <w:rFonts w:ascii="맑은 고딕" w:eastAsia="맑은 고딕" w:hAnsi="맑은 고딕" w:cs="맑은 고딕"/>
+                <w:color w:val="1C2B36"/>
+                <w:sz w:val="16"/>
+                <w:szCs w:val="16"/>
+              </w:rPr>
+              <w:t>재입고</w:t>
+            </w:r>
+            <w:proofErr w:type="spellEnd"/>
+            <w:r>
+              <w:rPr>
+                <w:rFonts w:ascii="맑은 고딕" w:eastAsia="맑은 고딕" w:hAnsi="맑은 고딕" w:cs="맑은 고딕"/>
+                <w:color w:val="1C2B36"/>
+                <w:sz w:val="16"/>
+                <w:szCs w:val="16"/>
+              </w:rPr>
+              <w:t xml:space="preserve"> 대기 NPC, 회색 후드 판매자 3명, 치킨집 직원</w:t>
             </w:r>
           </w:p>
         </w:tc>
@@ -10264,6 +10924,7 @@
           <w:rFonts w:ascii="맑은 고딕" w:eastAsia="맑은 고딕" w:hAnsi="맑은 고딕" w:cs="맑은 고딕"/>
         </w:rPr>
       </w:pPr>
+      <w:proofErr w:type="gramStart"/>
       <w:r>
         <w:rPr>
           <w:rFonts w:ascii="맑은 고딕" w:eastAsia="맑은 고딕" w:hAnsi="맑은 고딕" w:cs="맑은 고딕"/>
@@ -10271,7 +10932,16 @@
           <w:color w:val="0F4C75"/>
         </w:rPr>
         <w:lastRenderedPageBreak/>
-        <w:t xml:space="preserve">▣  퀘스트 내용  </w:t>
+        <w:t>▣  퀘스트</w:t>
+      </w:r>
+      <w:proofErr w:type="gramEnd"/>
+      <w:r>
+        <w:rPr>
+          <w:rFonts w:ascii="맑은 고딕" w:eastAsia="맑은 고딕" w:hAnsi="맑은 고딕" w:cs="맑은 고딕"/>
+          <w:b/>
+          <w:color w:val="0F4C75"/>
+        </w:rPr>
+        <w:t xml:space="preserve"> 내용  </w:t>
       </w:r>
     </w:p>
     <w:tbl>
@@ -10486,7 +11156,7 @@
                 <w:szCs w:val="16"/>
               </w:rPr>
               <w:drawing>
-                <wp:anchor distT="0" distB="0" distL="114300" distR="114300" simplePos="0" relativeHeight="251730944" behindDoc="1" locked="0" layoutInCell="1" hidden="0" allowOverlap="1">
+                <wp:anchor distT="0" distB="0" distL="114300" distR="114300" simplePos="0" relativeHeight="251730944" behindDoc="1" locked="0" layoutInCell="1" hidden="0" allowOverlap="1" wp14:anchorId="5E9C06A4" wp14:editId="22B7B8A4">
                   <wp:simplePos x="0" y="0"/>
                   <wp:positionH relativeFrom="column">
                     <wp:posOffset>-52450</wp:posOffset>
@@ -10698,7 +11368,7 @@
                 <w:szCs w:val="16"/>
               </w:rPr>
               <w:drawing>
-                <wp:anchor distT="0" distB="0" distL="114300" distR="114300" simplePos="0" relativeHeight="251732992" behindDoc="0" locked="0" layoutInCell="1" hidden="0" allowOverlap="1">
+                <wp:anchor distT="0" distB="0" distL="114300" distR="114300" simplePos="0" relativeHeight="251732992" behindDoc="0" locked="0" layoutInCell="1" hidden="0" allowOverlap="1" wp14:anchorId="7D33371A" wp14:editId="30D5E43F">
                   <wp:simplePos x="0" y="0"/>
                   <wp:positionH relativeFrom="column">
                     <wp:posOffset>-54783</wp:posOffset>
@@ -10756,7 +11426,7 @@
                 <w:noProof/>
               </w:rPr>
               <w:drawing>
-                <wp:anchor distT="0" distB="0" distL="114300" distR="114300" simplePos="0" relativeHeight="251731968" behindDoc="0" locked="0" layoutInCell="1" hidden="0" allowOverlap="1">
+                <wp:anchor distT="0" distB="0" distL="114300" distR="114300" simplePos="0" relativeHeight="251731968" behindDoc="0" locked="0" layoutInCell="1" hidden="0" allowOverlap="1" wp14:anchorId="18A20BD9" wp14:editId="1BAD37D6">
                   <wp:simplePos x="0" y="0"/>
                   <wp:positionH relativeFrom="column">
                     <wp:posOffset>-51089</wp:posOffset>
@@ -11050,14 +11720,25 @@
                 <w:szCs w:val="16"/>
               </w:rPr>
             </w:pPr>
-            <w:r>
-              <w:rPr>
-                <w:rFonts w:ascii="맑은 고딕" w:eastAsia="맑은 고딕" w:hAnsi="맑은 고딕" w:cs="맑은 고딕"/>
-                <w:color w:val="1C2B36"/>
-                <w:sz w:val="16"/>
-                <w:szCs w:val="16"/>
-              </w:rPr>
-              <w:t>다이소 구매 후 출구 접근</w:t>
+            <w:proofErr w:type="spellStart"/>
+            <w:r>
+              <w:rPr>
+                <w:rFonts w:ascii="맑은 고딕" w:eastAsia="맑은 고딕" w:hAnsi="맑은 고딕" w:cs="맑은 고딕"/>
+                <w:color w:val="1C2B36"/>
+                <w:sz w:val="16"/>
+                <w:szCs w:val="16"/>
+              </w:rPr>
+              <w:t>다이소</w:t>
+            </w:r>
+            <w:proofErr w:type="spellEnd"/>
+            <w:r>
+              <w:rPr>
+                <w:rFonts w:ascii="맑은 고딕" w:eastAsia="맑은 고딕" w:hAnsi="맑은 고딕" w:cs="맑은 고딕"/>
+                <w:color w:val="1C2B36"/>
+                <w:sz w:val="16"/>
+                <w:szCs w:val="16"/>
+              </w:rPr>
+              <w:t xml:space="preserve"> 구매 후 출구 접근</w:t>
             </w:r>
           </w:p>
         </w:tc>
@@ -11141,7 +11822,7 @@
                 <w:szCs w:val="16"/>
               </w:rPr>
               <w:drawing>
-                <wp:anchor distT="0" distB="0" distL="114300" distR="114300" simplePos="0" relativeHeight="251735040" behindDoc="0" locked="0" layoutInCell="1" hidden="0" allowOverlap="1">
+                <wp:anchor distT="0" distB="0" distL="114300" distR="114300" simplePos="0" relativeHeight="251735040" behindDoc="0" locked="0" layoutInCell="1" hidden="0" allowOverlap="1" wp14:anchorId="5F43C277" wp14:editId="45883223">
                   <wp:simplePos x="0" y="0"/>
                   <wp:positionH relativeFrom="column">
                     <wp:posOffset>-44450</wp:posOffset>
@@ -11202,7 +11883,7 @@
                 <w:szCs w:val="16"/>
               </w:rPr>
               <w:drawing>
-                <wp:anchor distT="0" distB="0" distL="114300" distR="114300" simplePos="0" relativeHeight="251734016" behindDoc="0" locked="0" layoutInCell="1" hidden="0" allowOverlap="1">
+                <wp:anchor distT="0" distB="0" distL="114300" distR="114300" simplePos="0" relativeHeight="251734016" behindDoc="0" locked="0" layoutInCell="1" hidden="0" allowOverlap="1" wp14:anchorId="14F83991" wp14:editId="11C522C8">
                   <wp:simplePos x="0" y="0"/>
                   <wp:positionH relativeFrom="column">
                     <wp:posOffset>-45402</wp:posOffset>
@@ -11565,13 +12246,23 @@
           <w:rFonts w:ascii="맑은 고딕" w:eastAsia="맑은 고딕" w:hAnsi="맑은 고딕" w:cs="맑은 고딕"/>
         </w:rPr>
       </w:pPr>
+      <w:proofErr w:type="gramStart"/>
       <w:r>
         <w:rPr>
           <w:rFonts w:ascii="맑은 고딕" w:eastAsia="맑은 고딕" w:hAnsi="맑은 고딕" w:cs="맑은 고딕"/>
           <w:b/>
           <w:color w:val="0F4C75"/>
         </w:rPr>
-        <w:t xml:space="preserve">▤  주요 대사 / 연출 방향  </w:t>
+        <w:t>▤  주요</w:t>
+      </w:r>
+      <w:proofErr w:type="gramEnd"/>
+      <w:r>
+        <w:rPr>
+          <w:rFonts w:ascii="맑은 고딕" w:eastAsia="맑은 고딕" w:hAnsi="맑은 고딕" w:cs="맑은 고딕"/>
+          <w:b/>
+          <w:color w:val="0F4C75"/>
+        </w:rPr>
+        <w:t xml:space="preserve"> 대사 / 연출 방향  </w:t>
       </w:r>
     </w:p>
     <w:tbl>
@@ -11897,7 +12588,27 @@
                 <w:sz w:val="16"/>
                 <w:szCs w:val="16"/>
               </w:rPr>
-              <w:t>“오늘 재입고되긴 하는데, 언제 물류 차가 올 지는 몰라요.”</w:t>
+              <w:t xml:space="preserve">“오늘 </w:t>
+            </w:r>
+            <w:proofErr w:type="spellStart"/>
+            <w:r>
+              <w:rPr>
+                <w:rFonts w:ascii="맑은 고딕" w:eastAsia="맑은 고딕" w:hAnsi="맑은 고딕" w:cs="맑은 고딕"/>
+                <w:color w:val="1C2B36"/>
+                <w:sz w:val="16"/>
+                <w:szCs w:val="16"/>
+              </w:rPr>
+              <w:t>재입고되긴</w:t>
+            </w:r>
+            <w:proofErr w:type="spellEnd"/>
+            <w:r>
+              <w:rPr>
+                <w:rFonts w:ascii="맑은 고딕" w:eastAsia="맑은 고딕" w:hAnsi="맑은 고딕" w:cs="맑은 고딕"/>
+                <w:color w:val="1C2B36"/>
+                <w:sz w:val="16"/>
+                <w:szCs w:val="16"/>
+              </w:rPr>
+              <w:t xml:space="preserve"> 하는데, 언제 물류 차가 올 지는 몰라요.”</w:t>
             </w:r>
           </w:p>
         </w:tc>
@@ -11927,14 +12638,25 @@
                 <w:szCs w:val="16"/>
               </w:rPr>
             </w:pPr>
-            <w:r>
-              <w:rPr>
-                <w:rFonts w:ascii="맑은 고딕" w:eastAsia="맑은 고딕" w:hAnsi="맑은 고딕" w:cs="맑은 고딕"/>
-                <w:color w:val="1C2B36"/>
-                <w:sz w:val="16"/>
-                <w:szCs w:val="16"/>
-              </w:rPr>
-              <w:t>재입고 경쟁과 배송 트럭 트리거를 예고한다.</w:t>
+            <w:proofErr w:type="spellStart"/>
+            <w:r>
+              <w:rPr>
+                <w:rFonts w:ascii="맑은 고딕" w:eastAsia="맑은 고딕" w:hAnsi="맑은 고딕" w:cs="맑은 고딕"/>
+                <w:color w:val="1C2B36"/>
+                <w:sz w:val="16"/>
+                <w:szCs w:val="16"/>
+              </w:rPr>
+              <w:t>재입고</w:t>
+            </w:r>
+            <w:proofErr w:type="spellEnd"/>
+            <w:r>
+              <w:rPr>
+                <w:rFonts w:ascii="맑은 고딕" w:eastAsia="맑은 고딕" w:hAnsi="맑은 고딕" w:cs="맑은 고딕"/>
+                <w:color w:val="1C2B36"/>
+                <w:sz w:val="16"/>
+                <w:szCs w:val="16"/>
+              </w:rPr>
+              <w:t xml:space="preserve"> 경쟁과 배송 트럭 트리거를 예고한다.</w:t>
             </w:r>
           </w:p>
         </w:tc>
@@ -11969,6 +12691,7 @@
                 <w:szCs w:val="16"/>
               </w:rPr>
             </w:pPr>
+            <w:proofErr w:type="spellStart"/>
             <w:r>
               <w:rPr>
                 <w:rFonts w:ascii="맑은 고딕" w:eastAsia="맑은 고딕" w:hAnsi="맑은 고딕" w:cs="맑은 고딕"/>
@@ -11979,6 +12702,7 @@
               </w:rPr>
               <w:t>차한해</w:t>
             </w:r>
+            <w:proofErr w:type="spellEnd"/>
           </w:p>
         </w:tc>
         <w:tc>
@@ -12014,7 +12738,47 @@
                 <w:sz w:val="16"/>
                 <w:szCs w:val="16"/>
               </w:rPr>
-              <w:t>“알겠어. 금방 다녀올게.”</w:t>
+              <w:t>“</w:t>
+            </w:r>
+            <w:proofErr w:type="spellStart"/>
+            <w:r>
+              <w:rPr>
+                <w:rFonts w:ascii="맑은 고딕" w:eastAsia="맑은 고딕" w:hAnsi="맑은 고딕" w:cs="맑은 고딕"/>
+                <w:color w:val="1C2B36"/>
+                <w:sz w:val="16"/>
+                <w:szCs w:val="16"/>
+              </w:rPr>
+              <w:t>알겠어</w:t>
+            </w:r>
+            <w:proofErr w:type="spellEnd"/>
+            <w:r>
+              <w:rPr>
+                <w:rFonts w:ascii="맑은 고딕" w:eastAsia="맑은 고딕" w:hAnsi="맑은 고딕" w:cs="맑은 고딕"/>
+                <w:color w:val="1C2B36"/>
+                <w:sz w:val="16"/>
+                <w:szCs w:val="16"/>
+              </w:rPr>
+              <w:t xml:space="preserve">. 금방 </w:t>
+            </w:r>
+            <w:proofErr w:type="spellStart"/>
+            <w:r>
+              <w:rPr>
+                <w:rFonts w:ascii="맑은 고딕" w:eastAsia="맑은 고딕" w:hAnsi="맑은 고딕" w:cs="맑은 고딕"/>
+                <w:color w:val="1C2B36"/>
+                <w:sz w:val="16"/>
+                <w:szCs w:val="16"/>
+              </w:rPr>
+              <w:t>다녀올게</w:t>
+            </w:r>
+            <w:proofErr w:type="spellEnd"/>
+            <w:r>
+              <w:rPr>
+                <w:rFonts w:ascii="맑은 고딕" w:eastAsia="맑은 고딕" w:hAnsi="맑은 고딕" w:cs="맑은 고딕"/>
+                <w:color w:val="1C2B36"/>
+                <w:sz w:val="16"/>
+                <w:szCs w:val="16"/>
+              </w:rPr>
+              <w:t>.”</w:t>
             </w:r>
           </w:p>
         </w:tc>
@@ -12064,6 +12828,7 @@
           <w:rFonts w:ascii="맑은 고딕" w:eastAsia="맑은 고딕" w:hAnsi="맑은 고딕" w:cs="맑은 고딕"/>
         </w:rPr>
       </w:pPr>
+      <w:proofErr w:type="gramStart"/>
       <w:r>
         <w:rPr>
           <w:rFonts w:ascii="맑은 고딕" w:eastAsia="맑은 고딕" w:hAnsi="맑은 고딕" w:cs="맑은 고딕"/>
@@ -12073,6 +12838,7 @@
         <w:lastRenderedPageBreak/>
         <w:t>★  핵심</w:t>
       </w:r>
+      <w:proofErr w:type="gramEnd"/>
     </w:p>
     <w:tbl>
       <w:tblPr>
@@ -12136,13 +12902,23 @@
           <w:color w:val="0F4C75"/>
         </w:rPr>
       </w:pPr>
+      <w:proofErr w:type="gramStart"/>
       <w:r>
         <w:rPr>
           <w:rFonts w:ascii="맑은 고딕" w:eastAsia="맑은 고딕" w:hAnsi="맑은 고딕" w:cs="맑은 고딕"/>
           <w:b/>
           <w:color w:val="0F4C75"/>
         </w:rPr>
-        <w:t>▣  세부 설정</w:t>
+        <w:t>▣  세부</w:t>
+      </w:r>
+      <w:proofErr w:type="gramEnd"/>
+      <w:r>
+        <w:rPr>
+          <w:rFonts w:ascii="맑은 고딕" w:eastAsia="맑은 고딕" w:hAnsi="맑은 고딕" w:cs="맑은 고딕"/>
+          <w:b/>
+          <w:color w:val="0F4C75"/>
+        </w:rPr>
+        <w:t xml:space="preserve"> 설정</w:t>
       </w:r>
     </w:p>
     <w:tbl>
@@ -12314,7 +13090,7 @@
               <mc:AlternateContent>
                 <mc:Choice Requires="wps">
                   <w:drawing>
-                    <wp:anchor distT="0" distB="0" distL="114300" distR="114300" simplePos="0" relativeHeight="251794432" behindDoc="0" locked="0" layoutInCell="1" hidden="0" allowOverlap="1">
+                    <wp:anchor distT="0" distB="0" distL="114300" distR="114300" simplePos="0" relativeHeight="251794432" behindDoc="0" locked="0" layoutInCell="1" hidden="0" allowOverlap="1" wp14:anchorId="52D4017C" wp14:editId="2A49E00B">
                       <wp:simplePos x="0" y="0"/>
                       <wp:positionH relativeFrom="column">
                         <wp:posOffset>833635</wp:posOffset>
@@ -12437,7 +13213,7 @@
               <mc:AlternateContent>
                 <mc:Choice Requires="wps">
                   <w:drawing>
-                    <wp:anchor distT="0" distB="0" distL="114300" distR="114300" simplePos="0" relativeHeight="251793408" behindDoc="0" locked="0" layoutInCell="1" hidden="0" allowOverlap="1">
+                    <wp:anchor distT="0" distB="0" distL="114300" distR="114300" simplePos="0" relativeHeight="251793408" behindDoc="0" locked="0" layoutInCell="1" hidden="0" allowOverlap="1" wp14:anchorId="6F24D258" wp14:editId="72A67DB1">
                       <wp:simplePos x="0" y="0"/>
                       <wp:positionH relativeFrom="column">
                         <wp:posOffset>880784</wp:posOffset>
@@ -12533,7 +13309,7 @@
               <mc:AlternateContent>
                 <mc:Choice Requires="wps">
                   <w:drawing>
-                    <wp:anchor distT="0" distB="0" distL="114300" distR="114300" simplePos="0" relativeHeight="251792384" behindDoc="0" locked="0" layoutInCell="1" hidden="0" allowOverlap="1">
+                    <wp:anchor distT="0" distB="0" distL="114300" distR="114300" simplePos="0" relativeHeight="251792384" behindDoc="0" locked="0" layoutInCell="1" hidden="0" allowOverlap="1" wp14:anchorId="7830D5BA" wp14:editId="0484261A">
                       <wp:simplePos x="0" y="0"/>
                       <wp:positionH relativeFrom="column">
                         <wp:posOffset>3384272</wp:posOffset>
@@ -12608,7 +13384,7 @@
               <mc:AlternateContent>
                 <mc:Choice Requires="wps">
                   <w:drawing>
-                    <wp:anchor distT="0" distB="0" distL="114300" distR="114300" simplePos="0" relativeHeight="251791360" behindDoc="0" locked="0" layoutInCell="1" hidden="0" allowOverlap="1">
+                    <wp:anchor distT="0" distB="0" distL="114300" distR="114300" simplePos="0" relativeHeight="251791360" behindDoc="0" locked="0" layoutInCell="1" hidden="0" allowOverlap="1" wp14:anchorId="5CB66BB7" wp14:editId="5D4F3521">
                       <wp:simplePos x="0" y="0"/>
                       <wp:positionH relativeFrom="column">
                         <wp:posOffset>4595712</wp:posOffset>
@@ -12683,7 +13459,7 @@
               <mc:AlternateContent>
                 <mc:Choice Requires="wps">
                   <w:drawing>
-                    <wp:anchor distT="0" distB="0" distL="114300" distR="114300" simplePos="0" relativeHeight="251790336" behindDoc="0" locked="0" layoutInCell="1" hidden="0" allowOverlap="1">
+                    <wp:anchor distT="0" distB="0" distL="114300" distR="114300" simplePos="0" relativeHeight="251790336" behindDoc="0" locked="0" layoutInCell="1" hidden="0" allowOverlap="1" wp14:anchorId="42B6112C" wp14:editId="5DBDAB2F">
                       <wp:simplePos x="0" y="0"/>
                       <wp:positionH relativeFrom="column">
                         <wp:posOffset>4265334</wp:posOffset>
@@ -12758,7 +13534,7 @@
               <mc:AlternateContent>
                 <mc:Choice Requires="wps">
                   <w:drawing>
-                    <wp:anchor distT="0" distB="0" distL="114300" distR="114300" simplePos="0" relativeHeight="251783168" behindDoc="0" locked="0" layoutInCell="1" hidden="0" allowOverlap="1">
+                    <wp:anchor distT="0" distB="0" distL="114300" distR="114300" simplePos="0" relativeHeight="251783168" behindDoc="0" locked="0" layoutInCell="1" hidden="0" allowOverlap="1" wp14:anchorId="505D20FC" wp14:editId="1FC74781">
                       <wp:simplePos x="0" y="0"/>
                       <wp:positionH relativeFrom="column">
                         <wp:posOffset>4265314</wp:posOffset>
@@ -12833,7 +13609,7 @@
               <mc:AlternateContent>
                 <mc:Choice Requires="wps">
                   <w:drawing>
-                    <wp:anchor distT="0" distB="0" distL="114300" distR="114300" simplePos="0" relativeHeight="251789312" behindDoc="0" locked="0" layoutInCell="1" hidden="0" allowOverlap="1">
+                    <wp:anchor distT="0" distB="0" distL="114300" distR="114300" simplePos="0" relativeHeight="251789312" behindDoc="0" locked="0" layoutInCell="1" hidden="0" allowOverlap="1" wp14:anchorId="3B0EDF2E" wp14:editId="4494ADD8">
                       <wp:simplePos x="0" y="0"/>
                       <wp:positionH relativeFrom="column">
                         <wp:posOffset>3303984</wp:posOffset>
@@ -12908,7 +13684,7 @@
               <mc:AlternateContent>
                 <mc:Choice Requires="wps">
                   <w:drawing>
-                    <wp:anchor distT="0" distB="0" distL="114300" distR="114300" simplePos="0" relativeHeight="251785216" behindDoc="0" locked="0" layoutInCell="1" hidden="0" allowOverlap="1">
+                    <wp:anchor distT="0" distB="0" distL="114300" distR="114300" simplePos="0" relativeHeight="251785216" behindDoc="0" locked="0" layoutInCell="1" hidden="0" allowOverlap="1" wp14:anchorId="16DE11E9" wp14:editId="6061D456">
                       <wp:simplePos x="0" y="0"/>
                       <wp:positionH relativeFrom="column">
                         <wp:posOffset>2744311</wp:posOffset>
@@ -12983,7 +13759,7 @@
               <mc:AlternateContent>
                 <mc:Choice Requires="wps">
                   <w:drawing>
-                    <wp:anchor distT="0" distB="0" distL="114300" distR="114300" simplePos="0" relativeHeight="251788288" behindDoc="0" locked="0" layoutInCell="1" hidden="0" allowOverlap="1">
+                    <wp:anchor distT="0" distB="0" distL="114300" distR="114300" simplePos="0" relativeHeight="251788288" behindDoc="0" locked="0" layoutInCell="1" hidden="0" allowOverlap="1" wp14:anchorId="241BC607" wp14:editId="5888CBC4">
                       <wp:simplePos x="0" y="0"/>
                       <wp:positionH relativeFrom="column">
                         <wp:posOffset>2765126</wp:posOffset>
@@ -13058,7 +13834,7 @@
               <mc:AlternateContent>
                 <mc:Choice Requires="wps">
                   <w:drawing>
-                    <wp:anchor distT="0" distB="0" distL="114300" distR="114300" simplePos="0" relativeHeight="251787264" behindDoc="0" locked="0" layoutInCell="1" hidden="0" allowOverlap="1">
+                    <wp:anchor distT="0" distB="0" distL="114300" distR="114300" simplePos="0" relativeHeight="251787264" behindDoc="0" locked="0" layoutInCell="1" hidden="0" allowOverlap="1" wp14:anchorId="12FDF426" wp14:editId="338C1665">
                       <wp:simplePos x="0" y="0"/>
                       <wp:positionH relativeFrom="column">
                         <wp:posOffset>2666920</wp:posOffset>
@@ -13133,7 +13909,7 @@
               <mc:AlternateContent>
                 <mc:Choice Requires="wps">
                   <w:drawing>
-                    <wp:anchor distT="0" distB="0" distL="114300" distR="114300" simplePos="0" relativeHeight="251786240" behindDoc="0" locked="0" layoutInCell="1" hidden="0" allowOverlap="1">
+                    <wp:anchor distT="0" distB="0" distL="114300" distR="114300" simplePos="0" relativeHeight="251786240" behindDoc="0" locked="0" layoutInCell="1" hidden="0" allowOverlap="1" wp14:anchorId="2043EA33" wp14:editId="687C6145">
                       <wp:simplePos x="0" y="0"/>
                       <wp:positionH relativeFrom="column">
                         <wp:posOffset>2687736</wp:posOffset>
@@ -13208,7 +13984,7 @@
               <mc:AlternateContent>
                 <mc:Choice Requires="wps">
                   <w:drawing>
-                    <wp:anchor distT="0" distB="0" distL="114300" distR="114300" simplePos="0" relativeHeight="251780096" behindDoc="0" locked="0" layoutInCell="1" hidden="0" allowOverlap="1">
+                    <wp:anchor distT="0" distB="0" distL="114300" distR="114300" simplePos="0" relativeHeight="251780096" behindDoc="0" locked="0" layoutInCell="1" hidden="0" allowOverlap="1" wp14:anchorId="06AC7D7F" wp14:editId="2257140E">
                       <wp:simplePos x="0" y="0"/>
                       <wp:positionH relativeFrom="column">
                         <wp:posOffset>2675850</wp:posOffset>
@@ -13283,7 +14059,7 @@
               <mc:AlternateContent>
                 <mc:Choice Requires="wps">
                   <w:drawing>
-                    <wp:anchor distT="0" distB="0" distL="114300" distR="114300" simplePos="0" relativeHeight="251784192" behindDoc="0" locked="0" layoutInCell="1" hidden="0" allowOverlap="1">
+                    <wp:anchor distT="0" distB="0" distL="114300" distR="114300" simplePos="0" relativeHeight="251784192" behindDoc="0" locked="0" layoutInCell="1" hidden="0" allowOverlap="1" wp14:anchorId="01A9294B" wp14:editId="51A1CB4E">
                       <wp:simplePos x="0" y="0"/>
                       <wp:positionH relativeFrom="column">
                         <wp:posOffset>4101603</wp:posOffset>
@@ -13358,7 +14134,7 @@
               <mc:AlternateContent>
                 <mc:Choice Requires="wps">
                   <w:drawing>
-                    <wp:anchor distT="0" distB="0" distL="114300" distR="114300" simplePos="0" relativeHeight="251782144" behindDoc="0" locked="0" layoutInCell="1" hidden="0" allowOverlap="1">
+                    <wp:anchor distT="0" distB="0" distL="114300" distR="114300" simplePos="0" relativeHeight="251782144" behindDoc="0" locked="0" layoutInCell="1" hidden="0" allowOverlap="1" wp14:anchorId="47015DDB" wp14:editId="1A7A7CCB">
                       <wp:simplePos x="0" y="0"/>
                       <wp:positionH relativeFrom="column">
                         <wp:posOffset>4125436</wp:posOffset>
@@ -13433,7 +14209,7 @@
               <mc:AlternateContent>
                 <mc:Choice Requires="wps">
                   <w:drawing>
-                    <wp:anchor distT="0" distB="0" distL="114300" distR="114300" simplePos="0" relativeHeight="251779072" behindDoc="0" locked="0" layoutInCell="1" hidden="0" allowOverlap="1">
+                    <wp:anchor distT="0" distB="0" distL="114300" distR="114300" simplePos="0" relativeHeight="251779072" behindDoc="0" locked="0" layoutInCell="1" hidden="0" allowOverlap="1" wp14:anchorId="6812303D" wp14:editId="1CD192B7">
                       <wp:simplePos x="0" y="0"/>
                       <wp:positionH relativeFrom="column">
                         <wp:posOffset>2818704</wp:posOffset>
@@ -13508,7 +14284,7 @@
               <mc:AlternateContent>
                 <mc:Choice Requires="wps">
                   <w:drawing>
-                    <wp:anchor distT="0" distB="0" distL="114300" distR="114300" simplePos="0" relativeHeight="251781120" behindDoc="0" locked="0" layoutInCell="1" hidden="0" allowOverlap="1">
+                    <wp:anchor distT="0" distB="0" distL="114300" distR="114300" simplePos="0" relativeHeight="251781120" behindDoc="0" locked="0" layoutInCell="1" hidden="0" allowOverlap="1" wp14:anchorId="2EF6484E" wp14:editId="3940994D">
                       <wp:simplePos x="0" y="0"/>
                       <wp:positionH relativeFrom="column">
                         <wp:posOffset>3455689</wp:posOffset>
@@ -13583,7 +14359,7 @@
               <mc:AlternateContent>
                 <mc:Choice Requires="wps">
                   <w:drawing>
-                    <wp:anchor distT="0" distB="0" distL="114300" distR="114300" simplePos="0" relativeHeight="251777024" behindDoc="0" locked="0" layoutInCell="1" hidden="0" allowOverlap="1">
+                    <wp:anchor distT="0" distB="0" distL="114300" distR="114300" simplePos="0" relativeHeight="251777024" behindDoc="0" locked="0" layoutInCell="1" hidden="0" allowOverlap="1" wp14:anchorId="7E45E4F4" wp14:editId="5A6D5781">
                       <wp:simplePos x="0" y="0"/>
                       <wp:positionH relativeFrom="column">
                         <wp:posOffset>964326</wp:posOffset>
@@ -13656,7 +14432,7 @@
                 <w:noProof/>
               </w:rPr>
               <w:drawing>
-                <wp:inline distT="0" distB="0" distL="0" distR="0">
+                <wp:inline distT="0" distB="0" distL="0" distR="0" wp14:anchorId="2FC2DB3D" wp14:editId="616171CC">
                   <wp:extent cx="5844127" cy="5110013"/>
                   <wp:effectExtent l="0" t="0" r="0" b="0"/>
                   <wp:docPr id="1034" name="shape1034"/>
@@ -13779,7 +14555,27 @@
                 <w:sz w:val="16"/>
                 <w:szCs w:val="16"/>
               </w:rPr>
-              <w:t>“오늘 재입고되긴 하는데, 언제 물류 차가 올 지는 몰라요.”</w:t>
+              <w:t xml:space="preserve">“오늘 </w:t>
+            </w:r>
+            <w:proofErr w:type="spellStart"/>
+            <w:r>
+              <w:rPr>
+                <w:rFonts w:ascii="맑은 고딕" w:eastAsia="맑은 고딕" w:hAnsi="맑은 고딕" w:cs="맑은 고딕"/>
+                <w:color w:val="1C2B36"/>
+                <w:sz w:val="16"/>
+                <w:szCs w:val="16"/>
+              </w:rPr>
+              <w:t>재입고되긴</w:t>
+            </w:r>
+            <w:proofErr w:type="spellEnd"/>
+            <w:r>
+              <w:rPr>
+                <w:rFonts w:ascii="맑은 고딕" w:eastAsia="맑은 고딕" w:hAnsi="맑은 고딕" w:cs="맑은 고딕"/>
+                <w:color w:val="1C2B36"/>
+                <w:sz w:val="16"/>
+                <w:szCs w:val="16"/>
+              </w:rPr>
+              <w:t xml:space="preserve"> 하는데, 언제 물류 차가 올 지는 몰라요.”</w:t>
             </w:r>
           </w:p>
         </w:tc>
@@ -13809,14 +14605,25 @@
                 <w:szCs w:val="16"/>
               </w:rPr>
             </w:pPr>
-            <w:r>
-              <w:rPr>
-                <w:rFonts w:ascii="맑은 고딕" w:eastAsia="맑은 고딕" w:hAnsi="맑은 고딕" w:cs="맑은 고딕"/>
-                <w:color w:val="1C2B36"/>
-                <w:sz w:val="16"/>
-                <w:szCs w:val="16"/>
-              </w:rPr>
-              <w:t>재입고 경쟁과 배송 트럭 트리거를 예고한다.</w:t>
+            <w:proofErr w:type="spellStart"/>
+            <w:r>
+              <w:rPr>
+                <w:rFonts w:ascii="맑은 고딕" w:eastAsia="맑은 고딕" w:hAnsi="맑은 고딕" w:cs="맑은 고딕"/>
+                <w:color w:val="1C2B36"/>
+                <w:sz w:val="16"/>
+                <w:szCs w:val="16"/>
+              </w:rPr>
+              <w:t>재입고</w:t>
+            </w:r>
+            <w:proofErr w:type="spellEnd"/>
+            <w:r>
+              <w:rPr>
+                <w:rFonts w:ascii="맑은 고딕" w:eastAsia="맑은 고딕" w:hAnsi="맑은 고딕" w:cs="맑은 고딕"/>
+                <w:color w:val="1C2B36"/>
+                <w:sz w:val="16"/>
+                <w:szCs w:val="16"/>
+              </w:rPr>
+              <w:t xml:space="preserve"> 경쟁과 배송 트럭 트리거를 예고한다.</w:t>
             </w:r>
           </w:p>
         </w:tc>
@@ -13880,7 +14687,29 @@
                 <w:sz w:val="30"/>
                 <w:szCs w:val="30"/>
               </w:rPr>
-              <w:t>퀘스트 2  〈균열의 등장〉</w:t>
+              <w:t xml:space="preserve">퀘스트 </w:t>
+            </w:r>
+            <w:proofErr w:type="gramStart"/>
+            <w:r>
+              <w:rPr>
+                <w:rFonts w:ascii="맑은 고딕" w:eastAsia="맑은 고딕" w:hAnsi="맑은 고딕" w:cs="맑은 고딕"/>
+                <w:b/>
+                <w:color w:val="FFFFFF"/>
+                <w:sz w:val="30"/>
+                <w:szCs w:val="30"/>
+              </w:rPr>
+              <w:t>2  〈</w:t>
+            </w:r>
+            <w:proofErr w:type="gramEnd"/>
+            <w:r>
+              <w:rPr>
+                <w:rFonts w:ascii="맑은 고딕" w:eastAsia="맑은 고딕" w:hAnsi="맑은 고딕" w:cs="맑은 고딕"/>
+                <w:b/>
+                <w:color w:val="FFFFFF"/>
+                <w:sz w:val="30"/>
+                <w:szCs w:val="30"/>
+              </w:rPr>
+              <w:t>균열의 등장〉</w:t>
             </w:r>
           </w:p>
         </w:tc>
@@ -13903,13 +14732,23 @@
           <w:rFonts w:ascii="맑은 고딕" w:eastAsia="맑은 고딕" w:hAnsi="맑은 고딕" w:cs="맑은 고딕"/>
         </w:rPr>
       </w:pPr>
+      <w:proofErr w:type="gramStart"/>
       <w:r>
         <w:rPr>
           <w:rFonts w:ascii="맑은 고딕" w:eastAsia="맑은 고딕" w:hAnsi="맑은 고딕" w:cs="맑은 고딕"/>
           <w:b/>
           <w:color w:val="0F4C75"/>
         </w:rPr>
-        <w:t xml:space="preserve">▣  시놉시스  </w:t>
+        <w:t>▣  시놉시스</w:t>
+      </w:r>
+      <w:proofErr w:type="gramEnd"/>
+      <w:r>
+        <w:rPr>
+          <w:rFonts w:ascii="맑은 고딕" w:eastAsia="맑은 고딕" w:hAnsi="맑은 고딕" w:cs="맑은 고딕"/>
+          <w:b/>
+          <w:color w:val="0F4C75"/>
+        </w:rPr>
+        <w:t xml:space="preserve">  </w:t>
       </w:r>
     </w:p>
     <w:p>
@@ -13926,7 +14765,7 @@
           <w:noProof/>
         </w:rPr>
         <w:drawing>
-          <wp:inline distT="0" distB="0" distL="0" distR="0">
+          <wp:inline distT="0" distB="0" distL="0" distR="0" wp14:anchorId="7257999D" wp14:editId="25AD1B91">
             <wp:extent cx="6263640" cy="1419758"/>
             <wp:effectExtent l="0" t="0" r="0" b="0"/>
             <wp:docPr id="1035" name="shape1035"/>
@@ -14035,13 +14874,23 @@
           <w:rFonts w:ascii="맑은 고딕" w:eastAsia="맑은 고딕" w:hAnsi="맑은 고딕" w:cs="맑은 고딕"/>
         </w:rPr>
       </w:pPr>
+      <w:proofErr w:type="gramStart"/>
       <w:r>
         <w:rPr>
           <w:rFonts w:ascii="맑은 고딕" w:eastAsia="맑은 고딕" w:hAnsi="맑은 고딕" w:cs="맑은 고딕"/>
           <w:b/>
           <w:color w:val="0F4C75"/>
         </w:rPr>
-        <w:t xml:space="preserve">▤  퀘스트의 조건  </w:t>
+        <w:t>▤  퀘스트의</w:t>
+      </w:r>
+      <w:proofErr w:type="gramEnd"/>
+      <w:r>
+        <w:rPr>
+          <w:rFonts w:ascii="맑은 고딕" w:eastAsia="맑은 고딕" w:hAnsi="맑은 고딕" w:cs="맑은 고딕"/>
+          <w:b/>
+          <w:color w:val="0F4C75"/>
+        </w:rPr>
+        <w:t xml:space="preserve"> 조건  </w:t>
       </w:r>
     </w:p>
     <w:tbl>
@@ -14196,7 +15045,25 @@
                 <w:color w:val="1C2B36"/>
                 <w:sz w:val="16"/>
               </w:rPr>
-              <w:t>아이 넘어짐 컷씬과 부모의 모순 행동을 목격한다.</w:t>
+              <w:t xml:space="preserve">아이 넘어짐 </w:t>
+            </w:r>
+            <w:proofErr w:type="spellStart"/>
+            <w:r>
+              <w:rPr>
+                <w:rFonts w:ascii="맑은 고딕" w:eastAsia="맑은 고딕" w:hAnsi="맑은 고딕" w:cs="맑은 고딕"/>
+                <w:color w:val="1C2B36"/>
+                <w:sz w:val="16"/>
+              </w:rPr>
+              <w:t>컷씬과</w:t>
+            </w:r>
+            <w:proofErr w:type="spellEnd"/>
+            <w:r>
+              <w:rPr>
+                <w:rFonts w:ascii="맑은 고딕" w:eastAsia="맑은 고딕" w:hAnsi="맑은 고딕" w:cs="맑은 고딕"/>
+                <w:color w:val="1C2B36"/>
+                <w:sz w:val="16"/>
+              </w:rPr>
+              <w:t xml:space="preserve"> 부모의 모순 행동을 목격한다.</w:t>
             </w:r>
           </w:p>
         </w:tc>
@@ -14342,7 +15209,25 @@
                 <w:color w:val="1C2B36"/>
                 <w:sz w:val="16"/>
               </w:rPr>
-              <w:t>일정량 이상 쓰레기 수거 후 공원 중심부에 접근하면 첫 균열 컷씬이 발동한다.</w:t>
+              <w:t xml:space="preserve">일정량 이상 쓰레기 수거 후 공원 중심부에 접근하면 첫 균열 </w:t>
+            </w:r>
+            <w:proofErr w:type="spellStart"/>
+            <w:r>
+              <w:rPr>
+                <w:rFonts w:ascii="맑은 고딕" w:eastAsia="맑은 고딕" w:hAnsi="맑은 고딕" w:cs="맑은 고딕"/>
+                <w:color w:val="1C2B36"/>
+                <w:sz w:val="16"/>
+              </w:rPr>
+              <w:t>컷씬이</w:t>
+            </w:r>
+            <w:proofErr w:type="spellEnd"/>
+            <w:r>
+              <w:rPr>
+                <w:rFonts w:ascii="맑은 고딕" w:eastAsia="맑은 고딕" w:hAnsi="맑은 고딕" w:cs="맑은 고딕"/>
+                <w:color w:val="1C2B36"/>
+                <w:sz w:val="16"/>
+              </w:rPr>
+              <w:t xml:space="preserve"> 발동한다.</w:t>
             </w:r>
           </w:p>
         </w:tc>
@@ -14438,13 +15323,23 @@
           <w:rFonts w:ascii="맑은 고딕" w:eastAsia="맑은 고딕" w:hAnsi="맑은 고딕" w:cs="맑은 고딕"/>
         </w:rPr>
       </w:pPr>
+      <w:proofErr w:type="gramStart"/>
       <w:r>
         <w:rPr>
           <w:rFonts w:ascii="맑은 고딕" w:eastAsia="맑은 고딕" w:hAnsi="맑은 고딕" w:cs="맑은 고딕"/>
           <w:b/>
           <w:color w:val="0F4C75"/>
         </w:rPr>
-        <w:t xml:space="preserve">◎  필요 리소스  </w:t>
+        <w:t>◎  필요</w:t>
+      </w:r>
+      <w:proofErr w:type="gramEnd"/>
+      <w:r>
+        <w:rPr>
+          <w:rFonts w:ascii="맑은 고딕" w:eastAsia="맑은 고딕" w:hAnsi="맑은 고딕" w:cs="맑은 고딕"/>
+          <w:b/>
+          <w:color w:val="0F4C75"/>
+        </w:rPr>
+        <w:t xml:space="preserve"> 리소스  </w:t>
       </w:r>
     </w:p>
     <w:tbl>
@@ -14854,8 +15749,19 @@
                 <w:sz w:val="16"/>
                 <w:szCs w:val="16"/>
               </w:rPr>
-              <w:t>쓰레기 수량 카운트, 분리수거 판정, 일정량 수거 트리거, 균열 컷씬</w:t>
-            </w:r>
+              <w:t xml:space="preserve">쓰레기 수량 카운트, 분리수거 판정, 일정량 수거 트리거, 균열 </w:t>
+            </w:r>
+            <w:proofErr w:type="spellStart"/>
+            <w:r>
+              <w:rPr>
+                <w:rFonts w:ascii="맑은 고딕" w:eastAsia="맑은 고딕" w:hAnsi="맑은 고딕" w:cs="맑은 고딕"/>
+                <w:color w:val="1C2B36"/>
+                <w:sz w:val="16"/>
+                <w:szCs w:val="16"/>
+              </w:rPr>
+              <w:t>컷씬</w:t>
+            </w:r>
+            <w:proofErr w:type="spellEnd"/>
           </w:p>
         </w:tc>
       </w:tr>
@@ -14960,6 +15866,7 @@
           <w:rFonts w:ascii="맑은 고딕" w:eastAsia="맑은 고딕" w:hAnsi="맑은 고딕" w:cs="맑은 고딕"/>
         </w:rPr>
       </w:pPr>
+      <w:proofErr w:type="gramStart"/>
       <w:r>
         <w:rPr>
           <w:rFonts w:ascii="맑은 고딕" w:eastAsia="맑은 고딕" w:hAnsi="맑은 고딕" w:cs="맑은 고딕"/>
@@ -14967,7 +15874,16 @@
           <w:color w:val="0F4C75"/>
         </w:rPr>
         <w:lastRenderedPageBreak/>
-        <w:t xml:space="preserve">▣  퀘스트 내용  </w:t>
+        <w:t>▣  퀘스트</w:t>
+      </w:r>
+      <w:proofErr w:type="gramEnd"/>
+      <w:r>
+        <w:rPr>
+          <w:rFonts w:ascii="맑은 고딕" w:eastAsia="맑은 고딕" w:hAnsi="맑은 고딕" w:cs="맑은 고딕"/>
+          <w:b/>
+          <w:color w:val="0F4C75"/>
+        </w:rPr>
+        <w:t xml:space="preserve"> 내용  </w:t>
       </w:r>
     </w:p>
     <w:tbl>
@@ -16086,7 +17002,47 @@
                 <w:sz w:val="16"/>
                 <w:szCs w:val="16"/>
               </w:rPr>
-              <w:t>보랏빛 지지직 이펙트와 뉴스/통제 컷씬 연결</w:t>
+              <w:t xml:space="preserve">보랏빛 </w:t>
+            </w:r>
+            <w:proofErr w:type="spellStart"/>
+            <w:r>
+              <w:rPr>
+                <w:rFonts w:ascii="맑은 고딕" w:eastAsia="맑은 고딕" w:hAnsi="맑은 고딕" w:cs="맑은 고딕"/>
+                <w:color w:val="1C2B36"/>
+                <w:sz w:val="16"/>
+                <w:szCs w:val="16"/>
+              </w:rPr>
+              <w:t>지지직</w:t>
+            </w:r>
+            <w:proofErr w:type="spellEnd"/>
+            <w:r>
+              <w:rPr>
+                <w:rFonts w:ascii="맑은 고딕" w:eastAsia="맑은 고딕" w:hAnsi="맑은 고딕" w:cs="맑은 고딕"/>
+                <w:color w:val="1C2B36"/>
+                <w:sz w:val="16"/>
+                <w:szCs w:val="16"/>
+              </w:rPr>
+              <w:t xml:space="preserve"> 이펙트와 뉴스/통제 </w:t>
+            </w:r>
+            <w:proofErr w:type="spellStart"/>
+            <w:r>
+              <w:rPr>
+                <w:rFonts w:ascii="맑은 고딕" w:eastAsia="맑은 고딕" w:hAnsi="맑은 고딕" w:cs="맑은 고딕"/>
+                <w:color w:val="1C2B36"/>
+                <w:sz w:val="16"/>
+                <w:szCs w:val="16"/>
+              </w:rPr>
+              <w:t>컷씬</w:t>
+            </w:r>
+            <w:proofErr w:type="spellEnd"/>
+            <w:r>
+              <w:rPr>
+                <w:rFonts w:ascii="맑은 고딕" w:eastAsia="맑은 고딕" w:hAnsi="맑은 고딕" w:cs="맑은 고딕"/>
+                <w:color w:val="1C2B36"/>
+                <w:sz w:val="16"/>
+                <w:szCs w:val="16"/>
+              </w:rPr>
+              <w:t xml:space="preserve"> 연결</w:t>
             </w:r>
           </w:p>
         </w:tc>
@@ -16109,13 +17065,23 @@
           <w:rFonts w:ascii="맑은 고딕" w:eastAsia="맑은 고딕" w:hAnsi="맑은 고딕" w:cs="맑은 고딕"/>
         </w:rPr>
       </w:pPr>
+      <w:proofErr w:type="gramStart"/>
       <w:r>
         <w:rPr>
           <w:rFonts w:ascii="맑은 고딕" w:eastAsia="맑은 고딕" w:hAnsi="맑은 고딕" w:cs="맑은 고딕"/>
           <w:b/>
           <w:color w:val="0F4C75"/>
         </w:rPr>
-        <w:t xml:space="preserve">▤  주요 대사 / 연출 방향  </w:t>
+        <w:t>▤  주요</w:t>
+      </w:r>
+      <w:proofErr w:type="gramEnd"/>
+      <w:r>
+        <w:rPr>
+          <w:rFonts w:ascii="맑은 고딕" w:eastAsia="맑은 고딕" w:hAnsi="맑은 고딕" w:cs="맑은 고딕"/>
+          <w:b/>
+          <w:color w:val="0F4C75"/>
+        </w:rPr>
+        <w:t xml:space="preserve"> 대사 / 연출 방향  </w:t>
       </w:r>
     </w:p>
     <w:tbl>
@@ -16396,6 +17362,7 @@
                 <w:szCs w:val="16"/>
               </w:rPr>
             </w:pPr>
+            <w:proofErr w:type="spellStart"/>
             <w:r>
               <w:rPr>
                 <w:rFonts w:ascii="맑은 고딕" w:eastAsia="맑은 고딕" w:hAnsi="맑은 고딕" w:cs="맑은 고딕"/>
@@ -16406,6 +17373,7 @@
               </w:rPr>
               <w:t>차한해</w:t>
             </w:r>
+            <w:proofErr w:type="spellEnd"/>
           </w:p>
         </w:tc>
         <w:tc>
@@ -16558,7 +17526,27 @@
                 <w:sz w:val="16"/>
                 <w:szCs w:val="16"/>
               </w:rPr>
-              <w:t>“혹시 반지 보셨나요? 친구랑 맞춘 거라서 꼭 찾아야 해요.”</w:t>
+              <w:t xml:space="preserve">“혹시 반지 보셨나요? </w:t>
+            </w:r>
+            <w:proofErr w:type="spellStart"/>
+            <w:r>
+              <w:rPr>
+                <w:rFonts w:ascii="맑은 고딕" w:eastAsia="맑은 고딕" w:hAnsi="맑은 고딕" w:cs="맑은 고딕"/>
+                <w:color w:val="1C2B36"/>
+                <w:sz w:val="16"/>
+                <w:szCs w:val="16"/>
+              </w:rPr>
+              <w:t>친구랑</w:t>
+            </w:r>
+            <w:proofErr w:type="spellEnd"/>
+            <w:r>
+              <w:rPr>
+                <w:rFonts w:ascii="맑은 고딕" w:eastAsia="맑은 고딕" w:hAnsi="맑은 고딕" w:cs="맑은 고딕"/>
+                <w:color w:val="1C2B36"/>
+                <w:sz w:val="16"/>
+                <w:szCs w:val="16"/>
+              </w:rPr>
+              <w:t xml:space="preserve"> 맞춘 거라서 꼭 찾아야 해요.”</w:t>
             </w:r>
           </w:p>
         </w:tc>
@@ -16618,13 +17606,23 @@
           <w:rFonts w:ascii="맑은 고딕" w:eastAsia="맑은 고딕" w:hAnsi="맑은 고딕" w:cs="맑은 고딕"/>
         </w:rPr>
       </w:pPr>
+      <w:proofErr w:type="gramStart"/>
       <w:r>
         <w:rPr>
           <w:rFonts w:ascii="맑은 고딕" w:eastAsia="맑은 고딕" w:hAnsi="맑은 고딕" w:cs="맑은 고딕"/>
           <w:b/>
           <w:color w:val="0F4C75"/>
         </w:rPr>
-        <w:t xml:space="preserve">★  핵심 </w:t>
+        <w:t>★  핵심</w:t>
+      </w:r>
+      <w:proofErr w:type="gramEnd"/>
+      <w:r>
+        <w:rPr>
+          <w:rFonts w:ascii="맑은 고딕" w:eastAsia="맑은 고딕" w:hAnsi="맑은 고딕" w:cs="맑은 고딕"/>
+          <w:b/>
+          <w:color w:val="0F4C75"/>
+        </w:rPr>
+        <w:t xml:space="preserve"> </w:t>
       </w:r>
     </w:p>
     <w:tbl>
@@ -16668,7 +17666,25 @@
                 <w:color w:val="1C2B36"/>
                 <w:szCs w:val="20"/>
               </w:rPr>
-              <w:t>청소 반복을 단순 노동이 아니라 NPC의 시선 변화, 추가 투기, 우정 반지 발견, 첫 균열 발생으로 단계화한다.</w:t>
+              <w:t xml:space="preserve">청소 반복을 단순 노동이 아니라 NPC의 시선 변화, 추가 투기, 우정 반지 발견, 첫 균열 발생으로 </w:t>
+            </w:r>
+            <w:proofErr w:type="spellStart"/>
+            <w:r>
+              <w:rPr>
+                <w:rFonts w:ascii="맑은 고딕" w:eastAsia="맑은 고딕" w:hAnsi="맑은 고딕" w:cs="맑은 고딕"/>
+                <w:color w:val="1C2B36"/>
+                <w:szCs w:val="20"/>
+              </w:rPr>
+              <w:t>단계화한다</w:t>
+            </w:r>
+            <w:proofErr w:type="spellEnd"/>
+            <w:r>
+              <w:rPr>
+                <w:rFonts w:ascii="맑은 고딕" w:eastAsia="맑은 고딕" w:hAnsi="맑은 고딕" w:cs="맑은 고딕"/>
+                <w:color w:val="1C2B36"/>
+                <w:szCs w:val="20"/>
+              </w:rPr>
+              <w:t>.</w:t>
             </w:r>
           </w:p>
         </w:tc>
@@ -16721,7 +17737,29 @@
                 <w:szCs w:val="30"/>
               </w:rPr>
               <w:lastRenderedPageBreak/>
-              <w:t>퀘스트 3  〈재난 대응〉</w:t>
+              <w:t xml:space="preserve">퀘스트 </w:t>
+            </w:r>
+            <w:proofErr w:type="gramStart"/>
+            <w:r>
+              <w:rPr>
+                <w:rFonts w:ascii="맑은 고딕" w:eastAsia="맑은 고딕" w:hAnsi="맑은 고딕" w:cs="맑은 고딕"/>
+                <w:b/>
+                <w:color w:val="FFFFFF"/>
+                <w:sz w:val="30"/>
+                <w:szCs w:val="30"/>
+              </w:rPr>
+              <w:t>3  〈</w:t>
+            </w:r>
+            <w:proofErr w:type="gramEnd"/>
+            <w:r>
+              <w:rPr>
+                <w:rFonts w:ascii="맑은 고딕" w:eastAsia="맑은 고딕" w:hAnsi="맑은 고딕" w:cs="맑은 고딕"/>
+                <w:b/>
+                <w:color w:val="FFFFFF"/>
+                <w:sz w:val="30"/>
+                <w:szCs w:val="30"/>
+              </w:rPr>
+              <w:t>재난 대응〉</w:t>
             </w:r>
           </w:p>
         </w:tc>
@@ -16744,13 +17782,23 @@
           <w:rFonts w:ascii="맑은 고딕" w:eastAsia="맑은 고딕" w:hAnsi="맑은 고딕" w:cs="맑은 고딕"/>
         </w:rPr>
       </w:pPr>
+      <w:proofErr w:type="gramStart"/>
       <w:r>
         <w:rPr>
           <w:rFonts w:ascii="맑은 고딕" w:eastAsia="맑은 고딕" w:hAnsi="맑은 고딕" w:cs="맑은 고딕"/>
           <w:b/>
           <w:color w:val="0F4C75"/>
         </w:rPr>
-        <w:t xml:space="preserve">▣  시놉시스  </w:t>
+        <w:t>▣  시놉시스</w:t>
+      </w:r>
+      <w:proofErr w:type="gramEnd"/>
+      <w:r>
+        <w:rPr>
+          <w:rFonts w:ascii="맑은 고딕" w:eastAsia="맑은 고딕" w:hAnsi="맑은 고딕" w:cs="맑은 고딕"/>
+          <w:b/>
+          <w:color w:val="0F4C75"/>
+        </w:rPr>
+        <w:t xml:space="preserve">  </w:t>
       </w:r>
     </w:p>
     <w:p>
@@ -16767,7 +17815,7 @@
           <w:noProof/>
         </w:rPr>
         <w:drawing>
-          <wp:inline distT="0" distB="0" distL="0" distR="0">
+          <wp:inline distT="0" distB="0" distL="0" distR="0" wp14:anchorId="7D074324" wp14:editId="1AA7C87F">
             <wp:extent cx="6263640" cy="1419758"/>
             <wp:effectExtent l="0" t="0" r="0" b="0"/>
             <wp:docPr id="1036" name="shape1036"/>
@@ -16853,7 +17901,61 @@
                 <w:color w:val="1C2B36"/>
                 <w:sz w:val="16"/>
               </w:rPr>
-              <w:t>첫 균열은 밤새 잠잠했고, 사람들은 구경과 촬영을 위해 몰려든다. 경계가 느슨해진 새벽, 선의 수치가 0인 사람들이 균열 안으로 들어가고 괴물로 변해 밖으로 나온다. 한해는 도심 곳곳에서 사람들을 돕고 괴물에 맞서며, 괴물이 물리 공격보다 선의의 힘에 반응한다는 사실을 목격한다. 이후 사회는 선의 수치를 측정하고 등급화하며, 한해의 비정상적으로 높은 수치는 모두의 기대와 요구를 한곳에 모은다.</w:t>
+              <w:t xml:space="preserve">첫 균열은 밤새 잠잠했고, 사람들은 구경과 촬영을 위해 몰려든다. 경계가 </w:t>
+            </w:r>
+            <w:proofErr w:type="spellStart"/>
+            <w:r>
+              <w:rPr>
+                <w:rFonts w:ascii="맑은 고딕" w:eastAsia="맑은 고딕" w:hAnsi="맑은 고딕" w:cs="맑은 고딕"/>
+                <w:color w:val="1C2B36"/>
+                <w:sz w:val="16"/>
+              </w:rPr>
+              <w:t>느슨해진</w:t>
+            </w:r>
+            <w:proofErr w:type="spellEnd"/>
+            <w:r>
+              <w:rPr>
+                <w:rFonts w:ascii="맑은 고딕" w:eastAsia="맑은 고딕" w:hAnsi="맑은 고딕" w:cs="맑은 고딕"/>
+                <w:color w:val="1C2B36"/>
+                <w:sz w:val="16"/>
+              </w:rPr>
+              <w:t xml:space="preserve"> 새벽, 선의 수치가 0인 사람들이 균열 안으로 들어가고 괴물로 변해 밖으로 나온다. 한해는 도심 곳곳에서 사람들을 돕고 괴물에 맞서며, 괴물이 물리 공격보다 선의의 힘에 반응한다는 사실을 목격한다. 이후 사회는 선의 수치를 측정하고 </w:t>
+            </w:r>
+            <w:proofErr w:type="spellStart"/>
+            <w:r>
+              <w:rPr>
+                <w:rFonts w:ascii="맑은 고딕" w:eastAsia="맑은 고딕" w:hAnsi="맑은 고딕" w:cs="맑은 고딕"/>
+                <w:color w:val="1C2B36"/>
+                <w:sz w:val="16"/>
+              </w:rPr>
+              <w:t>등급화하며</w:t>
+            </w:r>
+            <w:proofErr w:type="spellEnd"/>
+            <w:r>
+              <w:rPr>
+                <w:rFonts w:ascii="맑은 고딕" w:eastAsia="맑은 고딕" w:hAnsi="맑은 고딕" w:cs="맑은 고딕"/>
+                <w:color w:val="1C2B36"/>
+                <w:sz w:val="16"/>
+              </w:rPr>
+              <w:t xml:space="preserve">, </w:t>
+            </w:r>
+            <w:proofErr w:type="gramStart"/>
+            <w:r>
+              <w:rPr>
+                <w:rFonts w:ascii="맑은 고딕" w:eastAsia="맑은 고딕" w:hAnsi="맑은 고딕" w:cs="맑은 고딕"/>
+                <w:color w:val="1C2B36"/>
+                <w:sz w:val="16"/>
+              </w:rPr>
+              <w:t>한해의</w:t>
+            </w:r>
+            <w:proofErr w:type="gramEnd"/>
+            <w:r>
+              <w:rPr>
+                <w:rFonts w:ascii="맑은 고딕" w:eastAsia="맑은 고딕" w:hAnsi="맑은 고딕" w:cs="맑은 고딕"/>
+                <w:color w:val="1C2B36"/>
+                <w:sz w:val="16"/>
+              </w:rPr>
+              <w:t xml:space="preserve"> 비정상적으로 높은 수치는 모두의 기대와 요구를 한곳에 모은다.</w:t>
             </w:r>
           </w:p>
         </w:tc>
@@ -16876,13 +17978,23 @@
           <w:rFonts w:ascii="맑은 고딕" w:eastAsia="맑은 고딕" w:hAnsi="맑은 고딕" w:cs="맑은 고딕"/>
         </w:rPr>
       </w:pPr>
+      <w:proofErr w:type="gramStart"/>
       <w:r>
         <w:rPr>
           <w:rFonts w:ascii="맑은 고딕" w:eastAsia="맑은 고딕" w:hAnsi="맑은 고딕" w:cs="맑은 고딕"/>
           <w:b/>
           <w:color w:val="0F4C75"/>
         </w:rPr>
-        <w:t xml:space="preserve">▤  퀘스트의 조건  </w:t>
+        <w:t>▤  퀘스트의</w:t>
+      </w:r>
+      <w:proofErr w:type="gramEnd"/>
+      <w:r>
+        <w:rPr>
+          <w:rFonts w:ascii="맑은 고딕" w:eastAsia="맑은 고딕" w:hAnsi="맑은 고딕" w:cs="맑은 고딕"/>
+          <w:b/>
+          <w:color w:val="0F4C75"/>
+        </w:rPr>
+        <w:t xml:space="preserve"> 조건  </w:t>
       </w:r>
     </w:p>
     <w:tbl>
@@ -17037,7 +18149,25 @@
                 <w:color w:val="1C2B36"/>
                 <w:sz w:val="16"/>
               </w:rPr>
-              <w:t>새벽 시간대 이벤트에서 괴물 출현 컷씬이 재생된다.</w:t>
+              <w:t xml:space="preserve">새벽 시간대 이벤트에서 괴물 출현 </w:t>
+            </w:r>
+            <w:proofErr w:type="spellStart"/>
+            <w:r>
+              <w:rPr>
+                <w:rFonts w:ascii="맑은 고딕" w:eastAsia="맑은 고딕" w:hAnsi="맑은 고딕" w:cs="맑은 고딕"/>
+                <w:color w:val="1C2B36"/>
+                <w:sz w:val="16"/>
+              </w:rPr>
+              <w:t>컷씬이</w:t>
+            </w:r>
+            <w:proofErr w:type="spellEnd"/>
+            <w:r>
+              <w:rPr>
+                <w:rFonts w:ascii="맑은 고딕" w:eastAsia="맑은 고딕" w:hAnsi="맑은 고딕" w:cs="맑은 고딕"/>
+                <w:color w:val="1C2B36"/>
+                <w:sz w:val="16"/>
+              </w:rPr>
+              <w:t xml:space="preserve"> 재생된다.</w:t>
             </w:r>
           </w:p>
         </w:tc>
@@ -17279,13 +18409,23 @@
           <w:rFonts w:ascii="맑은 고딕" w:eastAsia="맑은 고딕" w:hAnsi="맑은 고딕" w:cs="맑은 고딕"/>
         </w:rPr>
       </w:pPr>
+      <w:proofErr w:type="gramStart"/>
       <w:r>
         <w:rPr>
           <w:rFonts w:ascii="맑은 고딕" w:eastAsia="맑은 고딕" w:hAnsi="맑은 고딕" w:cs="맑은 고딕"/>
           <w:b/>
           <w:color w:val="0F4C75"/>
         </w:rPr>
-        <w:t xml:space="preserve">◎  필요 리소스  </w:t>
+        <w:t>◎  필요</w:t>
+      </w:r>
+      <w:proofErr w:type="gramEnd"/>
+      <w:r>
+        <w:rPr>
+          <w:rFonts w:ascii="맑은 고딕" w:eastAsia="맑은 고딕" w:hAnsi="맑은 고딕" w:cs="맑은 고딕"/>
+          <w:b/>
+          <w:color w:val="0F4C75"/>
+        </w:rPr>
+        <w:t xml:space="preserve"> 리소스  </w:t>
       </w:r>
     </w:p>
     <w:tbl>
@@ -17615,7 +18755,27 @@
                 <w:sz w:val="16"/>
                 <w:szCs w:val="16"/>
               </w:rPr>
-              <w:t>경찰, 기자, 유튜버, 대피 시민, 청년, 할머니, 관리국 직원, 등급 보유자</w:t>
+              <w:t xml:space="preserve">경찰, 기자, </w:t>
+            </w:r>
+            <w:proofErr w:type="spellStart"/>
+            <w:r>
+              <w:rPr>
+                <w:rFonts w:ascii="맑은 고딕" w:eastAsia="맑은 고딕" w:hAnsi="맑은 고딕" w:cs="맑은 고딕"/>
+                <w:color w:val="1C2B36"/>
+                <w:sz w:val="16"/>
+                <w:szCs w:val="16"/>
+              </w:rPr>
+              <w:t>유튜버</w:t>
+            </w:r>
+            <w:proofErr w:type="spellEnd"/>
+            <w:r>
+              <w:rPr>
+                <w:rFonts w:ascii="맑은 고딕" w:eastAsia="맑은 고딕" w:hAnsi="맑은 고딕" w:cs="맑은 고딕"/>
+                <w:color w:val="1C2B36"/>
+                <w:sz w:val="16"/>
+                <w:szCs w:val="16"/>
+              </w:rPr>
+              <w:t>, 대피 시민, 청년, 할머니, 관리국 직원, 등급 보유자</w:t>
             </w:r>
           </w:p>
         </w:tc>
@@ -17695,7 +18855,27 @@
                 <w:sz w:val="16"/>
                 <w:szCs w:val="16"/>
               </w:rPr>
-              <w:t>시간대 전환, 몬스터 스폰, 구조 카운트, 선의 수치 UI, 자아 마모도 변화</w:t>
+              <w:t xml:space="preserve">시간대 전환, 몬스터 </w:t>
+            </w:r>
+            <w:proofErr w:type="spellStart"/>
+            <w:r>
+              <w:rPr>
+                <w:rFonts w:ascii="맑은 고딕" w:eastAsia="맑은 고딕" w:hAnsi="맑은 고딕" w:cs="맑은 고딕"/>
+                <w:color w:val="1C2B36"/>
+                <w:sz w:val="16"/>
+                <w:szCs w:val="16"/>
+              </w:rPr>
+              <w:t>스폰</w:t>
+            </w:r>
+            <w:proofErr w:type="spellEnd"/>
+            <w:r>
+              <w:rPr>
+                <w:rFonts w:ascii="맑은 고딕" w:eastAsia="맑은 고딕" w:hAnsi="맑은 고딕" w:cs="맑은 고딕"/>
+                <w:color w:val="1C2B36"/>
+                <w:sz w:val="16"/>
+                <w:szCs w:val="16"/>
+              </w:rPr>
+              <w:t>, 구조 카운트, 선의 수치 UI, 자아 마모도 변화</w:t>
             </w:r>
           </w:p>
         </w:tc>
@@ -17801,6 +18981,7 @@
           <w:rFonts w:ascii="맑은 고딕" w:eastAsia="맑은 고딕" w:hAnsi="맑은 고딕" w:cs="맑은 고딕"/>
         </w:rPr>
       </w:pPr>
+      <w:proofErr w:type="gramStart"/>
       <w:r>
         <w:rPr>
           <w:rFonts w:ascii="맑은 고딕" w:eastAsia="맑은 고딕" w:hAnsi="맑은 고딕" w:cs="맑은 고딕"/>
@@ -17808,7 +18989,16 @@
           <w:color w:val="0F4C75"/>
         </w:rPr>
         <w:lastRenderedPageBreak/>
-        <w:t xml:space="preserve">▣  퀘스트 내용  </w:t>
+        <w:t>▣  퀘스트</w:t>
+      </w:r>
+      <w:proofErr w:type="gramEnd"/>
+      <w:r>
+        <w:rPr>
+          <w:rFonts w:ascii="맑은 고딕" w:eastAsia="맑은 고딕" w:hAnsi="맑은 고딕" w:cs="맑은 고딕"/>
+          <w:b/>
+          <w:color w:val="0F4C75"/>
+        </w:rPr>
+        <w:t xml:space="preserve"> 내용  </w:t>
       </w:r>
     </w:p>
     <w:tbl>
@@ -18207,7 +19397,27 @@
                 <w:sz w:val="16"/>
                 <w:szCs w:val="16"/>
               </w:rPr>
-              <w:t>취재진/구경꾼/유튜버 배치, 정부 통제선 생성</w:t>
+              <w:t>취재진/구경꾼/</w:t>
+            </w:r>
+            <w:proofErr w:type="spellStart"/>
+            <w:r>
+              <w:rPr>
+                <w:rFonts w:ascii="맑은 고딕" w:eastAsia="맑은 고딕" w:hAnsi="맑은 고딕" w:cs="맑은 고딕"/>
+                <w:color w:val="1C2B36"/>
+                <w:sz w:val="16"/>
+                <w:szCs w:val="16"/>
+              </w:rPr>
+              <w:t>유튜버</w:t>
+            </w:r>
+            <w:proofErr w:type="spellEnd"/>
+            <w:r>
+              <w:rPr>
+                <w:rFonts w:ascii="맑은 고딕" w:eastAsia="맑은 고딕" w:hAnsi="맑은 고딕" w:cs="맑은 고딕"/>
+                <w:color w:val="1C2B36"/>
+                <w:sz w:val="16"/>
+                <w:szCs w:val="16"/>
+              </w:rPr>
+              <w:t xml:space="preserve"> 배치, 정부 통제선 생성</w:t>
             </w:r>
           </w:p>
         </w:tc>
@@ -18530,8 +19740,19 @@
                 <w:sz w:val="16"/>
                 <w:szCs w:val="16"/>
               </w:rPr>
-              <w:t>괴물 접근 중 구조 컷씬</w:t>
-            </w:r>
+              <w:t xml:space="preserve">괴물 접근 중 구조 </w:t>
+            </w:r>
+            <w:proofErr w:type="spellStart"/>
+            <w:r>
+              <w:rPr>
+                <w:rFonts w:ascii="맑은 고딕" w:eastAsia="맑은 고딕" w:hAnsi="맑은 고딕" w:cs="맑은 고딕"/>
+                <w:color w:val="1C2B36"/>
+                <w:sz w:val="16"/>
+                <w:szCs w:val="16"/>
+              </w:rPr>
+              <w:t>컷씬</w:t>
+            </w:r>
+            <w:proofErr w:type="spellEnd"/>
           </w:p>
         </w:tc>
         <w:tc>
@@ -18950,13 +20171,23 @@
           <w:rFonts w:ascii="맑은 고딕" w:eastAsia="맑은 고딕" w:hAnsi="맑은 고딕" w:cs="맑은 고딕"/>
         </w:rPr>
       </w:pPr>
+      <w:proofErr w:type="gramStart"/>
       <w:r>
         <w:rPr>
           <w:rFonts w:ascii="맑은 고딕" w:eastAsia="맑은 고딕" w:hAnsi="맑은 고딕" w:cs="맑은 고딕"/>
           <w:b/>
           <w:color w:val="0F4C75"/>
         </w:rPr>
-        <w:t xml:space="preserve">▤  주요 대사 / 연출 방향  </w:t>
+        <w:t>▤  주요</w:t>
+      </w:r>
+      <w:proofErr w:type="gramEnd"/>
+      <w:r>
+        <w:rPr>
+          <w:rFonts w:ascii="맑은 고딕" w:eastAsia="맑은 고딕" w:hAnsi="맑은 고딕" w:cs="맑은 고딕"/>
+          <w:b/>
+          <w:color w:val="0F4C75"/>
+        </w:rPr>
+        <w:t xml:space="preserve"> 대사 / 연출 방향  </w:t>
       </w:r>
     </w:p>
     <w:tbl>
@@ -19120,6 +20351,7 @@
                 <w:szCs w:val="16"/>
               </w:rPr>
             </w:pPr>
+            <w:proofErr w:type="spellStart"/>
             <w:r>
               <w:rPr>
                 <w:rFonts w:ascii="맑은 고딕" w:eastAsia="맑은 고딕" w:hAnsi="맑은 고딕" w:cs="맑은 고딕"/>
@@ -19130,6 +20362,7 @@
               </w:rPr>
               <w:t>유튜버</w:t>
             </w:r>
+            <w:proofErr w:type="spellEnd"/>
           </w:p>
         </w:tc>
         <w:tc>
@@ -19165,7 +20398,47 @@
                 <w:sz w:val="16"/>
                 <w:szCs w:val="16"/>
               </w:rPr>
-              <w:t>“방금 봤슴까? 화면에 수치가 떴슴다!”</w:t>
+              <w:t xml:space="preserve">“방금 </w:t>
+            </w:r>
+            <w:proofErr w:type="spellStart"/>
+            <w:r>
+              <w:rPr>
+                <w:rFonts w:ascii="맑은 고딕" w:eastAsia="맑은 고딕" w:hAnsi="맑은 고딕" w:cs="맑은 고딕"/>
+                <w:color w:val="1C2B36"/>
+                <w:sz w:val="16"/>
+                <w:szCs w:val="16"/>
+              </w:rPr>
+              <w:t>봤슴까</w:t>
+            </w:r>
+            <w:proofErr w:type="spellEnd"/>
+            <w:r>
+              <w:rPr>
+                <w:rFonts w:ascii="맑은 고딕" w:eastAsia="맑은 고딕" w:hAnsi="맑은 고딕" w:cs="맑은 고딕"/>
+                <w:color w:val="1C2B36"/>
+                <w:sz w:val="16"/>
+                <w:szCs w:val="16"/>
+              </w:rPr>
+              <w:t xml:space="preserve">? 화면에 수치가 </w:t>
+            </w:r>
+            <w:proofErr w:type="spellStart"/>
+            <w:r>
+              <w:rPr>
+                <w:rFonts w:ascii="맑은 고딕" w:eastAsia="맑은 고딕" w:hAnsi="맑은 고딕" w:cs="맑은 고딕"/>
+                <w:color w:val="1C2B36"/>
+                <w:sz w:val="16"/>
+                <w:szCs w:val="16"/>
+              </w:rPr>
+              <w:t>떴슴다</w:t>
+            </w:r>
+            <w:proofErr w:type="spellEnd"/>
+            <w:r>
+              <w:rPr>
+                <w:rFonts w:ascii="맑은 고딕" w:eastAsia="맑은 고딕" w:hAnsi="맑은 고딕" w:cs="맑은 고딕"/>
+                <w:color w:val="1C2B36"/>
+                <w:sz w:val="16"/>
+                <w:szCs w:val="16"/>
+              </w:rPr>
+              <w:t>!”</w:t>
             </w:r>
           </w:p>
         </w:tc>
@@ -19282,7 +20555,27 @@
                 <w:sz w:val="16"/>
                 <w:szCs w:val="16"/>
               </w:rPr>
-              <w:t>“효율적인 괴물 퇴칠을 위해 선의 수치를 등급으로 나누겠습니다.”</w:t>
+              <w:t xml:space="preserve">“효율적인 괴물 </w:t>
+            </w:r>
+            <w:proofErr w:type="spellStart"/>
+            <w:r>
+              <w:rPr>
+                <w:rFonts w:ascii="맑은 고딕" w:eastAsia="맑은 고딕" w:hAnsi="맑은 고딕" w:cs="맑은 고딕"/>
+                <w:color w:val="1C2B36"/>
+                <w:sz w:val="16"/>
+                <w:szCs w:val="16"/>
+              </w:rPr>
+              <w:t>퇴칠을</w:t>
+            </w:r>
+            <w:proofErr w:type="spellEnd"/>
+            <w:r>
+              <w:rPr>
+                <w:rFonts w:ascii="맑은 고딕" w:eastAsia="맑은 고딕" w:hAnsi="맑은 고딕" w:cs="맑은 고딕"/>
+                <w:color w:val="1C2B36"/>
+                <w:sz w:val="16"/>
+                <w:szCs w:val="16"/>
+              </w:rPr>
+              <w:t xml:space="preserve"> 위해 선의 수치를 등급으로 나누겠습니다.”</w:t>
             </w:r>
           </w:p>
         </w:tc>
@@ -19399,7 +20692,27 @@
                 <w:sz w:val="16"/>
                 <w:szCs w:val="16"/>
               </w:rPr>
-              <w:t>“당신이 늦게 오는 바람에 우리 애 다쳤잖아! 얼굴에 상처 어쩔 거야?!”</w:t>
+              <w:t xml:space="preserve">“당신이 늦게 오는 바람에 우리 애 </w:t>
+            </w:r>
+            <w:proofErr w:type="spellStart"/>
+            <w:r>
+              <w:rPr>
+                <w:rFonts w:ascii="맑은 고딕" w:eastAsia="맑은 고딕" w:hAnsi="맑은 고딕" w:cs="맑은 고딕"/>
+                <w:color w:val="1C2B36"/>
+                <w:sz w:val="16"/>
+                <w:szCs w:val="16"/>
+              </w:rPr>
+              <w:t>다쳤잖아</w:t>
+            </w:r>
+            <w:proofErr w:type="spellEnd"/>
+            <w:r>
+              <w:rPr>
+                <w:rFonts w:ascii="맑은 고딕" w:eastAsia="맑은 고딕" w:hAnsi="맑은 고딕" w:cs="맑은 고딕"/>
+                <w:color w:val="1C2B36"/>
+                <w:sz w:val="16"/>
+                <w:szCs w:val="16"/>
+              </w:rPr>
+              <w:t>! 얼굴에 상처 어쩔 거야?!”</w:t>
             </w:r>
           </w:p>
         </w:tc>
@@ -19459,13 +20772,33 @@
           <w:rFonts w:ascii="맑은 고딕" w:eastAsia="맑은 고딕" w:hAnsi="맑은 고딕" w:cs="맑은 고딕"/>
         </w:rPr>
       </w:pPr>
+      <w:proofErr w:type="gramStart"/>
       <w:r>
         <w:rPr>
           <w:rFonts w:ascii="맑은 고딕" w:eastAsia="맑은 고딕" w:hAnsi="맑은 고딕" w:cs="맑은 고딕"/>
           <w:b/>
           <w:color w:val="0F4C75"/>
         </w:rPr>
-        <w:t xml:space="preserve">★  리마커블 포인트  </w:t>
+        <w:t xml:space="preserve">★  </w:t>
+      </w:r>
+      <w:proofErr w:type="spellStart"/>
+      <w:r>
+        <w:rPr>
+          <w:rFonts w:ascii="맑은 고딕" w:eastAsia="맑은 고딕" w:hAnsi="맑은 고딕" w:cs="맑은 고딕"/>
+          <w:b/>
+          <w:color w:val="0F4C75"/>
+        </w:rPr>
+        <w:t>리마커블</w:t>
+      </w:r>
+      <w:proofErr w:type="spellEnd"/>
+      <w:proofErr w:type="gramEnd"/>
+      <w:r>
+        <w:rPr>
+          <w:rFonts w:ascii="맑은 고딕" w:eastAsia="맑은 고딕" w:hAnsi="맑은 고딕" w:cs="맑은 고딕"/>
+          <w:b/>
+          <w:color w:val="0F4C75"/>
+        </w:rPr>
+        <w:t xml:space="preserve"> 포인트  </w:t>
       </w:r>
     </w:p>
     <w:tbl>
@@ -19560,7 +20893,29 @@
                 <w:szCs w:val="30"/>
               </w:rPr>
               <w:lastRenderedPageBreak/>
-              <w:t>퀘스트 4  〈괴물의 정체〉</w:t>
+              <w:t xml:space="preserve">퀘스트 </w:t>
+            </w:r>
+            <w:proofErr w:type="gramStart"/>
+            <w:r>
+              <w:rPr>
+                <w:rFonts w:ascii="맑은 고딕" w:eastAsia="맑은 고딕" w:hAnsi="맑은 고딕" w:cs="맑은 고딕"/>
+                <w:b/>
+                <w:color w:val="FFFFFF"/>
+                <w:sz w:val="30"/>
+                <w:szCs w:val="30"/>
+              </w:rPr>
+              <w:t>4  〈</w:t>
+            </w:r>
+            <w:proofErr w:type="gramEnd"/>
+            <w:r>
+              <w:rPr>
+                <w:rFonts w:ascii="맑은 고딕" w:eastAsia="맑은 고딕" w:hAnsi="맑은 고딕" w:cs="맑은 고딕"/>
+                <w:b/>
+                <w:color w:val="FFFFFF"/>
+                <w:sz w:val="30"/>
+                <w:szCs w:val="30"/>
+              </w:rPr>
+              <w:t>괴물의 정체〉</w:t>
             </w:r>
           </w:p>
         </w:tc>
@@ -19583,13 +20938,23 @@
           <w:rFonts w:ascii="맑은 고딕" w:eastAsia="맑은 고딕" w:hAnsi="맑은 고딕" w:cs="맑은 고딕"/>
         </w:rPr>
       </w:pPr>
+      <w:proofErr w:type="gramStart"/>
       <w:r>
         <w:rPr>
           <w:rFonts w:ascii="맑은 고딕" w:eastAsia="맑은 고딕" w:hAnsi="맑은 고딕" w:cs="맑은 고딕"/>
           <w:b/>
           <w:color w:val="0F4C75"/>
         </w:rPr>
-        <w:t xml:space="preserve">▣  시놉시스  </w:t>
+        <w:t>▣  시놉시스</w:t>
+      </w:r>
+      <w:proofErr w:type="gramEnd"/>
+      <w:r>
+        <w:rPr>
+          <w:rFonts w:ascii="맑은 고딕" w:eastAsia="맑은 고딕" w:hAnsi="맑은 고딕" w:cs="맑은 고딕"/>
+          <w:b/>
+          <w:color w:val="0F4C75"/>
+        </w:rPr>
+        <w:t xml:space="preserve">  </w:t>
       </w:r>
     </w:p>
     <w:p>
@@ -19606,7 +20971,7 @@
           <w:noProof/>
         </w:rPr>
         <w:drawing>
-          <wp:inline distT="0" distB="0" distL="0" distR="0">
+          <wp:inline distT="0" distB="0" distL="0" distR="0" wp14:anchorId="31C372E6" wp14:editId="321BB553">
             <wp:extent cx="6263640" cy="1419758"/>
             <wp:effectExtent l="0" t="0" r="0" b="0"/>
             <wp:docPr id="1037" name="shape1037"/>
@@ -19692,7 +21057,25 @@
                 <w:color w:val="1C2B36"/>
                 <w:sz w:val="16"/>
               </w:rPr>
-              <w:t>관리국은 폐교에서 발생한 이상 균열을 조사하라는 임무를 한해에게 내린다. 폐교는 오래전부터 출입이 금지된 장소였고, 안쪽에는 학생들의 흔적과 오래된 기억이 남아 있다. 한해는 교실과 복도를 지나며 보스의 과거를 암시하는 단서를 모으고, 강당에서 마주한 괴물이 단순한 적이 아니라 변이한 인간임을 처음으로 알게 된다.</w:t>
+              <w:t xml:space="preserve">관리국은 폐교에서 발생한 이상 균열을 조사하라는 임무를 </w:t>
+            </w:r>
+            <w:proofErr w:type="gramStart"/>
+            <w:r>
+              <w:rPr>
+                <w:rFonts w:ascii="맑은 고딕" w:eastAsia="맑은 고딕" w:hAnsi="맑은 고딕" w:cs="맑은 고딕"/>
+                <w:color w:val="1C2B36"/>
+                <w:sz w:val="16"/>
+              </w:rPr>
+              <w:t>한해에게</w:t>
+            </w:r>
+            <w:proofErr w:type="gramEnd"/>
+            <w:r>
+              <w:rPr>
+                <w:rFonts w:ascii="맑은 고딕" w:eastAsia="맑은 고딕" w:hAnsi="맑은 고딕" w:cs="맑은 고딕"/>
+                <w:color w:val="1C2B36"/>
+                <w:sz w:val="16"/>
+              </w:rPr>
+              <w:t xml:space="preserve"> 내린다. 폐교는 오래전부터 출입이 금지된 장소였고, 안쪽에는 학생들의 흔적과 오래된 기억이 남아 있다. 한해는 교실과 복도를 지나며 보스의 과거를 암시하는 단서를 모으고, 강당에서 마주한 괴물이 단순한 적이 아니라 변이한 인간임을 처음으로 알게 된다.</w:t>
             </w:r>
           </w:p>
         </w:tc>
@@ -19715,13 +21098,23 @@
           <w:rFonts w:ascii="맑은 고딕" w:eastAsia="맑은 고딕" w:hAnsi="맑은 고딕" w:cs="맑은 고딕"/>
         </w:rPr>
       </w:pPr>
+      <w:proofErr w:type="gramStart"/>
       <w:r>
         <w:rPr>
           <w:rFonts w:ascii="맑은 고딕" w:eastAsia="맑은 고딕" w:hAnsi="맑은 고딕" w:cs="맑은 고딕"/>
           <w:b/>
           <w:color w:val="0F4C75"/>
         </w:rPr>
-        <w:t xml:space="preserve">▤  퀘스트의 조건  </w:t>
+        <w:t>▤  퀘스트의</w:t>
+      </w:r>
+      <w:proofErr w:type="gramEnd"/>
+      <w:r>
+        <w:rPr>
+          <w:rFonts w:ascii="맑은 고딕" w:eastAsia="맑은 고딕" w:hAnsi="맑은 고딕" w:cs="맑은 고딕"/>
+          <w:b/>
+          <w:color w:val="0F4C75"/>
+        </w:rPr>
+        <w:t xml:space="preserve"> 조건  </w:t>
       </w:r>
     </w:p>
     <w:tbl>
@@ -19967,7 +21360,27 @@
                 <w:sz w:val="16"/>
                 <w:szCs w:val="16"/>
               </w:rPr>
-              <w:t>1층-3층-2층-강당 동선 탐색, 숨기/웅크리기/시야 회피, 기억 단서 수집, 보스전 P1/P2 진행.</w:t>
+              <w:t xml:space="preserve">1층-3층-2층-강당 동선 탐색, 숨기/웅크리기/시야 회피, 기억 단서 수집, </w:t>
+            </w:r>
+            <w:proofErr w:type="spellStart"/>
+            <w:r>
+              <w:rPr>
+                <w:rFonts w:ascii="맑은 고딕" w:eastAsia="맑은 고딕" w:hAnsi="맑은 고딕" w:cs="맑은 고딕"/>
+                <w:color w:val="1C2B36"/>
+                <w:sz w:val="16"/>
+                <w:szCs w:val="16"/>
+              </w:rPr>
+              <w:t>보스전</w:t>
+            </w:r>
+            <w:proofErr w:type="spellEnd"/>
+            <w:r>
+              <w:rPr>
+                <w:rFonts w:ascii="맑은 고딕" w:eastAsia="맑은 고딕" w:hAnsi="맑은 고딕" w:cs="맑은 고딕"/>
+                <w:color w:val="1C2B36"/>
+                <w:sz w:val="16"/>
+                <w:szCs w:val="16"/>
+              </w:rPr>
+              <w:t xml:space="preserve"> P1/P2 진행.</w:t>
             </w:r>
           </w:p>
         </w:tc>
@@ -20125,7 +21538,27 @@
                 <w:sz w:val="16"/>
                 <w:szCs w:val="16"/>
               </w:rPr>
-              <w:t>괴물=변이한 인간 정보 공개. Q5 균열 내부 조사 요구 플래그 ON. 기억 단서 수집률 반영.</w:t>
+              <w:t xml:space="preserve">괴물=변이한 인간 정보 공개. Q5 균열 내부 조사 요구 플래그 ON. 기억 단서 </w:t>
+            </w:r>
+            <w:proofErr w:type="spellStart"/>
+            <w:r>
+              <w:rPr>
+                <w:rFonts w:ascii="맑은 고딕" w:eastAsia="맑은 고딕" w:hAnsi="맑은 고딕" w:cs="맑은 고딕"/>
+                <w:color w:val="1C2B36"/>
+                <w:sz w:val="16"/>
+                <w:szCs w:val="16"/>
+              </w:rPr>
+              <w:t>수집률</w:t>
+            </w:r>
+            <w:proofErr w:type="spellEnd"/>
+            <w:r>
+              <w:rPr>
+                <w:rFonts w:ascii="맑은 고딕" w:eastAsia="맑은 고딕" w:hAnsi="맑은 고딕" w:cs="맑은 고딕"/>
+                <w:color w:val="1C2B36"/>
+                <w:sz w:val="16"/>
+                <w:szCs w:val="16"/>
+              </w:rPr>
+              <w:t xml:space="preserve"> 반영.</w:t>
             </w:r>
           </w:p>
         </w:tc>
@@ -20148,13 +21581,23 @@
           <w:rFonts w:ascii="맑은 고딕" w:eastAsia="맑은 고딕" w:hAnsi="맑은 고딕" w:cs="맑은 고딕"/>
         </w:rPr>
       </w:pPr>
+      <w:proofErr w:type="gramStart"/>
       <w:r>
         <w:rPr>
           <w:rFonts w:ascii="맑은 고딕" w:eastAsia="맑은 고딕" w:hAnsi="맑은 고딕" w:cs="맑은 고딕"/>
           <w:b/>
           <w:color w:val="0F4C75"/>
         </w:rPr>
-        <w:t xml:space="preserve">◎  필요 리소스  </w:t>
+        <w:t>◎  필요</w:t>
+      </w:r>
+      <w:proofErr w:type="gramEnd"/>
+      <w:r>
+        <w:rPr>
+          <w:rFonts w:ascii="맑은 고딕" w:eastAsia="맑은 고딕" w:hAnsi="맑은 고딕" w:cs="맑은 고딕"/>
+          <w:b/>
+          <w:color w:val="0F4C75"/>
+        </w:rPr>
+        <w:t xml:space="preserve"> 리소스  </w:t>
       </w:r>
     </w:p>
     <w:tbl>
@@ -20324,7 +21767,27 @@
                 <w:sz w:val="16"/>
                 <w:szCs w:val="16"/>
               </w:rPr>
-              <w:t>폐교 1층, 2층, 3층, 보건실, 과학실, 1-3반, 강당</w:t>
+              <w:t xml:space="preserve">폐교 1층, 2층, 3층, </w:t>
+            </w:r>
+            <w:proofErr w:type="spellStart"/>
+            <w:r>
+              <w:rPr>
+                <w:rFonts w:ascii="맑은 고딕" w:eastAsia="맑은 고딕" w:hAnsi="맑은 고딕" w:cs="맑은 고딕"/>
+                <w:color w:val="1C2B36"/>
+                <w:sz w:val="16"/>
+                <w:szCs w:val="16"/>
+              </w:rPr>
+              <w:t>보건실</w:t>
+            </w:r>
+            <w:proofErr w:type="spellEnd"/>
+            <w:r>
+              <w:rPr>
+                <w:rFonts w:ascii="맑은 고딕" w:eastAsia="맑은 고딕" w:hAnsi="맑은 고딕" w:cs="맑은 고딕"/>
+                <w:color w:val="1C2B36"/>
+                <w:sz w:val="16"/>
+                <w:szCs w:val="16"/>
+              </w:rPr>
+              <w:t>, 과학실, 1-3반, 강당</w:t>
             </w:r>
           </w:p>
         </w:tc>
@@ -20564,8 +22027,39 @@
                 <w:sz w:val="16"/>
                 <w:szCs w:val="16"/>
               </w:rPr>
-              <w:t>시야 판정, 숨기 장소, 기억 공간 전환, 보스 페이즈 전환, 단서 수집률</w:t>
-            </w:r>
+              <w:t xml:space="preserve">시야 판정, 숨기 장소, 기억 공간 전환, 보스 </w:t>
+            </w:r>
+            <w:proofErr w:type="spellStart"/>
+            <w:r>
+              <w:rPr>
+                <w:rFonts w:ascii="맑은 고딕" w:eastAsia="맑은 고딕" w:hAnsi="맑은 고딕" w:cs="맑은 고딕"/>
+                <w:color w:val="1C2B36"/>
+                <w:sz w:val="16"/>
+                <w:szCs w:val="16"/>
+              </w:rPr>
+              <w:t>페이즈</w:t>
+            </w:r>
+            <w:proofErr w:type="spellEnd"/>
+            <w:r>
+              <w:rPr>
+                <w:rFonts w:ascii="맑은 고딕" w:eastAsia="맑은 고딕" w:hAnsi="맑은 고딕" w:cs="맑은 고딕"/>
+                <w:color w:val="1C2B36"/>
+                <w:sz w:val="16"/>
+                <w:szCs w:val="16"/>
+              </w:rPr>
+              <w:t xml:space="preserve"> 전환, 단서 </w:t>
+            </w:r>
+            <w:proofErr w:type="spellStart"/>
+            <w:r>
+              <w:rPr>
+                <w:rFonts w:ascii="맑은 고딕" w:eastAsia="맑은 고딕" w:hAnsi="맑은 고딕" w:cs="맑은 고딕"/>
+                <w:color w:val="1C2B36"/>
+                <w:sz w:val="16"/>
+                <w:szCs w:val="16"/>
+              </w:rPr>
+              <w:t>수집률</w:t>
+            </w:r>
+            <w:proofErr w:type="spellEnd"/>
           </w:p>
         </w:tc>
       </w:tr>
@@ -20670,6 +22164,7 @@
           <w:rFonts w:ascii="맑은 고딕" w:eastAsia="맑은 고딕" w:hAnsi="맑은 고딕" w:cs="맑은 고딕"/>
         </w:rPr>
       </w:pPr>
+      <w:proofErr w:type="gramStart"/>
       <w:r>
         <w:rPr>
           <w:rFonts w:ascii="맑은 고딕" w:eastAsia="맑은 고딕" w:hAnsi="맑은 고딕" w:cs="맑은 고딕"/>
@@ -20677,7 +22172,16 @@
           <w:color w:val="0F4C75"/>
         </w:rPr>
         <w:lastRenderedPageBreak/>
-        <w:t xml:space="preserve">▣  퀘스트 내용  </w:t>
+        <w:t>▣  퀘스트</w:t>
+      </w:r>
+      <w:proofErr w:type="gramEnd"/>
+      <w:r>
+        <w:rPr>
+          <w:rFonts w:ascii="맑은 고딕" w:eastAsia="맑은 고딕" w:hAnsi="맑은 고딕" w:cs="맑은 고딕"/>
+          <w:b/>
+          <w:color w:val="0F4C75"/>
+        </w:rPr>
+        <w:t xml:space="preserve"> 내용  </w:t>
       </w:r>
     </w:p>
     <w:tbl>
@@ -21219,7 +22723,27 @@
                 <w:sz w:val="16"/>
                 <w:szCs w:val="16"/>
               </w:rPr>
-              <w:t>교실/보건실/방송실 조사</w:t>
+              <w:t>교실/</w:t>
+            </w:r>
+            <w:proofErr w:type="spellStart"/>
+            <w:r>
+              <w:rPr>
+                <w:rFonts w:ascii="맑은 고딕" w:eastAsia="맑은 고딕" w:hAnsi="맑은 고딕" w:cs="맑은 고딕"/>
+                <w:color w:val="1C2B36"/>
+                <w:sz w:val="16"/>
+                <w:szCs w:val="16"/>
+              </w:rPr>
+              <w:t>보건실</w:t>
+            </w:r>
+            <w:proofErr w:type="spellEnd"/>
+            <w:r>
+              <w:rPr>
+                <w:rFonts w:ascii="맑은 고딕" w:eastAsia="맑은 고딕" w:hAnsi="맑은 고딕" w:cs="맑은 고딕"/>
+                <w:color w:val="1C2B36"/>
+                <w:sz w:val="16"/>
+                <w:szCs w:val="16"/>
+              </w:rPr>
+              <w:t>/방송실 조사</w:t>
             </w:r>
           </w:p>
         </w:tc>
@@ -21256,7 +22780,27 @@
                 <w:sz w:val="16"/>
                 <w:szCs w:val="16"/>
               </w:rPr>
-              <w:t>사진·노트·방송 기록으로 보스의 과거와 한해의 기억을 암시</w:t>
+              <w:t xml:space="preserve">사진·노트·방송 기록으로 보스의 과거와 </w:t>
+            </w:r>
+            <w:proofErr w:type="gramStart"/>
+            <w:r>
+              <w:rPr>
+                <w:rFonts w:ascii="맑은 고딕" w:eastAsia="맑은 고딕" w:hAnsi="맑은 고딕" w:cs="맑은 고딕"/>
+                <w:color w:val="1C2B36"/>
+                <w:sz w:val="16"/>
+                <w:szCs w:val="16"/>
+              </w:rPr>
+              <w:t>한해의</w:t>
+            </w:r>
+            <w:proofErr w:type="gramEnd"/>
+            <w:r>
+              <w:rPr>
+                <w:rFonts w:ascii="맑은 고딕" w:eastAsia="맑은 고딕" w:hAnsi="맑은 고딕" w:cs="맑은 고딕"/>
+                <w:color w:val="1C2B36"/>
+                <w:sz w:val="16"/>
+                <w:szCs w:val="16"/>
+              </w:rPr>
+              <w:t xml:space="preserve"> 기억을 암시</w:t>
             </w:r>
           </w:p>
         </w:tc>
@@ -21535,14 +23079,25 @@
                 <w:szCs w:val="16"/>
               </w:rPr>
             </w:pPr>
-            <w:r>
-              <w:rPr>
-                <w:rFonts w:ascii="맑은 고딕" w:eastAsia="맑은 고딕" w:hAnsi="맑은 고딕" w:cs="맑은 고딕"/>
-                <w:color w:val="1C2B36"/>
-                <w:sz w:val="16"/>
-                <w:szCs w:val="16"/>
-              </w:rPr>
-              <w:t>보스전 P1</w:t>
+            <w:proofErr w:type="spellStart"/>
+            <w:r>
+              <w:rPr>
+                <w:rFonts w:ascii="맑은 고딕" w:eastAsia="맑은 고딕" w:hAnsi="맑은 고딕" w:cs="맑은 고딕"/>
+                <w:color w:val="1C2B36"/>
+                <w:sz w:val="16"/>
+                <w:szCs w:val="16"/>
+              </w:rPr>
+              <w:t>보스전</w:t>
+            </w:r>
+            <w:proofErr w:type="spellEnd"/>
+            <w:r>
+              <w:rPr>
+                <w:rFonts w:ascii="맑은 고딕" w:eastAsia="맑은 고딕" w:hAnsi="맑은 고딕" w:cs="맑은 고딕"/>
+                <w:color w:val="1C2B36"/>
+                <w:sz w:val="16"/>
+                <w:szCs w:val="16"/>
+              </w:rPr>
+              <w:t xml:space="preserve"> P1</w:t>
             </w:r>
           </w:p>
         </w:tc>
@@ -21715,14 +23270,25 @@
                 <w:szCs w:val="16"/>
               </w:rPr>
             </w:pPr>
-            <w:r>
-              <w:rPr>
-                <w:rFonts w:ascii="맑은 고딕" w:eastAsia="맑은 고딕" w:hAnsi="맑은 고딕" w:cs="맑은 고딕"/>
-                <w:color w:val="1C2B36"/>
-                <w:sz w:val="16"/>
-                <w:szCs w:val="16"/>
-              </w:rPr>
-              <w:t>보스전 P2/정체 확인</w:t>
+            <w:proofErr w:type="spellStart"/>
+            <w:r>
+              <w:rPr>
+                <w:rFonts w:ascii="맑은 고딕" w:eastAsia="맑은 고딕" w:hAnsi="맑은 고딕" w:cs="맑은 고딕"/>
+                <w:color w:val="1C2B36"/>
+                <w:sz w:val="16"/>
+                <w:szCs w:val="16"/>
+              </w:rPr>
+              <w:t>보스전</w:t>
+            </w:r>
+            <w:proofErr w:type="spellEnd"/>
+            <w:r>
+              <w:rPr>
+                <w:rFonts w:ascii="맑은 고딕" w:eastAsia="맑은 고딕" w:hAnsi="맑은 고딕" w:cs="맑은 고딕"/>
+                <w:color w:val="1C2B36"/>
+                <w:sz w:val="16"/>
+                <w:szCs w:val="16"/>
+              </w:rPr>
+              <w:t xml:space="preserve"> P2/정체 확인</w:t>
             </w:r>
           </w:p>
         </w:tc>
@@ -21759,7 +23325,27 @@
                 <w:sz w:val="16"/>
                 <w:szCs w:val="16"/>
               </w:rPr>
-              <w:t>목걸이 접촉 후 페이즈 전환</w:t>
+              <w:t xml:space="preserve">목걸이 접촉 후 </w:t>
+            </w:r>
+            <w:proofErr w:type="spellStart"/>
+            <w:r>
+              <w:rPr>
+                <w:rFonts w:ascii="맑은 고딕" w:eastAsia="맑은 고딕" w:hAnsi="맑은 고딕" w:cs="맑은 고딕"/>
+                <w:color w:val="1C2B36"/>
+                <w:sz w:val="16"/>
+                <w:szCs w:val="16"/>
+              </w:rPr>
+              <w:t>페이즈</w:t>
+            </w:r>
+            <w:proofErr w:type="spellEnd"/>
+            <w:r>
+              <w:rPr>
+                <w:rFonts w:ascii="맑은 고딕" w:eastAsia="맑은 고딕" w:hAnsi="맑은 고딕" w:cs="맑은 고딕"/>
+                <w:color w:val="1C2B36"/>
+                <w:sz w:val="16"/>
+                <w:szCs w:val="16"/>
+              </w:rPr>
+              <w:t xml:space="preserve"> 전환</w:t>
             </w:r>
           </w:p>
         </w:tc>
@@ -21819,13 +23405,23 @@
           <w:rFonts w:ascii="맑은 고딕" w:eastAsia="맑은 고딕" w:hAnsi="맑은 고딕" w:cs="맑은 고딕"/>
         </w:rPr>
       </w:pPr>
+      <w:proofErr w:type="gramStart"/>
       <w:r>
         <w:rPr>
           <w:rFonts w:ascii="맑은 고딕" w:eastAsia="맑은 고딕" w:hAnsi="맑은 고딕" w:cs="맑은 고딕"/>
           <w:b/>
           <w:color w:val="0F4C75"/>
         </w:rPr>
-        <w:t xml:space="preserve">▤  주요 대사 / 연출 방향  </w:t>
+        <w:t>▤  주요</w:t>
+      </w:r>
+      <w:proofErr w:type="gramEnd"/>
+      <w:r>
+        <w:rPr>
+          <w:rFonts w:ascii="맑은 고딕" w:eastAsia="맑은 고딕" w:hAnsi="맑은 고딕" w:cs="맑은 고딕"/>
+          <w:b/>
+          <w:color w:val="0F4C75"/>
+        </w:rPr>
+        <w:t xml:space="preserve"> 대사 / 연출 방향  </w:t>
       </w:r>
     </w:p>
     <w:tbl>
@@ -22034,7 +23630,47 @@
                 <w:sz w:val="16"/>
                 <w:szCs w:val="16"/>
               </w:rPr>
-              <w:t>“우린 가볼게. 혼자 할 수 있잖아?”</w:t>
+              <w:t xml:space="preserve">“우린 </w:t>
+            </w:r>
+            <w:proofErr w:type="spellStart"/>
+            <w:r>
+              <w:rPr>
+                <w:rFonts w:ascii="맑은 고딕" w:eastAsia="맑은 고딕" w:hAnsi="맑은 고딕" w:cs="맑은 고딕"/>
+                <w:color w:val="1C2B36"/>
+                <w:sz w:val="16"/>
+                <w:szCs w:val="16"/>
+              </w:rPr>
+              <w:t>가볼게</w:t>
+            </w:r>
+            <w:proofErr w:type="spellEnd"/>
+            <w:r>
+              <w:rPr>
+                <w:rFonts w:ascii="맑은 고딕" w:eastAsia="맑은 고딕" w:hAnsi="맑은 고딕" w:cs="맑은 고딕"/>
+                <w:color w:val="1C2B36"/>
+                <w:sz w:val="16"/>
+                <w:szCs w:val="16"/>
+              </w:rPr>
+              <w:t xml:space="preserve">. 혼자 할 수 </w:t>
+            </w:r>
+            <w:proofErr w:type="spellStart"/>
+            <w:r>
+              <w:rPr>
+                <w:rFonts w:ascii="맑은 고딕" w:eastAsia="맑은 고딕" w:hAnsi="맑은 고딕" w:cs="맑은 고딕"/>
+                <w:color w:val="1C2B36"/>
+                <w:sz w:val="16"/>
+                <w:szCs w:val="16"/>
+              </w:rPr>
+              <w:t>있잖아</w:t>
+            </w:r>
+            <w:proofErr w:type="spellEnd"/>
+            <w:r>
+              <w:rPr>
+                <w:rFonts w:ascii="맑은 고딕" w:eastAsia="맑은 고딕" w:hAnsi="맑은 고딕" w:cs="맑은 고딕"/>
+                <w:color w:val="1C2B36"/>
+                <w:sz w:val="16"/>
+                <w:szCs w:val="16"/>
+              </w:rPr>
+              <w:t>?”</w:t>
             </w:r>
           </w:p>
         </w:tc>
@@ -22106,6 +23742,7 @@
                 <w:szCs w:val="16"/>
               </w:rPr>
             </w:pPr>
+            <w:proofErr w:type="spellStart"/>
             <w:r>
               <w:rPr>
                 <w:rFonts w:ascii="맑은 고딕" w:eastAsia="맑은 고딕" w:hAnsi="맑은 고딕" w:cs="맑은 고딕"/>
@@ -22116,6 +23753,7 @@
               </w:rPr>
               <w:t>차한해</w:t>
             </w:r>
+            <w:proofErr w:type="spellEnd"/>
           </w:p>
         </w:tc>
         <w:tc>
@@ -22328,6 +23966,7 @@
           <w:rFonts w:ascii="맑은 고딕" w:eastAsia="맑은 고딕" w:hAnsi="맑은 고딕" w:cs="맑은 고딕"/>
         </w:rPr>
       </w:pPr>
+      <w:proofErr w:type="gramStart"/>
       <w:r>
         <w:rPr>
           <w:rFonts w:ascii="맑은 고딕" w:eastAsia="맑은 고딕" w:hAnsi="맑은 고딕" w:cs="맑은 고딕"/>
@@ -22336,6 +23975,7 @@
         </w:rPr>
         <w:t>★  핵심</w:t>
       </w:r>
+      <w:proofErr w:type="gramEnd"/>
     </w:p>
     <w:tbl>
       <w:tblPr>
@@ -22429,7 +24069,29 @@
                 <w:szCs w:val="30"/>
               </w:rPr>
               <w:lastRenderedPageBreak/>
-              <w:t>퀘스트 5  〈드러나는 진실〉</w:t>
+              <w:t xml:space="preserve">퀘스트 </w:t>
+            </w:r>
+            <w:proofErr w:type="gramStart"/>
+            <w:r>
+              <w:rPr>
+                <w:rFonts w:ascii="맑은 고딕" w:eastAsia="맑은 고딕" w:hAnsi="맑은 고딕" w:cs="맑은 고딕"/>
+                <w:b/>
+                <w:color w:val="FFFFFF"/>
+                <w:sz w:val="30"/>
+                <w:szCs w:val="30"/>
+              </w:rPr>
+              <w:t>5  〈</w:t>
+            </w:r>
+            <w:proofErr w:type="gramEnd"/>
+            <w:r>
+              <w:rPr>
+                <w:rFonts w:ascii="맑은 고딕" w:eastAsia="맑은 고딕" w:hAnsi="맑은 고딕" w:cs="맑은 고딕"/>
+                <w:b/>
+                <w:color w:val="FFFFFF"/>
+                <w:sz w:val="30"/>
+                <w:szCs w:val="30"/>
+              </w:rPr>
+              <w:t>드러나는 진실〉</w:t>
             </w:r>
           </w:p>
         </w:tc>
@@ -22452,13 +24114,23 @@
           <w:rFonts w:ascii="맑은 고딕" w:eastAsia="맑은 고딕" w:hAnsi="맑은 고딕" w:cs="맑은 고딕"/>
         </w:rPr>
       </w:pPr>
+      <w:proofErr w:type="gramStart"/>
       <w:r>
         <w:rPr>
           <w:rFonts w:ascii="맑은 고딕" w:eastAsia="맑은 고딕" w:hAnsi="맑은 고딕" w:cs="맑은 고딕"/>
           <w:b/>
           <w:color w:val="0F4C75"/>
         </w:rPr>
-        <w:t xml:space="preserve">▣  시놉시스  </w:t>
+        <w:t>▣  시놉시스</w:t>
+      </w:r>
+      <w:proofErr w:type="gramEnd"/>
+      <w:r>
+        <w:rPr>
+          <w:rFonts w:ascii="맑은 고딕" w:eastAsia="맑은 고딕" w:hAnsi="맑은 고딕" w:cs="맑은 고딕"/>
+          <w:b/>
+          <w:color w:val="0F4C75"/>
+        </w:rPr>
+        <w:t xml:space="preserve">  </w:t>
       </w:r>
     </w:p>
     <w:p>
@@ -22475,7 +24147,7 @@
           <w:noProof/>
         </w:rPr>
         <w:drawing>
-          <wp:inline distT="0" distB="0" distL="0" distR="0">
+          <wp:inline distT="0" distB="0" distL="0" distR="0" wp14:anchorId="6C080DD6" wp14:editId="0C07BF09">
             <wp:extent cx="6263640" cy="1419758"/>
             <wp:effectExtent l="0" t="0" r="0" b="0"/>
             <wp:docPr id="1038" name="shape1038"/>
@@ -22561,7 +24233,43 @@
                 <w:color w:val="1C2B36"/>
                 <w:sz w:val="16"/>
               </w:rPr>
-              <w:t>괴물이 인간이었다는 사실이 알려지자 사람들은 균열의 진실을 밝혀야 한다고 말한다. 그러나 그 요구는 점차 한해 혼자 균열 내부로 들어가야 한다는 압박으로 바뀐다. 균열 안에서 한해는 뒤와 앞에 나타나는 또 다른 자신, 방향이 뒤집히는 거울 미로, 바다 위에 남은 사람들의 껍데기를 마주한다. 코어에 닿는 순간, 한해는 자신이 균열에서 태어난 존재이며 자신이 사라지면 균열과 괴물도 함께 사라질 수 있다는 진실을 알게 된다.</w:t>
+              <w:t xml:space="preserve">괴물이 인간이었다는 사실이 알려지자 사람들은 균열의 진실을 밝혀야 한다고 말한다. 그러나 그 요구는 점차 한해 혼자 균열 내부로 들어가야 한다는 압박으로 바뀐다. 균열 안에서 </w:t>
+            </w:r>
+            <w:proofErr w:type="gramStart"/>
+            <w:r>
+              <w:rPr>
+                <w:rFonts w:ascii="맑은 고딕" w:eastAsia="맑은 고딕" w:hAnsi="맑은 고딕" w:cs="맑은 고딕"/>
+                <w:color w:val="1C2B36"/>
+                <w:sz w:val="16"/>
+              </w:rPr>
+              <w:t>한해는</w:t>
+            </w:r>
+            <w:proofErr w:type="gramEnd"/>
+            <w:r>
+              <w:rPr>
+                <w:rFonts w:ascii="맑은 고딕" w:eastAsia="맑은 고딕" w:hAnsi="맑은 고딕" w:cs="맑은 고딕"/>
+                <w:color w:val="1C2B36"/>
+                <w:sz w:val="16"/>
+              </w:rPr>
+              <w:t xml:space="preserve"> 뒤와 앞에 나타나는 또 다른 자신, 방향이 뒤집히는 거울 미로, 바다 위에 남은 사람들의 껍데기를 마주한다. 코어에 닿는 순간, </w:t>
+            </w:r>
+            <w:proofErr w:type="gramStart"/>
+            <w:r>
+              <w:rPr>
+                <w:rFonts w:ascii="맑은 고딕" w:eastAsia="맑은 고딕" w:hAnsi="맑은 고딕" w:cs="맑은 고딕"/>
+                <w:color w:val="1C2B36"/>
+                <w:sz w:val="16"/>
+              </w:rPr>
+              <w:t>한해는</w:t>
+            </w:r>
+            <w:proofErr w:type="gramEnd"/>
+            <w:r>
+              <w:rPr>
+                <w:rFonts w:ascii="맑은 고딕" w:eastAsia="맑은 고딕" w:hAnsi="맑은 고딕" w:cs="맑은 고딕"/>
+                <w:color w:val="1C2B36"/>
+                <w:sz w:val="16"/>
+              </w:rPr>
+              <w:t xml:space="preserve"> 자신이 균열에서 태어난 존재이며 자신이 사라지면 균열과 괴물도 함께 사라질 수 있다는 진실을 알게 된다.</w:t>
             </w:r>
           </w:p>
         </w:tc>
@@ -22584,13 +24292,23 @@
           <w:rFonts w:ascii="맑은 고딕" w:eastAsia="맑은 고딕" w:hAnsi="맑은 고딕" w:cs="맑은 고딕"/>
         </w:rPr>
       </w:pPr>
+      <w:proofErr w:type="gramStart"/>
       <w:r>
         <w:rPr>
           <w:rFonts w:ascii="맑은 고딕" w:eastAsia="맑은 고딕" w:hAnsi="맑은 고딕" w:cs="맑은 고딕"/>
           <w:b/>
           <w:color w:val="0F4C75"/>
         </w:rPr>
-        <w:t xml:space="preserve">▤  퀘스트의 조건  </w:t>
+        <w:t>▤  퀘스트의</w:t>
+      </w:r>
+      <w:proofErr w:type="gramEnd"/>
+      <w:r>
+        <w:rPr>
+          <w:rFonts w:ascii="맑은 고딕" w:eastAsia="맑은 고딕" w:hAnsi="맑은 고딕" w:cs="맑은 고딕"/>
+          <w:b/>
+          <w:color w:val="0F4C75"/>
+        </w:rPr>
+        <w:t xml:space="preserve"> 조건  </w:t>
       </w:r>
     </w:p>
     <w:tbl>
@@ -22745,7 +24463,25 @@
                 <w:color w:val="1C2B36"/>
                 <w:sz w:val="16"/>
               </w:rPr>
-              <w:t>관리국과 시민들이 균열 내부 단독 진입을 요구하는 컷씬 종료.</w:t>
+              <w:t xml:space="preserve">관리국과 시민들이 균열 내부 단독 진입을 요구하는 </w:t>
+            </w:r>
+            <w:proofErr w:type="spellStart"/>
+            <w:r>
+              <w:rPr>
+                <w:rFonts w:ascii="맑은 고딕" w:eastAsia="맑은 고딕" w:hAnsi="맑은 고딕" w:cs="맑은 고딕"/>
+                <w:color w:val="1C2B36"/>
+                <w:sz w:val="16"/>
+              </w:rPr>
+              <w:t>컷씬</w:t>
+            </w:r>
+            <w:proofErr w:type="spellEnd"/>
+            <w:r>
+              <w:rPr>
+                <w:rFonts w:ascii="맑은 고딕" w:eastAsia="맑은 고딕" w:hAnsi="맑은 고딕" w:cs="맑은 고딕"/>
+                <w:color w:val="1C2B36"/>
+                <w:sz w:val="16"/>
+              </w:rPr>
+              <w:t xml:space="preserve"> 종료.</w:t>
             </w:r>
           </w:p>
         </w:tc>
@@ -22818,7 +24554,25 @@
                 <w:color w:val="1C2B36"/>
                 <w:sz w:val="16"/>
               </w:rPr>
-              <w:t>균열 내부 3단계 탐색: 후방 한해 등장 → 전방 한해 등장/합체 → 방향 반전/전신 거울 파괴 → 코어 접촉.</w:t>
+              <w:t xml:space="preserve">균열 내부 3단계 탐색: 후방 </w:t>
+            </w:r>
+            <w:proofErr w:type="gramStart"/>
+            <w:r>
+              <w:rPr>
+                <w:rFonts w:ascii="맑은 고딕" w:eastAsia="맑은 고딕" w:hAnsi="맑은 고딕" w:cs="맑은 고딕"/>
+                <w:color w:val="1C2B36"/>
+                <w:sz w:val="16"/>
+              </w:rPr>
+              <w:t>한해</w:t>
+            </w:r>
+            <w:proofErr w:type="gramEnd"/>
+            <w:r>
+              <w:rPr>
+                <w:rFonts w:ascii="맑은 고딕" w:eastAsia="맑은 고딕" w:hAnsi="맑은 고딕" w:cs="맑은 고딕"/>
+                <w:color w:val="1C2B36"/>
+                <w:sz w:val="16"/>
+              </w:rPr>
+              <w:t xml:space="preserve"> 등장 → 전방 한해 등장/합체 → 방향 반전/전신 거울 파괴 → 코어 접촉.</w:t>
             </w:r>
           </w:p>
         </w:tc>
@@ -22964,7 +24718,25 @@
                 <w:color w:val="1C2B36"/>
                 <w:sz w:val="16"/>
               </w:rPr>
-              <w:t>엔딩 분기 출력. 자아 마모도, 서브 퀘스트 도움 기록, 기억 단서 수집률에 따른 반응 변화.</w:t>
+              <w:t xml:space="preserve">엔딩 분기 출력. 자아 마모도, 서브 퀘스트 도움 기록, 기억 단서 </w:t>
+            </w:r>
+            <w:proofErr w:type="spellStart"/>
+            <w:r>
+              <w:rPr>
+                <w:rFonts w:ascii="맑은 고딕" w:eastAsia="맑은 고딕" w:hAnsi="맑은 고딕" w:cs="맑은 고딕"/>
+                <w:color w:val="1C2B36"/>
+                <w:sz w:val="16"/>
+              </w:rPr>
+              <w:t>수집률에</w:t>
+            </w:r>
+            <w:proofErr w:type="spellEnd"/>
+            <w:r>
+              <w:rPr>
+                <w:rFonts w:ascii="맑은 고딕" w:eastAsia="맑은 고딕" w:hAnsi="맑은 고딕" w:cs="맑은 고딕"/>
+                <w:color w:val="1C2B36"/>
+                <w:sz w:val="16"/>
+              </w:rPr>
+              <w:t xml:space="preserve"> 따른 반응 변화.</w:t>
             </w:r>
           </w:p>
         </w:tc>
@@ -22987,13 +24759,23 @@
           <w:rFonts w:ascii="맑은 고딕" w:eastAsia="맑은 고딕" w:hAnsi="맑은 고딕" w:cs="맑은 고딕"/>
         </w:rPr>
       </w:pPr>
+      <w:proofErr w:type="gramStart"/>
       <w:r>
         <w:rPr>
           <w:rFonts w:ascii="맑은 고딕" w:eastAsia="맑은 고딕" w:hAnsi="맑은 고딕" w:cs="맑은 고딕"/>
           <w:b/>
           <w:color w:val="0F4C75"/>
         </w:rPr>
-        <w:t xml:space="preserve">◎  필요 리소스  </w:t>
+        <w:t>◎  필요</w:t>
+      </w:r>
+      <w:proofErr w:type="gramEnd"/>
+      <w:r>
+        <w:rPr>
+          <w:rFonts w:ascii="맑은 고딕" w:eastAsia="맑은 고딕" w:hAnsi="맑은 고딕" w:cs="맑은 고딕"/>
+          <w:b/>
+          <w:color w:val="0F4C75"/>
+        </w:rPr>
+        <w:t xml:space="preserve"> 리소스  </w:t>
       </w:r>
     </w:p>
     <w:tbl>
@@ -23243,7 +25025,27 @@
                 <w:sz w:val="16"/>
                 <w:szCs w:val="16"/>
               </w:rPr>
-              <w:t>전신 거울, 한해의 잔상, 껍데기 사람들, 균열 코어, 보랏빛 입자</w:t>
+              <w:t xml:space="preserve">전신 거울, </w:t>
+            </w:r>
+            <w:proofErr w:type="gramStart"/>
+            <w:r>
+              <w:rPr>
+                <w:rFonts w:ascii="맑은 고딕" w:eastAsia="맑은 고딕" w:hAnsi="맑은 고딕" w:cs="맑은 고딕"/>
+                <w:color w:val="1C2B36"/>
+                <w:sz w:val="16"/>
+                <w:szCs w:val="16"/>
+              </w:rPr>
+              <w:t>한해의</w:t>
+            </w:r>
+            <w:proofErr w:type="gramEnd"/>
+            <w:r>
+              <w:rPr>
+                <w:rFonts w:ascii="맑은 고딕" w:eastAsia="맑은 고딕" w:hAnsi="맑은 고딕" w:cs="맑은 고딕"/>
+                <w:color w:val="1C2B36"/>
+                <w:sz w:val="16"/>
+                <w:szCs w:val="16"/>
+              </w:rPr>
+              <w:t xml:space="preserve"> 잔상, 껍데기 사람들, 균열 코어, 보랏빛 입자</w:t>
             </w:r>
           </w:p>
         </w:tc>
@@ -23323,7 +25125,47 @@
                 <w:sz w:val="16"/>
                 <w:szCs w:val="16"/>
               </w:rPr>
-              <w:t>관리국 인물, 시민 군중, 서브 퀘스트로 도움받은 NPC, 또 다른 한해의 잔상</w:t>
+              <w:t xml:space="preserve">관리국 인물, 시민 군중, 서브 퀘스트로 </w:t>
+            </w:r>
+            <w:proofErr w:type="spellStart"/>
+            <w:r>
+              <w:rPr>
+                <w:rFonts w:ascii="맑은 고딕" w:eastAsia="맑은 고딕" w:hAnsi="맑은 고딕" w:cs="맑은 고딕"/>
+                <w:color w:val="1C2B36"/>
+                <w:sz w:val="16"/>
+                <w:szCs w:val="16"/>
+              </w:rPr>
+              <w:t>도움받은</w:t>
+            </w:r>
+            <w:proofErr w:type="spellEnd"/>
+            <w:r>
+              <w:rPr>
+                <w:rFonts w:ascii="맑은 고딕" w:eastAsia="맑은 고딕" w:hAnsi="맑은 고딕" w:cs="맑은 고딕"/>
+                <w:color w:val="1C2B36"/>
+                <w:sz w:val="16"/>
+                <w:szCs w:val="16"/>
+              </w:rPr>
+              <w:t xml:space="preserve"> NPC, 또 다른 </w:t>
+            </w:r>
+            <w:proofErr w:type="gramStart"/>
+            <w:r>
+              <w:rPr>
+                <w:rFonts w:ascii="맑은 고딕" w:eastAsia="맑은 고딕" w:hAnsi="맑은 고딕" w:cs="맑은 고딕"/>
+                <w:color w:val="1C2B36"/>
+                <w:sz w:val="16"/>
+                <w:szCs w:val="16"/>
+              </w:rPr>
+              <w:t>한해의</w:t>
+            </w:r>
+            <w:proofErr w:type="gramEnd"/>
+            <w:r>
+              <w:rPr>
+                <w:rFonts w:ascii="맑은 고딕" w:eastAsia="맑은 고딕" w:hAnsi="맑은 고딕" w:cs="맑은 고딕"/>
+                <w:color w:val="1C2B36"/>
+                <w:sz w:val="16"/>
+                <w:szCs w:val="16"/>
+              </w:rPr>
+              <w:t xml:space="preserve"> 잔상</w:t>
             </w:r>
           </w:p>
         </w:tc>
@@ -23403,7 +25245,27 @@
                 <w:sz w:val="16"/>
                 <w:szCs w:val="16"/>
               </w:rPr>
-              <w:t>입력 방향 반전, 복제 캐릭터 동기화, 거울 파괴 플래그, 코어 접촉 컷씬, 엔딩 조건 판정</w:t>
+              <w:t xml:space="preserve">입력 방향 반전, 복제 캐릭터 동기화, 거울 파괴 플래그, 코어 접촉 </w:t>
+            </w:r>
+            <w:proofErr w:type="spellStart"/>
+            <w:r>
+              <w:rPr>
+                <w:rFonts w:ascii="맑은 고딕" w:eastAsia="맑은 고딕" w:hAnsi="맑은 고딕" w:cs="맑은 고딕"/>
+                <w:color w:val="1C2B36"/>
+                <w:sz w:val="16"/>
+                <w:szCs w:val="16"/>
+              </w:rPr>
+              <w:t>컷씬</w:t>
+            </w:r>
+            <w:proofErr w:type="spellEnd"/>
+            <w:r>
+              <w:rPr>
+                <w:rFonts w:ascii="맑은 고딕" w:eastAsia="맑은 고딕" w:hAnsi="맑은 고딕" w:cs="맑은 고딕"/>
+                <w:color w:val="1C2B36"/>
+                <w:sz w:val="16"/>
+                <w:szCs w:val="16"/>
+              </w:rPr>
+              <w:t>, 엔딩 조건 판정</w:t>
             </w:r>
           </w:p>
         </w:tc>
@@ -23436,7 +25298,25 @@
           <w:color w:val="0F4C75"/>
         </w:rPr>
         <w:lastRenderedPageBreak/>
-        <w:t xml:space="preserve">  ▣  퀘스트 내용  </w:t>
+        <w:t xml:space="preserve">  </w:t>
+      </w:r>
+      <w:proofErr w:type="gramStart"/>
+      <w:r>
+        <w:rPr>
+          <w:rFonts w:ascii="맑은 고딕" w:eastAsia="맑은 고딕" w:hAnsi="맑은 고딕" w:cs="맑은 고딕"/>
+          <w:b/>
+          <w:color w:val="0F4C75"/>
+        </w:rPr>
+        <w:t>▣  퀘스트</w:t>
+      </w:r>
+      <w:proofErr w:type="gramEnd"/>
+      <w:r>
+        <w:rPr>
+          <w:rFonts w:ascii="맑은 고딕" w:eastAsia="맑은 고딕" w:hAnsi="맑은 고딕" w:cs="맑은 고딕"/>
+          <w:b/>
+          <w:color w:val="0F4C75"/>
+        </w:rPr>
+        <w:t xml:space="preserve"> 내용  </w:t>
       </w:r>
     </w:p>
     <w:tbl>
@@ -23761,8 +25641,19 @@
                 <w:sz w:val="16"/>
                 <w:szCs w:val="16"/>
               </w:rPr>
-              <w:t>강요 컷씬</w:t>
-            </w:r>
+              <w:t xml:space="preserve">강요 </w:t>
+            </w:r>
+            <w:proofErr w:type="spellStart"/>
+            <w:r>
+              <w:rPr>
+                <w:rFonts w:ascii="맑은 고딕" w:eastAsia="맑은 고딕" w:hAnsi="맑은 고딕" w:cs="맑은 고딕"/>
+                <w:color w:val="1C2B36"/>
+                <w:sz w:val="16"/>
+                <w:szCs w:val="16"/>
+              </w:rPr>
+              <w:t>컷씬</w:t>
+            </w:r>
+            <w:proofErr w:type="spellEnd"/>
           </w:p>
         </w:tc>
         <w:tc>
@@ -24195,7 +26086,27 @@
                 <w:sz w:val="16"/>
                 <w:szCs w:val="16"/>
               </w:rPr>
-              <w:t>앞쪽에도 한해가 나타나고, 두 잔상이 점차 합쳐진다</w:t>
+              <w:t xml:space="preserve">앞쪽에도 </w:t>
+            </w:r>
+            <w:proofErr w:type="gramStart"/>
+            <w:r>
+              <w:rPr>
+                <w:rFonts w:ascii="맑은 고딕" w:eastAsia="맑은 고딕" w:hAnsi="맑은 고딕" w:cs="맑은 고딕"/>
+                <w:color w:val="1C2B36"/>
+                <w:sz w:val="16"/>
+                <w:szCs w:val="16"/>
+              </w:rPr>
+              <w:t>한해가</w:t>
+            </w:r>
+            <w:proofErr w:type="gramEnd"/>
+            <w:r>
+              <w:rPr>
+                <w:rFonts w:ascii="맑은 고딕" w:eastAsia="맑은 고딕" w:hAnsi="맑은 고딕" w:cs="맑은 고딕"/>
+                <w:color w:val="1C2B36"/>
+                <w:sz w:val="16"/>
+                <w:szCs w:val="16"/>
+              </w:rPr>
+              <w:t xml:space="preserve"> 나타나고, 두 잔상이 점차 합쳐진다</w:t>
             </w:r>
           </w:p>
         </w:tc>
@@ -24555,7 +26466,27 @@
                 <w:sz w:val="16"/>
                 <w:szCs w:val="16"/>
               </w:rPr>
-              <w:t>껍데기 사람들, 한해의 기원, 엔딩 분기 조건 공개</w:t>
+              <w:t xml:space="preserve">껍데기 사람들, </w:t>
+            </w:r>
+            <w:proofErr w:type="gramStart"/>
+            <w:r>
+              <w:rPr>
+                <w:rFonts w:ascii="맑은 고딕" w:eastAsia="맑은 고딕" w:hAnsi="맑은 고딕" w:cs="맑은 고딕"/>
+                <w:color w:val="1C2B36"/>
+                <w:sz w:val="16"/>
+                <w:szCs w:val="16"/>
+              </w:rPr>
+              <w:t>한해의</w:t>
+            </w:r>
+            <w:proofErr w:type="gramEnd"/>
+            <w:r>
+              <w:rPr>
+                <w:rFonts w:ascii="맑은 고딕" w:eastAsia="맑은 고딕" w:hAnsi="맑은 고딕" w:cs="맑은 고딕"/>
+                <w:color w:val="1C2B36"/>
+                <w:sz w:val="16"/>
+                <w:szCs w:val="16"/>
+              </w:rPr>
+              <w:t xml:space="preserve"> 기원, 엔딩 분기 조건 공개</w:t>
             </w:r>
           </w:p>
         </w:tc>
@@ -24578,13 +26509,23 @@
           <w:rFonts w:ascii="맑은 고딕" w:eastAsia="맑은 고딕" w:hAnsi="맑은 고딕" w:cs="맑은 고딕"/>
         </w:rPr>
       </w:pPr>
+      <w:proofErr w:type="gramStart"/>
       <w:r>
         <w:rPr>
           <w:rFonts w:ascii="맑은 고딕" w:eastAsia="맑은 고딕" w:hAnsi="맑은 고딕" w:cs="맑은 고딕"/>
           <w:b/>
           <w:color w:val="0F4C75"/>
         </w:rPr>
-        <w:t xml:space="preserve">▤  주요 대사 / 연출 방향  </w:t>
+        <w:t>▤  주요</w:t>
+      </w:r>
+      <w:proofErr w:type="gramEnd"/>
+      <w:r>
+        <w:rPr>
+          <w:rFonts w:ascii="맑은 고딕" w:eastAsia="맑은 고딕" w:hAnsi="맑은 고딕" w:cs="맑은 고딕"/>
+          <w:b/>
+          <w:color w:val="0F4C75"/>
+        </w:rPr>
+        <w:t xml:space="preserve"> 대사 / 연출 방향  </w:t>
       </w:r>
     </w:p>
     <w:tbl>
@@ -24793,7 +26734,27 @@
                 <w:sz w:val="16"/>
                 <w:szCs w:val="16"/>
               </w:rPr>
-              <w:t>“넌 수치가 무한대니까, 들어가도 괜찮겠지.”</w:t>
+              <w:t xml:space="preserve">“넌 수치가 </w:t>
+            </w:r>
+            <w:proofErr w:type="spellStart"/>
+            <w:r>
+              <w:rPr>
+                <w:rFonts w:ascii="맑은 고딕" w:eastAsia="맑은 고딕" w:hAnsi="맑은 고딕" w:cs="맑은 고딕"/>
+                <w:color w:val="1C2B36"/>
+                <w:sz w:val="16"/>
+                <w:szCs w:val="16"/>
+              </w:rPr>
+              <w:t>무한대니까</w:t>
+            </w:r>
+            <w:proofErr w:type="spellEnd"/>
+            <w:r>
+              <w:rPr>
+                <w:rFonts w:ascii="맑은 고딕" w:eastAsia="맑은 고딕" w:hAnsi="맑은 고딕" w:cs="맑은 고딕"/>
+                <w:color w:val="1C2B36"/>
+                <w:sz w:val="16"/>
+                <w:szCs w:val="16"/>
+              </w:rPr>
+              <w:t>, 들어가도 괜찮겠지.”</w:t>
             </w:r>
           </w:p>
         </w:tc>
@@ -24873,8 +26834,20 @@
                 <w:sz w:val="16"/>
                 <w:szCs w:val="16"/>
               </w:rPr>
-              <w:t>또 다른 한해</w:t>
-            </w:r>
+              <w:t xml:space="preserve">또 다른 </w:t>
+            </w:r>
+            <w:proofErr w:type="gramStart"/>
+            <w:r>
+              <w:rPr>
+                <w:rFonts w:ascii="맑은 고딕" w:eastAsia="맑은 고딕" w:hAnsi="맑은 고딕" w:cs="맑은 고딕"/>
+                <w:b/>
+                <w:color w:val="1C2B36"/>
+                <w:sz w:val="16"/>
+                <w:szCs w:val="16"/>
+              </w:rPr>
+              <w:t>한해</w:t>
+            </w:r>
+            <w:proofErr w:type="gramEnd"/>
           </w:p>
         </w:tc>
         <w:tc>
@@ -24910,7 +26883,27 @@
                 <w:sz w:val="16"/>
                 <w:szCs w:val="16"/>
               </w:rPr>
-              <w:t>“네가 사라지면 모두가 편해진대.”</w:t>
+              <w:t xml:space="preserve">“네가 사라지면 모두가 </w:t>
+            </w:r>
+            <w:proofErr w:type="spellStart"/>
+            <w:r>
+              <w:rPr>
+                <w:rFonts w:ascii="맑은 고딕" w:eastAsia="맑은 고딕" w:hAnsi="맑은 고딕" w:cs="맑은 고딕"/>
+                <w:color w:val="1C2B36"/>
+                <w:sz w:val="16"/>
+                <w:szCs w:val="16"/>
+              </w:rPr>
+              <w:t>편해진대</w:t>
+            </w:r>
+            <w:proofErr w:type="spellEnd"/>
+            <w:r>
+              <w:rPr>
+                <w:rFonts w:ascii="맑은 고딕" w:eastAsia="맑은 고딕" w:hAnsi="맑은 고딕" w:cs="맑은 고딕"/>
+                <w:color w:val="1C2B36"/>
+                <w:sz w:val="16"/>
+                <w:szCs w:val="16"/>
+              </w:rPr>
+              <w:t>.”</w:t>
             </w:r>
           </w:p>
         </w:tc>
@@ -24982,6 +26975,7 @@
                 <w:szCs w:val="16"/>
               </w:rPr>
             </w:pPr>
+            <w:proofErr w:type="spellStart"/>
             <w:r>
               <w:rPr>
                 <w:rFonts w:ascii="맑은 고딕" w:eastAsia="맑은 고딕" w:hAnsi="맑은 고딕" w:cs="맑은 고딕"/>
@@ -24992,6 +26986,7 @@
               </w:rPr>
               <w:t>차한해</w:t>
             </w:r>
+            <w:proofErr w:type="spellEnd"/>
           </w:p>
         </w:tc>
         <w:tc>
@@ -25087,6 +27082,7 @@
           <w:rFonts w:ascii="맑은 고딕" w:eastAsia="맑은 고딕" w:hAnsi="맑은 고딕" w:cs="맑은 고딕"/>
         </w:rPr>
       </w:pPr>
+      <w:proofErr w:type="gramStart"/>
       <w:r>
         <w:rPr>
           <w:rFonts w:ascii="맑은 고딕" w:eastAsia="맑은 고딕" w:hAnsi="맑은 고딕" w:cs="맑은 고딕"/>
@@ -25095,6 +27091,7 @@
         </w:rPr>
         <w:t>★  핵심</w:t>
       </w:r>
+      <w:proofErr w:type="gramEnd"/>
     </w:p>
     <w:tbl>
       <w:tblPr>
@@ -25220,13 +27217,23 @@
           <w:rFonts w:ascii="맑은 고딕" w:eastAsia="맑은 고딕" w:hAnsi="맑은 고딕" w:cs="맑은 고딕"/>
         </w:rPr>
       </w:pPr>
+      <w:proofErr w:type="gramStart"/>
       <w:r>
         <w:rPr>
           <w:rFonts w:ascii="맑은 고딕" w:eastAsia="맑은 고딕" w:hAnsi="맑은 고딕" w:cs="맑은 고딕"/>
           <w:b/>
           <w:color w:val="0F4C75"/>
         </w:rPr>
-        <w:t xml:space="preserve">▣  연계 퀘스트 조건 체인  </w:t>
+        <w:t>▣  연계</w:t>
+      </w:r>
+      <w:proofErr w:type="gramEnd"/>
+      <w:r>
+        <w:rPr>
+          <w:rFonts w:ascii="맑은 고딕" w:eastAsia="맑은 고딕" w:hAnsi="맑은 고딕" w:cs="맑은 고딕"/>
+          <w:b/>
+          <w:color w:val="0F4C75"/>
+        </w:rPr>
+        <w:t xml:space="preserve"> 퀘스트 조건 체인  </w:t>
       </w:r>
     </w:p>
     <w:tbl>
@@ -25573,7 +27580,27 @@
                 <w:sz w:val="16"/>
                 <w:szCs w:val="16"/>
               </w:rPr>
-              <w:t>동생이 신상 과자, 앞머리롤, 치킨 주문, 중고거래 물건 확인을 한꺼번에 요구한다.</w:t>
+              <w:t xml:space="preserve">동생이 신상 과자, </w:t>
+            </w:r>
+            <w:proofErr w:type="spellStart"/>
+            <w:r>
+              <w:rPr>
+                <w:rFonts w:ascii="맑은 고딕" w:eastAsia="맑은 고딕" w:hAnsi="맑은 고딕" w:cs="맑은 고딕"/>
+                <w:color w:val="1C2B36"/>
+                <w:sz w:val="16"/>
+                <w:szCs w:val="16"/>
+              </w:rPr>
+              <w:t>앞머리롤</w:t>
+            </w:r>
+            <w:proofErr w:type="spellEnd"/>
+            <w:r>
+              <w:rPr>
+                <w:rFonts w:ascii="맑은 고딕" w:eastAsia="맑은 고딕" w:hAnsi="맑은 고딕" w:cs="맑은 고딕"/>
+                <w:color w:val="1C2B36"/>
+                <w:sz w:val="16"/>
+                <w:szCs w:val="16"/>
+              </w:rPr>
+              <w:t>, 치킨 주문, 중고거래 물건 확인을 한꺼번에 요구한다.</w:t>
             </w:r>
           </w:p>
         </w:tc>
@@ -25787,7 +27814,27 @@
                 <w:sz w:val="16"/>
                 <w:szCs w:val="16"/>
               </w:rPr>
-              <w:t>아이 넘어짐 컷씬과 부모의 모순 행동을 목격한다.</w:t>
+              <w:t xml:space="preserve">아이 넘어짐 </w:t>
+            </w:r>
+            <w:proofErr w:type="spellStart"/>
+            <w:r>
+              <w:rPr>
+                <w:rFonts w:ascii="맑은 고딕" w:eastAsia="맑은 고딕" w:hAnsi="맑은 고딕" w:cs="맑은 고딕"/>
+                <w:color w:val="1C2B36"/>
+                <w:sz w:val="16"/>
+                <w:szCs w:val="16"/>
+              </w:rPr>
+              <w:t>컷씬과</w:t>
+            </w:r>
+            <w:proofErr w:type="spellEnd"/>
+            <w:r>
+              <w:rPr>
+                <w:rFonts w:ascii="맑은 고딕" w:eastAsia="맑은 고딕" w:hAnsi="맑은 고딕" w:cs="맑은 고딕"/>
+                <w:color w:val="1C2B36"/>
+                <w:sz w:val="16"/>
+                <w:szCs w:val="16"/>
+              </w:rPr>
+              <w:t xml:space="preserve"> 부모의 모순 행동을 목격한다.</w:t>
             </w:r>
           </w:p>
         </w:tc>
@@ -25824,7 +27871,27 @@
                 <w:sz w:val="16"/>
                 <w:szCs w:val="16"/>
               </w:rPr>
-              <w:t>일정량 이상 쓰레기 수거 후 공원 중심부에 접근하면 첫 균열 컷씬이 발동한다.</w:t>
+              <w:t xml:space="preserve">일정량 이상 쓰레기 수거 후 공원 중심부에 접근하면 첫 균열 </w:t>
+            </w:r>
+            <w:proofErr w:type="spellStart"/>
+            <w:r>
+              <w:rPr>
+                <w:rFonts w:ascii="맑은 고딕" w:eastAsia="맑은 고딕" w:hAnsi="맑은 고딕" w:cs="맑은 고딕"/>
+                <w:color w:val="1C2B36"/>
+                <w:sz w:val="16"/>
+                <w:szCs w:val="16"/>
+              </w:rPr>
+              <w:t>컷씬이</w:t>
+            </w:r>
+            <w:proofErr w:type="spellEnd"/>
+            <w:r>
+              <w:rPr>
+                <w:rFonts w:ascii="맑은 고딕" w:eastAsia="맑은 고딕" w:hAnsi="맑은 고딕" w:cs="맑은 고딕"/>
+                <w:color w:val="1C2B36"/>
+                <w:sz w:val="16"/>
+                <w:szCs w:val="16"/>
+              </w:rPr>
+              <w:t xml:space="preserve"> 발동한다.</w:t>
             </w:r>
           </w:p>
         </w:tc>
@@ -26001,7 +28068,27 @@
                 <w:sz w:val="16"/>
                 <w:szCs w:val="16"/>
               </w:rPr>
-              <w:t>새벽 시간대 이벤트에서 괴물 출현 컷씬이 재생된다.</w:t>
+              <w:t xml:space="preserve">새벽 시간대 이벤트에서 괴물 출현 </w:t>
+            </w:r>
+            <w:proofErr w:type="spellStart"/>
+            <w:r>
+              <w:rPr>
+                <w:rFonts w:ascii="맑은 고딕" w:eastAsia="맑은 고딕" w:hAnsi="맑은 고딕" w:cs="맑은 고딕"/>
+                <w:color w:val="1C2B36"/>
+                <w:sz w:val="16"/>
+                <w:szCs w:val="16"/>
+              </w:rPr>
+              <w:t>컷씬이</w:t>
+            </w:r>
+            <w:proofErr w:type="spellEnd"/>
+            <w:r>
+              <w:rPr>
+                <w:rFonts w:ascii="맑은 고딕" w:eastAsia="맑은 고딕" w:hAnsi="맑은 고딕" w:cs="맑은 고딕"/>
+                <w:color w:val="1C2B36"/>
+                <w:sz w:val="16"/>
+                <w:szCs w:val="16"/>
+              </w:rPr>
+              <w:t xml:space="preserve"> 재생된다.</w:t>
             </w:r>
           </w:p>
         </w:tc>
@@ -26289,7 +28376,27 @@
                 <w:sz w:val="16"/>
                 <w:szCs w:val="16"/>
               </w:rPr>
-              <w:t>괴물=변이한 인간 정보 공개. Q5 균열 내부 조사 요구 플래그 ON. 기억 단서 수집률 반영.</w:t>
+              <w:t xml:space="preserve">괴물=변이한 인간 정보 공개. Q5 균열 내부 조사 요구 플래그 ON. 기억 단서 </w:t>
+            </w:r>
+            <w:proofErr w:type="spellStart"/>
+            <w:r>
+              <w:rPr>
+                <w:rFonts w:ascii="맑은 고딕" w:eastAsia="맑은 고딕" w:hAnsi="맑은 고딕" w:cs="맑은 고딕"/>
+                <w:color w:val="1C2B36"/>
+                <w:sz w:val="16"/>
+                <w:szCs w:val="16"/>
+              </w:rPr>
+              <w:t>수집률</w:t>
+            </w:r>
+            <w:proofErr w:type="spellEnd"/>
+            <w:r>
+              <w:rPr>
+                <w:rFonts w:ascii="맑은 고딕" w:eastAsia="맑은 고딕" w:hAnsi="맑은 고딕" w:cs="맑은 고딕"/>
+                <w:color w:val="1C2B36"/>
+                <w:sz w:val="16"/>
+                <w:szCs w:val="16"/>
+              </w:rPr>
+              <w:t xml:space="preserve"> 반영.</w:t>
             </w:r>
           </w:p>
         </w:tc>
@@ -26429,7 +28536,27 @@
                 <w:sz w:val="16"/>
                 <w:szCs w:val="16"/>
               </w:rPr>
-              <w:t>관리국과 시민들이 균열 내부 단독 진입을 요구하는 컷씬 종료.</w:t>
+              <w:t xml:space="preserve">관리국과 시민들이 균열 내부 단독 진입을 요구하는 </w:t>
+            </w:r>
+            <w:proofErr w:type="spellStart"/>
+            <w:r>
+              <w:rPr>
+                <w:rFonts w:ascii="맑은 고딕" w:eastAsia="맑은 고딕" w:hAnsi="맑은 고딕" w:cs="맑은 고딕"/>
+                <w:color w:val="1C2B36"/>
+                <w:sz w:val="16"/>
+                <w:szCs w:val="16"/>
+              </w:rPr>
+              <w:t>컷씬</w:t>
+            </w:r>
+            <w:proofErr w:type="spellEnd"/>
+            <w:r>
+              <w:rPr>
+                <w:rFonts w:ascii="맑은 고딕" w:eastAsia="맑은 고딕" w:hAnsi="맑은 고딕" w:cs="맑은 고딕"/>
+                <w:color w:val="1C2B36"/>
+                <w:sz w:val="16"/>
+                <w:szCs w:val="16"/>
+              </w:rPr>
+              <w:t xml:space="preserve"> 종료.</w:t>
             </w:r>
           </w:p>
         </w:tc>
@@ -26503,7 +28630,27 @@
                 <w:sz w:val="16"/>
                 <w:szCs w:val="16"/>
               </w:rPr>
-              <w:t>엔딩 분기 출력. 자아 마모도, 서브 퀘스트 도움 기록, 기억 단서 수집률에 따른 반응 변화.</w:t>
+              <w:t xml:space="preserve">엔딩 분기 출력. 자아 마모도, 서브 퀘스트 도움 기록, 기억 단서 </w:t>
+            </w:r>
+            <w:proofErr w:type="spellStart"/>
+            <w:r>
+              <w:rPr>
+                <w:rFonts w:ascii="맑은 고딕" w:eastAsia="맑은 고딕" w:hAnsi="맑은 고딕" w:cs="맑은 고딕"/>
+                <w:color w:val="1C2B36"/>
+                <w:sz w:val="16"/>
+                <w:szCs w:val="16"/>
+              </w:rPr>
+              <w:t>수집률에</w:t>
+            </w:r>
+            <w:proofErr w:type="spellEnd"/>
+            <w:r>
+              <w:rPr>
+                <w:rFonts w:ascii="맑은 고딕" w:eastAsia="맑은 고딕" w:hAnsi="맑은 고딕" w:cs="맑은 고딕"/>
+                <w:color w:val="1C2B36"/>
+                <w:sz w:val="16"/>
+                <w:szCs w:val="16"/>
+              </w:rPr>
+              <w:t xml:space="preserve"> 따른 반응 변화.</w:t>
             </w:r>
           </w:p>
         </w:tc>
@@ -26526,13 +28673,23 @@
           <w:rFonts w:ascii="맑은 고딕" w:eastAsia="맑은 고딕" w:hAnsi="맑은 고딕" w:cs="맑은 고딕"/>
         </w:rPr>
       </w:pPr>
+      <w:proofErr w:type="gramStart"/>
       <w:r>
         <w:rPr>
           <w:rFonts w:ascii="맑은 고딕" w:eastAsia="맑은 고딕" w:hAnsi="맑은 고딕" w:cs="맑은 고딕"/>
           <w:b/>
           <w:color w:val="0F4C75"/>
         </w:rPr>
-        <w:t xml:space="preserve">★  엔딩 분기 참고  </w:t>
+        <w:t>★  엔딩</w:t>
+      </w:r>
+      <w:proofErr w:type="gramEnd"/>
+      <w:r>
+        <w:rPr>
+          <w:rFonts w:ascii="맑은 고딕" w:eastAsia="맑은 고딕" w:hAnsi="맑은 고딕" w:cs="맑은 고딕"/>
+          <w:b/>
+          <w:color w:val="0F4C75"/>
+        </w:rPr>
+        <w:t xml:space="preserve"> 분기 참고  </w:t>
       </w:r>
     </w:p>
     <w:tbl>
@@ -26702,7 +28859,27 @@
                 <w:sz w:val="16"/>
                 <w:szCs w:val="16"/>
               </w:rPr>
-              <w:t>높을수록 한해가 스스로를 지우는 선택에 가까워지며, 화면/대사 연출이 불안정해진다.</w:t>
+              <w:t xml:space="preserve">높을수록 </w:t>
+            </w:r>
+            <w:proofErr w:type="gramStart"/>
+            <w:r>
+              <w:rPr>
+                <w:rFonts w:ascii="맑은 고딕" w:eastAsia="맑은 고딕" w:hAnsi="맑은 고딕" w:cs="맑은 고딕"/>
+                <w:color w:val="1C2B36"/>
+                <w:sz w:val="16"/>
+                <w:szCs w:val="16"/>
+              </w:rPr>
+              <w:t>한해가</w:t>
+            </w:r>
+            <w:proofErr w:type="gramEnd"/>
+            <w:r>
+              <w:rPr>
+                <w:rFonts w:ascii="맑은 고딕" w:eastAsia="맑은 고딕" w:hAnsi="맑은 고딕" w:cs="맑은 고딕"/>
+                <w:color w:val="1C2B36"/>
+                <w:sz w:val="16"/>
+                <w:szCs w:val="16"/>
+              </w:rPr>
+              <w:t xml:space="preserve"> 스스로를 지우는 선택에 가까워지며, 화면/대사 연출이 불안정해진다.</w:t>
             </w:r>
           </w:p>
         </w:tc>
@@ -26782,7 +28959,47 @@
                 <w:sz w:val="16"/>
                 <w:szCs w:val="16"/>
               </w:rPr>
-              <w:t>서브 퀘스트로 도움받은 NPC가 많을수록 Q5에서 한해의 단독 희생에 반대하는 목소리가 생긴다.</w:t>
+              <w:t xml:space="preserve">서브 퀘스트로 </w:t>
+            </w:r>
+            <w:proofErr w:type="spellStart"/>
+            <w:r>
+              <w:rPr>
+                <w:rFonts w:ascii="맑은 고딕" w:eastAsia="맑은 고딕" w:hAnsi="맑은 고딕" w:cs="맑은 고딕"/>
+                <w:color w:val="1C2B36"/>
+                <w:sz w:val="16"/>
+                <w:szCs w:val="16"/>
+              </w:rPr>
+              <w:t>도움받은</w:t>
+            </w:r>
+            <w:proofErr w:type="spellEnd"/>
+            <w:r>
+              <w:rPr>
+                <w:rFonts w:ascii="맑은 고딕" w:eastAsia="맑은 고딕" w:hAnsi="맑은 고딕" w:cs="맑은 고딕"/>
+                <w:color w:val="1C2B36"/>
+                <w:sz w:val="16"/>
+                <w:szCs w:val="16"/>
+              </w:rPr>
+              <w:t xml:space="preserve"> NPC가 많을수록 Q5에서 </w:t>
+            </w:r>
+            <w:proofErr w:type="gramStart"/>
+            <w:r>
+              <w:rPr>
+                <w:rFonts w:ascii="맑은 고딕" w:eastAsia="맑은 고딕" w:hAnsi="맑은 고딕" w:cs="맑은 고딕"/>
+                <w:color w:val="1C2B36"/>
+                <w:sz w:val="16"/>
+                <w:szCs w:val="16"/>
+              </w:rPr>
+              <w:t>한해의</w:t>
+            </w:r>
+            <w:proofErr w:type="gramEnd"/>
+            <w:r>
+              <w:rPr>
+                <w:rFonts w:ascii="맑은 고딕" w:eastAsia="맑은 고딕" w:hAnsi="맑은 고딕" w:cs="맑은 고딕"/>
+                <w:color w:val="1C2B36"/>
+                <w:sz w:val="16"/>
+                <w:szCs w:val="16"/>
+              </w:rPr>
+              <w:t xml:space="preserve"> 단독 희생에 반대하는 목소리가 생긴다.</w:t>
             </w:r>
           </w:p>
         </w:tc>
@@ -26825,8 +29042,20 @@
                 <w:sz w:val="16"/>
                 <w:szCs w:val="16"/>
               </w:rPr>
-              <w:t>기억 단서 수집률</w:t>
-            </w:r>
+              <w:t xml:space="preserve">기억 단서 </w:t>
+            </w:r>
+            <w:proofErr w:type="spellStart"/>
+            <w:r>
+              <w:rPr>
+                <w:rFonts w:ascii="맑은 고딕" w:eastAsia="맑은 고딕" w:hAnsi="맑은 고딕" w:cs="맑은 고딕"/>
+                <w:b/>
+                <w:color w:val="1C2B36"/>
+                <w:sz w:val="16"/>
+                <w:szCs w:val="16"/>
+              </w:rPr>
+              <w:t>수집률</w:t>
+            </w:r>
+            <w:proofErr w:type="spellEnd"/>
           </w:p>
         </w:tc>
         <w:tc>
@@ -26862,7 +29091,27 @@
                 <w:sz w:val="16"/>
                 <w:szCs w:val="16"/>
               </w:rPr>
-              <w:t>Q4 폐교 단서 수집률이 높을수록 괴물의 정체와 균열의 진실을 더 명확하게 이해한다.</w:t>
+              <w:t xml:space="preserve">Q4 폐교 단서 </w:t>
+            </w:r>
+            <w:proofErr w:type="spellStart"/>
+            <w:r>
+              <w:rPr>
+                <w:rFonts w:ascii="맑은 고딕" w:eastAsia="맑은 고딕" w:hAnsi="맑은 고딕" w:cs="맑은 고딕"/>
+                <w:color w:val="1C2B36"/>
+                <w:sz w:val="16"/>
+                <w:szCs w:val="16"/>
+              </w:rPr>
+              <w:t>수집률이</w:t>
+            </w:r>
+            <w:proofErr w:type="spellEnd"/>
+            <w:r>
+              <w:rPr>
+                <w:rFonts w:ascii="맑은 고딕" w:eastAsia="맑은 고딕" w:hAnsi="맑은 고딕" w:cs="맑은 고딕"/>
+                <w:color w:val="1C2B36"/>
+                <w:sz w:val="16"/>
+                <w:szCs w:val="16"/>
+              </w:rPr>
+              <w:t xml:space="preserve"> 높을수록 괴물의 정체와 균열의 진실을 더 명확하게 이해한다.</w:t>
             </w:r>
           </w:p>
         </w:tc>
@@ -26966,7 +29215,7 @@
 </file>
 
 <file path=word/endnotes.xml><?xml version="1.0" encoding="utf-8"?>
-<w:endnotes xmlns:wpc="http://schemas.microsoft.com/office/word/2010/wordprocessingCanvas" xmlns:cx="http://schemas.microsoft.com/office/drawing/2014/chartex" xmlns:mc="http://schemas.openxmlformats.org/markup-compatibility/2006" xmlns:o="urn:schemas-microsoft-com:office:office" xmlns:r="http://schemas.openxmlformats.org/officeDocument/2006/relationships" xmlns:m="http://schemas.openxmlformats.org/officeDocument/2006/math" xmlns:v="urn:schemas-microsoft-com:vml" xmlns:wp14="http://schemas.microsoft.com/office/word/2010/wordprocessingDrawing" xmlns:wp="http://schemas.openxmlformats.org/drawingml/2006/wordprocessingDrawing" xmlns:w10="urn:schemas-microsoft-com:office:word" xmlns:w="http://schemas.openxmlformats.org/wordprocessingml/2006/main" xmlns:w14="http://schemas.microsoft.com/office/word/2010/wordml" xmlns:w15="http://schemas.microsoft.com/office/word/2012/wordml" xmlns:w16se="http://schemas.microsoft.com/office/word/2015/wordml/symex" xmlns:wpg="http://schemas.microsoft.com/office/word/2010/wordprocessingGroup" xmlns:wpi="http://schemas.microsoft.com/office/word/2010/wordprocessingInk" xmlns:wne="http://schemas.microsoft.com/office/word/2006/wordml" xmlns:wps="http://schemas.microsoft.com/office/word/2010/wordprocessingShape" mc:Ignorable="w14 w15 w16se wp14">
+<w:endnotes xmlns:wpc="http://schemas.microsoft.com/office/word/2010/wordprocessingCanvas" xmlns:cx="http://schemas.microsoft.com/office/drawing/2014/chartex" xmlns:cx1="http://schemas.microsoft.com/office/drawing/2015/9/8/chartex" xmlns:cx2="http://schemas.microsoft.com/office/drawing/2015/10/21/chartex" xmlns:cx3="http://schemas.microsoft.com/office/drawing/2016/5/9/chartex" xmlns:cx4="http://schemas.microsoft.com/office/drawing/2016/5/10/chartex" xmlns:cx5="http://schemas.microsoft.com/office/drawing/2016/5/11/chartex" xmlns:cx6="http://schemas.microsoft.com/office/drawing/2016/5/12/chartex" xmlns:cx7="http://schemas.microsoft.com/office/drawing/2016/5/13/chartex" xmlns:cx8="http://schemas.microsoft.com/office/drawing/2016/5/14/chartex" xmlns:mc="http://schemas.openxmlformats.org/markup-compatibility/2006" xmlns:aink="http://schemas.microsoft.com/office/drawing/2016/ink" xmlns:am3d="http://schemas.microsoft.com/office/drawing/2017/model3d" xmlns:o="urn:schemas-microsoft-com:office:office" xmlns:r="http://schemas.openxmlformats.org/officeDocument/2006/relationships" xmlns:m="http://schemas.openxmlformats.org/officeDocument/2006/math" xmlns:v="urn:schemas-microsoft-com:vml" xmlns:wp14="http://schemas.microsoft.com/office/word/2010/wordprocessingDrawing" xmlns:wp="http://schemas.openxmlformats.org/drawingml/2006/wordprocessingDrawing" xmlns:w10="urn:schemas-microsoft-com:office:word" xmlns:w="http://schemas.openxmlformats.org/wordprocessingml/2006/main" xmlns:w14="http://schemas.microsoft.com/office/word/2010/wordml" xmlns:w15="http://schemas.microsoft.com/office/word/2012/wordml" xmlns:w16cex="http://schemas.microsoft.com/office/word/2018/wordml/cex" xmlns:w16cid="http://schemas.microsoft.com/office/word/2016/wordml/cid" xmlns:w16="http://schemas.microsoft.com/office/word/2018/wordml" xmlns:w16sdtdh="http://schemas.microsoft.com/office/word/2020/wordml/sdtdatahash" xmlns:w16se="http://schemas.microsoft.com/office/word/2015/wordml/symex" xmlns:wpg="http://schemas.microsoft.com/office/word/2010/wordprocessingGroup" xmlns:wpi="http://schemas.microsoft.com/office/word/2010/wordprocessingInk" xmlns:wne="http://schemas.microsoft.com/office/word/2006/wordml" xmlns:wps="http://schemas.microsoft.com/office/word/2010/wordprocessingShape" mc:Ignorable="w14 w15 w16se w16cid w16 w16cex w16sdtdh wp14">
   <w:endnote w:type="separator" w:id="-1">
     <w:p>
       <w:pPr>
@@ -26991,7 +29240,7 @@
 </file>
 
 <file path=word/footnotes.xml><?xml version="1.0" encoding="utf-8"?>
-<w:footnotes xmlns:wpc="http://schemas.microsoft.com/office/word/2010/wordprocessingCanvas" xmlns:cx="http://schemas.microsoft.com/office/drawing/2014/chartex" xmlns:mc="http://schemas.openxmlformats.org/markup-compatibility/2006" xmlns:o="urn:schemas-microsoft-com:office:office" xmlns:r="http://schemas.openxmlformats.org/officeDocument/2006/relationships" xmlns:m="http://schemas.openxmlformats.org/officeDocument/2006/math" xmlns:v="urn:schemas-microsoft-com:vml" xmlns:wp14="http://schemas.microsoft.com/office/word/2010/wordprocessingDrawing" xmlns:wp="http://schemas.openxmlformats.org/drawingml/2006/wordprocessingDrawing" xmlns:w10="urn:schemas-microsoft-com:office:word" xmlns:w="http://schemas.openxmlformats.org/wordprocessingml/2006/main" xmlns:w14="http://schemas.microsoft.com/office/word/2010/wordml" xmlns:w15="http://schemas.microsoft.com/office/word/2012/wordml" xmlns:w16se="http://schemas.microsoft.com/office/word/2015/wordml/symex" xmlns:wpg="http://schemas.microsoft.com/office/word/2010/wordprocessingGroup" xmlns:wpi="http://schemas.microsoft.com/office/word/2010/wordprocessingInk" xmlns:wne="http://schemas.microsoft.com/office/word/2006/wordml" xmlns:wps="http://schemas.microsoft.com/office/word/2010/wordprocessingShape" mc:Ignorable="w14 w15 w16se wp14">
+<w:footnotes xmlns:wpc="http://schemas.microsoft.com/office/word/2010/wordprocessingCanvas" xmlns:cx="http://schemas.microsoft.com/office/drawing/2014/chartex" xmlns:cx1="http://schemas.microsoft.com/office/drawing/2015/9/8/chartex" xmlns:cx2="http://schemas.microsoft.com/office/drawing/2015/10/21/chartex" xmlns:cx3="http://schemas.microsoft.com/office/drawing/2016/5/9/chartex" xmlns:cx4="http://schemas.microsoft.com/office/drawing/2016/5/10/chartex" xmlns:cx5="http://schemas.microsoft.com/office/drawing/2016/5/11/chartex" xmlns:cx6="http://schemas.microsoft.com/office/drawing/2016/5/12/chartex" xmlns:cx7="http://schemas.microsoft.com/office/drawing/2016/5/13/chartex" xmlns:cx8="http://schemas.microsoft.com/office/drawing/2016/5/14/chartex" xmlns:mc="http://schemas.openxmlformats.org/markup-compatibility/2006" xmlns:aink="http://schemas.microsoft.com/office/drawing/2016/ink" xmlns:am3d="http://schemas.microsoft.com/office/drawing/2017/model3d" xmlns:o="urn:schemas-microsoft-com:office:office" xmlns:r="http://schemas.openxmlformats.org/officeDocument/2006/relationships" xmlns:m="http://schemas.openxmlformats.org/officeDocument/2006/math" xmlns:v="urn:schemas-microsoft-com:vml" xmlns:wp14="http://schemas.microsoft.com/office/word/2010/wordprocessingDrawing" xmlns:wp="http://schemas.openxmlformats.org/drawingml/2006/wordprocessingDrawing" xmlns:w10="urn:schemas-microsoft-com:office:word" xmlns:w="http://schemas.openxmlformats.org/wordprocessingml/2006/main" xmlns:w14="http://schemas.microsoft.com/office/word/2010/wordml" xmlns:w15="http://schemas.microsoft.com/office/word/2012/wordml" xmlns:w16cex="http://schemas.microsoft.com/office/word/2018/wordml/cex" xmlns:w16cid="http://schemas.microsoft.com/office/word/2016/wordml/cid" xmlns:w16="http://schemas.microsoft.com/office/word/2018/wordml" xmlns:w16sdtdh="http://schemas.microsoft.com/office/word/2020/wordml/sdtdatahash" xmlns:w16se="http://schemas.microsoft.com/office/word/2015/wordml/symex" xmlns:wpg="http://schemas.microsoft.com/office/word/2010/wordprocessingGroup" xmlns:wpi="http://schemas.microsoft.com/office/word/2010/wordprocessingInk" xmlns:wne="http://schemas.microsoft.com/office/word/2006/wordml" xmlns:wps="http://schemas.microsoft.com/office/word/2010/wordprocessingShape" mc:Ignorable="w14 w15 w16se w16cid w16 w16cex w16sdtdh wp14">
   <w:footnote w:type="separator" w:id="-1">
     <w:p>
       <w:pPr>
@@ -27016,7 +29265,7 @@
 </file>
 
 <file path=word/styles.xml><?xml version="1.0" encoding="utf-8"?>
-<w:styles xmlns:mc="http://schemas.openxmlformats.org/markup-compatibility/2006" xmlns:r="http://schemas.openxmlformats.org/officeDocument/2006/relationships" xmlns:w="http://schemas.openxmlformats.org/wordprocessingml/2006/main" xmlns:w14="http://schemas.microsoft.com/office/word/2010/wordml" xmlns:w15="http://schemas.microsoft.com/office/word/2012/wordml" xmlns:w16se="http://schemas.microsoft.com/office/word/2015/wordml/symex" mc:Ignorable="w14 w15 w16se">
+<w:styles xmlns:mc="http://schemas.openxmlformats.org/markup-compatibility/2006" xmlns:r="http://schemas.openxmlformats.org/officeDocument/2006/relationships" xmlns:w="http://schemas.openxmlformats.org/wordprocessingml/2006/main" xmlns:w14="http://schemas.microsoft.com/office/word/2010/wordml" xmlns:w15="http://schemas.microsoft.com/office/word/2012/wordml" xmlns:w16cex="http://schemas.microsoft.com/office/word/2018/wordml/cex" xmlns:w16cid="http://schemas.microsoft.com/office/word/2016/wordml/cid" xmlns:w16="http://schemas.microsoft.com/office/word/2018/wordml" xmlns:w16sdtdh="http://schemas.microsoft.com/office/word/2020/wordml/sdtdatahash" xmlns:w16se="http://schemas.microsoft.com/office/word/2015/wordml/symex" mc:Ignorable="w14 w15 w16se w16cid w16 w16cex w16sdtdh">
   <w:docDefaults>
     <w:rPrDefault>
       <w:rPr>
@@ -27033,7 +29282,7 @@
       </w:pPr>
     </w:pPrDefault>
   </w:docDefaults>
-  <w:latentStyles w:defLockedState="0" w:defUIPriority="0" w:defSemiHidden="0" w:defUnhideWhenUsed="0" w:defQFormat="0" w:count="371">
+  <w:latentStyles w:defLockedState="0" w:defUIPriority="0" w:defSemiHidden="0" w:defUnhideWhenUsed="0" w:defQFormat="0" w:count="376">
     <w:lsdException w:name="Normal" w:qFormat="1"/>
     <w:lsdException w:name="heading 1" w:uiPriority="9" w:qFormat="1"/>
     <w:lsdException w:name="heading 2" w:semiHidden="1" w:uiPriority="9" w:unhideWhenUsed="1" w:qFormat="1"/>
@@ -27139,7 +29388,7 @@
     <w:lsdException w:name="HTML Sample" w:semiHidden="1" w:uiPriority="99" w:unhideWhenUsed="1"/>
     <w:lsdException w:name="HTML Typewriter" w:semiHidden="1" w:uiPriority="99" w:unhideWhenUsed="1"/>
     <w:lsdException w:name="HTML Variable" w:semiHidden="1" w:uiPriority="99" w:unhideWhenUsed="1"/>
-    <w:lsdException w:name="Normal Table" w:semiHidden="1" w:uiPriority="99" w:unhideWhenUsed="1"/>
+    <w:lsdException w:name="Normal Table" w:uiPriority="99"/>
     <w:lsdException w:name="annotation subject" w:semiHidden="1" w:uiPriority="99" w:unhideWhenUsed="1"/>
     <w:lsdException w:name="No List" w:semiHidden="1" w:uiPriority="99" w:unhideWhenUsed="1"/>
     <w:lsdException w:name="Outline List 1" w:semiHidden="1" w:uiPriority="99" w:unhideWhenUsed="1"/>
@@ -27182,11 +29431,11 @@
     <w:lsdException w:name="Table Contemporary" w:semiHidden="1" w:uiPriority="99" w:unhideWhenUsed="1"/>
     <w:lsdException w:name="Table Elegant" w:semiHidden="1" w:uiPriority="99" w:unhideWhenUsed="1"/>
     <w:lsdException w:name="Table Professional" w:semiHidden="1" w:uiPriority="99" w:unhideWhenUsed="1"/>
-    <w:lsdException w:name="Table Subtle 1" w:semiHidden="1" w:uiPriority="99" w:unhideWhenUsed="1"/>
+    <w:lsdException w:name="Table Subtle 1" w:uiPriority="99"/>
     <w:lsdException w:name="Table Subtle 2" w:semiHidden="1" w:uiPriority="99" w:unhideWhenUsed="1"/>
     <w:lsdException w:name="Table Web 1" w:semiHidden="1" w:uiPriority="99" w:unhideWhenUsed="1"/>
-    <w:lsdException w:name="Table Web 2" w:semiHidden="1" w:uiPriority="99" w:unhideWhenUsed="1"/>
-    <w:lsdException w:name="Table Web 3" w:semiHidden="1" w:uiPriority="99" w:unhideWhenUsed="1"/>
+    <w:lsdException w:name="Table Web 2" w:uiPriority="99"/>
+    <w:lsdException w:name="Table Web 3" w:uiPriority="99"/>
     <w:lsdException w:name="Balloon Text" w:semiHidden="1" w:uiPriority="99" w:unhideWhenUsed="1"/>
     <w:lsdException w:name="Table Theme" w:semiHidden="1" w:uiPriority="99" w:unhideWhenUsed="1"/>
     <w:lsdException w:name="Placeholder Text" w:semiHidden="1" w:uiPriority="99"/>
@@ -27206,10 +29455,6 @@
     <w:lsdException w:name="Colorful List"/>
     <w:lsdException w:name="Colorful Grid"/>
     <w:lsdException w:name="Light Shading Accent 1"/>
-    <w:lsdException w:name="Light List Accent 1"/>
-    <w:lsdException w:name="Light Grid Accent 1"/>
-    <w:lsdException w:name="Medium Shading 1 Accent 1"/>
-    <w:lsdException w:name="Medium Shading 2 Accent 1"/>
     <w:lsdException w:name="Medium List 1 Accent 1"/>
     <w:lsdException w:name="Revision" w:semiHidden="1" w:uiPriority="99"/>
     <w:lsdException w:name="List Paragraph" w:qFormat="1"/>
@@ -27288,11 +29533,6 @@
     <w:lsdException w:name="Medium List 2 Accent 6"/>
     <w:lsdException w:name="Medium Grid 1 Accent 6"/>
     <w:lsdException w:name="Medium Grid 2 Accent 6"/>
-    <w:lsdException w:name="Medium Grid 3 Accent 6"/>
-    <w:lsdException w:name="Dark List Accent 6"/>
-    <w:lsdException w:name="Colorful Shading Accent 6"/>
-    <w:lsdException w:name="Colorful List Accent 6"/>
-    <w:lsdException w:name="Colorful Grid Accent 6"/>
     <w:lsdException w:name="Subtle Emphasis" w:uiPriority="85" w:qFormat="1"/>
     <w:lsdException w:name="Intense Emphasis" w:qFormat="1"/>
     <w:lsdException w:name="Subtle Reference" w:qFormat="1"/>
@@ -27300,6 +29540,11 @@
     <w:lsdException w:name="Book Title" w:qFormat="1"/>
     <w:lsdException w:name="Bibliography" w:semiHidden="1" w:unhideWhenUsed="1"/>
     <w:lsdException w:name="TOC Heading" w:semiHidden="1" w:unhideWhenUsed="1" w:qFormat="1"/>
+    <w:lsdException w:name="Mention" w:semiHidden="1" w:uiPriority="99" w:unhideWhenUsed="1"/>
+    <w:lsdException w:name="Smart Hyperlink" w:semiHidden="1" w:uiPriority="99" w:unhideWhenUsed="1"/>
+    <w:lsdException w:name="Hashtag" w:semiHidden="1" w:uiPriority="99" w:unhideWhenUsed="1"/>
+    <w:lsdException w:name="Unresolved Mention" w:semiHidden="1" w:uiPriority="99" w:unhideWhenUsed="1"/>
+    <w:lsdException w:name="Smart Link" w:semiHidden="1" w:uiPriority="99" w:unhideWhenUsed="1"/>
   </w:latentStyles>
   <w:style w:type="paragraph" w:default="1" w:styleId="a">
     <w:name w:val="Normal"/>
